--- a/files/dennis_larsson_cv.docx
+++ b/files/dennis_larsson_cv.docx
@@ -9,16 +9,16 @@
           <w:tab w:val="right" w:pos="9026"/>
         </w:tabs>
         <w:rPr>
-          <w:rFonts w:ascii="LM Roman 10" w:hAnsi="LM Roman 10" w:cs="Arial"/>
+          <w:rFonts w:ascii="DM Sans" w:hAnsi="DM Sans" w:cs="Arial"/>
           <w:bCs/>
           <w:sz w:val="20"/>
           <w:szCs w:val="20"/>
-          <w:lang w:val="de-DE"/>
-        </w:rPr>
-      </w:pPr>
-      <w:r>
-        <w:rPr>
-          <w:rFonts w:ascii="LM Roman 10" w:hAnsi="LM Roman 10" w:cs="Arial"/>
+          <w:lang w:val="nl-NL"/>
+        </w:rPr>
+      </w:pPr>
+      <w:r>
+        <w:rPr>
+          <w:rFonts w:ascii="DM Sans" w:hAnsi="DM Sans" w:cs="Arial"/>
           <w:b/>
           <w:sz w:val="32"/>
           <w:szCs w:val="28"/>
@@ -26,15 +26,27 @@
         </w:rPr>
         <w:tab/>
       </w:r>
-      <w:r>
-        <w:rPr>
-          <w:rFonts w:ascii="LM Roman 10" w:hAnsi="LM Roman 10" w:cs="Arial"/>
+      <w:proofErr w:type="spellStart"/>
+      <w:r>
+        <w:rPr>
+          <w:rFonts w:ascii="DM Sans" w:hAnsi="DM Sans" w:cs="Arial"/>
           <w:bCs/>
           <w:sz w:val="20"/>
           <w:szCs w:val="20"/>
-          <w:lang w:val="de-DE"/>
-        </w:rPr>
-        <w:t>Schwanenweg 24</w:t>
+          <w:lang w:val="nl-NL"/>
+        </w:rPr>
+        <w:t>Schwanenweg</w:t>
+      </w:r>
+      <w:proofErr w:type="spellEnd"/>
+      <w:r>
+        <w:rPr>
+          <w:rFonts w:ascii="DM Sans" w:hAnsi="DM Sans" w:cs="Arial"/>
+          <w:bCs/>
+          <w:sz w:val="20"/>
+          <w:szCs w:val="20"/>
+          <w:lang w:val="nl-NL"/>
+        </w:rPr>
+        <w:t xml:space="preserve"> 24</w:t>
       </w:r>
     </w:p>
     <w:p>
@@ -44,7 +56,7 @@
           <w:tab w:val="right" w:pos="9026"/>
         </w:tabs>
         <w:rPr>
-          <w:rFonts w:ascii="LM Roman 10" w:hAnsi="LM Roman 10" w:cs="Arial"/>
+          <w:rFonts w:ascii="DM Sans" w:hAnsi="DM Sans" w:cs="Arial"/>
           <w:b/>
           <w:sz w:val="20"/>
           <w:szCs w:val="20"/>
@@ -53,7 +65,7 @@
       </w:pPr>
       <w:r>
         <w:rPr>
-          <w:rFonts w:ascii="LM Roman 10" w:hAnsi="LM Roman 10" w:cs="Arial"/>
+          <w:rFonts w:ascii="DM Sans" w:hAnsi="DM Sans" w:cs="Arial"/>
           <w:bCs/>
           <w:noProof/>
           <w:sz w:val="20"/>
@@ -112,8 +124,8 @@
                           <w:p>
                             <w:pPr>
                               <w:rPr>
-                                <w:sz w:val="44"/>
-                                <w:szCs w:val="44"/>
+                                <w:sz w:val="48"/>
+                                <w:szCs w:val="48"/>
                                 <w:lang w:val="de-DE"/>
                               </w:rPr>
                             </w:pPr>
@@ -121,8 +133,8 @@
                               <w:rPr>
                                 <w:rFonts w:ascii="LM Roman 10" w:hAnsi="LM Roman 10" w:cs="Arial"/>
                                 <w:b/>
-                                <w:sz w:val="42"/>
-                                <w:szCs w:val="48"/>
+                                <w:sz w:val="44"/>
+                                <w:szCs w:val="52"/>
                                 <w:lang w:val="de-DE"/>
                               </w:rPr>
                               <w:t>Dennis E O Larsson</w:t>
@@ -160,8 +172,8 @@
                     <w:p>
                       <w:pPr>
                         <w:rPr>
-                          <w:sz w:val="44"/>
-                          <w:szCs w:val="44"/>
+                          <w:sz w:val="48"/>
+                          <w:szCs w:val="48"/>
                           <w:lang w:val="de-DE"/>
                         </w:rPr>
                       </w:pPr>
@@ -169,8 +181,8 @@
                         <w:rPr>
                           <w:rFonts w:ascii="LM Roman 10" w:hAnsi="LM Roman 10" w:cs="Arial"/>
                           <w:b/>
-                          <w:sz w:val="42"/>
-                          <w:szCs w:val="48"/>
+                          <w:sz w:val="44"/>
+                          <w:szCs w:val="52"/>
                           <w:lang w:val="de-DE"/>
                         </w:rPr>
                         <w:t>Dennis E O Larsson</w:t>
@@ -185,74 +197,91 @@
       </w:r>
       <w:r>
         <w:rPr>
-          <w:rFonts w:ascii="LM Roman 10" w:hAnsi="LM Roman 10" w:cs="Arial"/>
-          <w:bCs/>
-          <w:sz w:val="20"/>
-          <w:szCs w:val="20"/>
-          <w:lang w:val="de-DE"/>
-        </w:rPr>
-        <w:tab/>
-      </w:r>
-      <w:r>
-        <w:rPr>
-          <w:rFonts w:ascii="LM Roman 10" w:hAnsi="LM Roman 10" w:cs="Arial"/>
+          <w:rFonts w:ascii="DM Sans" w:hAnsi="DM Sans" w:cs="Arial"/>
           <w:bCs/>
           <w:sz w:val="20"/>
           <w:szCs w:val="20"/>
           <w:lang w:val="nl-NL"/>
         </w:rPr>
-        <w:t>House U26</w:t>
-      </w:r>
-      <w:r>
-        <w:rPr>
-          <w:rFonts w:ascii="LM Roman 10" w:hAnsi="LM Roman 10" w:cs="Arial"/>
+        <w:tab/>
+      </w:r>
+      <w:r>
+        <w:rPr>
+          <w:rFonts w:ascii="DM Sans" w:hAnsi="DM Sans" w:cs="Arial"/>
           <w:bCs/>
           <w:sz w:val="20"/>
           <w:szCs w:val="20"/>
           <w:lang w:val="nl-NL"/>
         </w:rPr>
-        <w:t>, 2</w:t>
-      </w:r>
-      <w:r>
-        <w:rPr>
-          <w:rFonts w:ascii="LM Roman 10" w:hAnsi="LM Roman 10" w:cs="Arial"/>
+        <w:t>House U26, 24105</w:t>
+      </w:r>
+      <w:r>
+        <w:rPr>
+          <w:rFonts w:ascii="DM Sans" w:hAnsi="DM Sans" w:cs="Arial"/>
           <w:bCs/>
           <w:sz w:val="20"/>
           <w:szCs w:val="20"/>
           <w:lang w:val="nl-NL"/>
         </w:rPr>
-        <w:t>4105</w:t>
-      </w:r>
-      <w:r>
-        <w:rPr>
-          <w:rFonts w:ascii="LM Roman 10" w:hAnsi="LM Roman 10" w:cs="Arial"/>
+        <w:t xml:space="preserve"> </w:t>
+      </w:r>
+      <w:r>
+        <w:rPr>
+          <w:rFonts w:ascii="DM Sans" w:hAnsi="DM Sans" w:cs="Arial"/>
           <w:bCs/>
           <w:sz w:val="20"/>
           <w:szCs w:val="20"/>
           <w:lang w:val="nl-NL"/>
         </w:rPr>
-        <w:t xml:space="preserve"> </w:t>
-      </w:r>
-      <w:r>
-        <w:rPr>
-          <w:rFonts w:ascii="LM Roman 10" w:hAnsi="LM Roman 10" w:cs="Arial"/>
+        <w:t>Kiel</w:t>
+      </w:r>
+      <w:r>
+        <w:rPr>
+          <w:rFonts w:ascii="DM Sans" w:hAnsi="DM Sans" w:cs="Arial"/>
           <w:bCs/>
           <w:sz w:val="20"/>
           <w:szCs w:val="20"/>
           <w:lang w:val="nl-NL"/>
         </w:rPr>
-        <w:t>Kiel</w:t>
-      </w:r>
-      <w:r>
-        <w:rPr>
-          <w:rFonts w:ascii="LM Roman 10" w:hAnsi="LM Roman 10" w:cs="Arial"/>
+        <w:t>, Germany</w:t>
+      </w:r>
+    </w:p>
+    <w:p>
+      <w:pPr>
+        <w:pStyle w:val="NoSpacing"/>
+        <w:tabs>
+          <w:tab w:val="right" w:pos="9026"/>
+        </w:tabs>
+        <w:rPr>
+          <w:rFonts w:ascii="DM Sans" w:hAnsi="DM Sans" w:cs="Arial"/>
           <w:bCs/>
           <w:sz w:val="20"/>
           <w:szCs w:val="20"/>
           <w:lang w:val="nl-NL"/>
         </w:rPr>
-        <w:t>, Germany</w:t>
-      </w:r>
+      </w:pPr>
+      <w:r>
+        <w:rPr>
+          <w:rFonts w:ascii="DM Sans" w:hAnsi="DM Sans" w:cs="Arial"/>
+          <w:bCs/>
+          <w:sz w:val="20"/>
+          <w:szCs w:val="20"/>
+          <w:lang w:val="nl-NL"/>
+        </w:rPr>
+        <w:tab/>
+      </w:r>
+      <w:proofErr w:type="gramStart"/>
+      <w:r>
+        <w:rPr>
+          <w:rFonts w:ascii="DM Sans" w:hAnsi="DM Sans" w:cs="Arial"/>
+          <w:bCs/>
+          <w:sz w:val="20"/>
+          <w:szCs w:val="20"/>
+          <w:lang w:val="nl-NL"/>
+        </w:rPr>
+        <w:t>dennis.larsson@uksh.de</w:t>
+      </w:r>
+      <w:proofErr w:type="gramEnd"/>
     </w:p>
     <w:p>
       <w:pPr>
@@ -261,35 +290,31 @@
           <w:tab w:val="right" w:pos="9026"/>
         </w:tabs>
         <w:rPr>
-          <w:rFonts w:ascii="LM Roman 10" w:hAnsi="LM Roman 10" w:cs="Arial"/>
+          <w:rFonts w:ascii="DM Sans" w:hAnsi="DM Sans" w:cs="Arial"/>
+          <w:bCs/>
+          <w:sz w:val="20"/>
+          <w:szCs w:val="20"/>
+        </w:rPr>
+      </w:pPr>
+      <w:r>
+        <w:rPr>
+          <w:rFonts w:ascii="DM Sans" w:hAnsi="DM Sans" w:cs="Arial"/>
           <w:bCs/>
           <w:sz w:val="20"/>
           <w:szCs w:val="20"/>
           <w:lang w:val="nl-NL"/>
         </w:rPr>
-      </w:pPr>
-      <w:r>
-        <w:rPr>
-          <w:rFonts w:ascii="LM Roman 10" w:hAnsi="LM Roman 10" w:cs="Arial"/>
+        <w:tab/>
+      </w:r>
+      <w:r>
+        <w:rPr>
+          <w:rFonts w:ascii="DM Sans" w:hAnsi="DM Sans" w:cs="Arial"/>
           <w:bCs/>
           <w:sz w:val="20"/>
           <w:szCs w:val="20"/>
-          <w:lang w:val="nl-NL"/>
-        </w:rPr>
-        <w:tab/>
-      </w:r>
-      <w:proofErr w:type="gramStart"/>
-      <w:r>
-        <w:rPr>
-          <w:rFonts w:ascii="LM Roman 10" w:hAnsi="LM Roman 10" w:cs="Arial"/>
-          <w:bCs/>
-          <w:sz w:val="20"/>
-          <w:szCs w:val="20"/>
-          <w:lang w:val="nl-NL"/>
-        </w:rPr>
-        <w:t>dennis.larsson@uksh.de</w:t>
-      </w:r>
-      <w:proofErr w:type="gramEnd"/>
+        </w:rPr>
+        <w:t>denniseolarsson.github.io</w:t>
+      </w:r>
     </w:p>
     <w:p>
       <w:pPr>
@@ -298,80 +323,43 @@
           <w:tab w:val="right" w:pos="9026"/>
         </w:tabs>
         <w:rPr>
-          <w:rFonts w:ascii="LM Roman 10" w:hAnsi="LM Roman 10" w:cs="Arial"/>
+          <w:rFonts w:ascii="DM Sans" w:hAnsi="DM Sans" w:cs="Arial"/>
           <w:bCs/>
           <w:sz w:val="20"/>
           <w:szCs w:val="20"/>
-          <w:lang w:val="nl-NL"/>
-        </w:rPr>
-      </w:pPr>
-      <w:r>
-        <w:rPr>
-          <w:rFonts w:ascii="LM Roman 10" w:hAnsi="LM Roman 10" w:cs="Arial"/>
+        </w:rPr>
+      </w:pPr>
+      <w:r>
+        <w:rPr>
+          <w:rFonts w:ascii="DM Sans" w:hAnsi="DM Sans" w:cs="Arial"/>
           <w:bCs/>
           <w:sz w:val="20"/>
           <w:szCs w:val="20"/>
-          <w:lang w:val="nl-NL"/>
         </w:rPr>
         <w:tab/>
       </w:r>
-      <w:proofErr w:type="gramStart"/>
-      <w:r>
-        <w:rPr>
-          <w:rFonts w:ascii="LM Roman 10" w:hAnsi="LM Roman 10" w:cs="Arial"/>
+      <w:r>
+        <w:rPr>
+          <w:rFonts w:ascii="DM Sans" w:hAnsi="DM Sans" w:cs="Arial"/>
           <w:bCs/>
           <w:sz w:val="20"/>
           <w:szCs w:val="20"/>
-          <w:lang w:val="nl-NL"/>
-        </w:rPr>
-        <w:t>denniseolarsson.github.io</w:t>
-      </w:r>
-      <w:proofErr w:type="gramEnd"/>
+        </w:rPr>
+        <w:t>Last updated: February 2026</w:t>
+      </w:r>
     </w:p>
     <w:p>
       <w:pPr>
         <w:pStyle w:val="NoSpacing"/>
-        <w:tabs>
-          <w:tab w:val="right" w:pos="9026"/>
-        </w:tabs>
-        <w:rPr>
-          <w:rFonts w:ascii="LM Roman 10" w:hAnsi="LM Roman 10" w:cs="Arial"/>
-          <w:bCs/>
-          <w:sz w:val="20"/>
-          <w:szCs w:val="20"/>
-        </w:rPr>
-      </w:pPr>
-      <w:r>
-        <w:rPr>
-          <w:rFonts w:ascii="LM Roman 10" w:hAnsi="LM Roman 10" w:cs="Arial"/>
-          <w:bCs/>
-          <w:sz w:val="20"/>
-          <w:szCs w:val="20"/>
-        </w:rPr>
-        <w:tab/>
-      </w:r>
-      <w:r>
-        <w:rPr>
-          <w:rFonts w:ascii="LM Roman 10" w:hAnsi="LM Roman 10" w:cs="Arial"/>
-          <w:bCs/>
-          <w:sz w:val="20"/>
-          <w:szCs w:val="20"/>
-        </w:rPr>
-        <w:t>Last updated: February 2026</w:t>
-      </w:r>
-    </w:p>
-    <w:p>
-      <w:pPr>
-        <w:pStyle w:val="NoSpacing"/>
-        <w:jc w:val="both"/>
-        <w:rPr>
-          <w:rFonts w:ascii="LM Roman 10" w:hAnsi="LM Roman 10" w:cs="Arial"/>
+        <w:jc w:val="both"/>
+        <w:rPr>
+          <w:rFonts w:ascii="DM Sans" w:hAnsi="DM Sans" w:cs="Arial"/>
           <w:b/>
         </w:rPr>
       </w:pPr>
       <w:r>
         <w:rPr>
-          <w:rFonts w:ascii="LM Roman 10" w:hAnsi="LM Roman 10" w:cs="Arial"/>
+          <w:rFonts w:ascii="DM Sans" w:hAnsi="DM Sans" w:cs="Arial"/>
           <w:b/>
           <w:sz w:val="28"/>
           <w:szCs w:val="28"/>
@@ -380,7 +368,7 @@
       </w:r>
       <w:r>
         <w:rPr>
-          <w:rFonts w:ascii="LM Roman 10" w:hAnsi="LM Roman 10" w:cs="Arial"/>
+          <w:rFonts w:ascii="DM Sans" w:hAnsi="DM Sans" w:cs="Arial"/>
           <w:b/>
           <w:sz w:val="28"/>
           <w:szCs w:val="28"/>
@@ -389,7 +377,7 @@
       </w:r>
       <w:r>
         <w:rPr>
-          <w:rFonts w:ascii="LM Roman 10" w:hAnsi="LM Roman 10" w:cs="Arial"/>
+          <w:rFonts w:ascii="DM Sans" w:hAnsi="DM Sans" w:cs="Arial"/>
           <w:b/>
           <w:sz w:val="28"/>
           <w:szCs w:val="28"/>
@@ -398,7 +386,7 @@
       </w:r>
       <w:r>
         <w:rPr>
-          <w:rFonts w:ascii="LM Roman 10" w:hAnsi="LM Roman 10" w:cs="Arial"/>
+          <w:rFonts w:ascii="DM Sans" w:hAnsi="DM Sans" w:cs="Arial"/>
           <w:b/>
           <w:sz w:val="28"/>
           <w:szCs w:val="28"/>
@@ -414,13 +402,13 @@
         </w:pBdr>
         <w:jc w:val="both"/>
         <w:rPr>
-          <w:rFonts w:ascii="LM Roman 10" w:hAnsi="LM Roman 10" w:cs="Arial"/>
+          <w:rFonts w:ascii="DM Sans" w:hAnsi="DM Sans" w:cs="Arial"/>
           <w:b/>
         </w:rPr>
       </w:pPr>
       <w:r>
         <w:rPr>
-          <w:rFonts w:ascii="LM Roman 10" w:hAnsi="LM Roman 10" w:cs="Arial"/>
+          <w:rFonts w:ascii="DM Sans" w:hAnsi="DM Sans" w:cs="Arial"/>
           <w:b/>
         </w:rPr>
         <w:t>EDUCATION</w:t>
@@ -436,15 +424,15 @@
         <w:spacing w:before="240"/>
         <w:jc w:val="both"/>
         <w:rPr>
-          <w:rFonts w:ascii="LM Roman 10" w:eastAsia="Yu Mincho" w:hAnsi="LM Roman 10"/>
-          <w:sz w:val="22"/>
-          <w:szCs w:val="22"/>
-          <w:lang w:val="en-GB"/>
-        </w:rPr>
-      </w:pPr>
-      <w:r>
-        <w:rPr>
-          <w:rFonts w:ascii="LM Roman 10" w:eastAsia="Yu Mincho" w:hAnsi="LM Roman 10"/>
+          <w:rFonts w:ascii="DM Sans" w:eastAsia="Yu Mincho" w:hAnsi="DM Sans"/>
+          <w:sz w:val="22"/>
+          <w:szCs w:val="22"/>
+          <w:lang w:val="en-GB"/>
+        </w:rPr>
+      </w:pPr>
+      <w:r>
+        <w:rPr>
+          <w:rFonts w:ascii="DM Sans" w:eastAsia="Yu Mincho" w:hAnsi="DM Sans"/>
           <w:sz w:val="22"/>
           <w:szCs w:val="22"/>
           <w:lang w:val="en-GB"/>
@@ -453,7 +441,7 @@
       </w:r>
       <w:r>
         <w:rPr>
-          <w:rFonts w:ascii="LM Roman 10" w:eastAsia="Yu Mincho" w:hAnsi="LM Roman 10"/>
+          <w:rFonts w:ascii="DM Sans" w:eastAsia="Yu Mincho" w:hAnsi="DM Sans"/>
           <w:sz w:val="22"/>
           <w:szCs w:val="22"/>
           <w:lang w:val="en-GB"/>
@@ -462,7 +450,7 @@
       </w:r>
       <w:r>
         <w:rPr>
-          <w:rFonts w:ascii="LM Roman 10" w:eastAsia="Yu Mincho" w:hAnsi="LM Roman 10"/>
+          <w:rFonts w:ascii="DM Sans" w:eastAsia="Yu Mincho" w:hAnsi="DM Sans"/>
           <w:sz w:val="22"/>
           <w:szCs w:val="22"/>
           <w:lang w:val="en-GB"/>
@@ -471,7 +459,7 @@
       </w:r>
       <w:r>
         <w:rPr>
-          <w:rFonts w:ascii="LM Roman 10" w:eastAsia="Yu Mincho" w:hAnsi="LM Roman 10"/>
+          <w:rFonts w:ascii="DM Sans" w:eastAsia="Yu Mincho" w:hAnsi="DM Sans"/>
           <w:sz w:val="22"/>
           <w:szCs w:val="22"/>
           <w:lang w:val="en-GB"/>
@@ -480,7 +468,7 @@
       </w:r>
       <w:r>
         <w:rPr>
-          <w:rFonts w:ascii="LM Roman 10" w:eastAsia="Yu Mincho" w:hAnsi="LM Roman 10"/>
+          <w:rFonts w:ascii="DM Sans" w:eastAsia="Yu Mincho" w:hAnsi="DM Sans"/>
           <w:b/>
           <w:sz w:val="22"/>
           <w:szCs w:val="22"/>
@@ -498,7 +486,7 @@
         </w:tabs>
         <w:jc w:val="both"/>
         <w:rPr>
-          <w:rFonts w:ascii="LM Roman 10" w:eastAsia="Yu Mincho" w:hAnsi="LM Roman 10"/>
+          <w:rFonts w:ascii="DM Sans" w:eastAsia="Yu Mincho" w:hAnsi="DM Sans"/>
           <w:i/>
           <w:iCs/>
           <w:sz w:val="22"/>
@@ -508,7 +496,7 @@
       </w:pPr>
       <w:r>
         <w:rPr>
-          <w:rFonts w:ascii="LM Roman 10" w:eastAsia="Yu Mincho" w:hAnsi="LM Roman 10"/>
+          <w:rFonts w:ascii="DM Sans" w:eastAsia="Yu Mincho" w:hAnsi="DM Sans"/>
           <w:sz w:val="22"/>
           <w:szCs w:val="22"/>
           <w:lang w:val="en-GB"/>
@@ -517,7 +505,7 @@
       </w:r>
       <w:r>
         <w:rPr>
-          <w:rFonts w:ascii="LM Roman 10" w:eastAsia="Yu Mincho" w:hAnsi="LM Roman 10"/>
+          <w:rFonts w:ascii="DM Sans" w:eastAsia="Yu Mincho" w:hAnsi="DM Sans"/>
           <w:i/>
           <w:iCs/>
           <w:sz w:val="22"/>
@@ -528,7 +516,7 @@
       </w:r>
       <w:r>
         <w:rPr>
-          <w:rFonts w:ascii="LM Roman 10" w:eastAsia="Yu Mincho" w:hAnsi="LM Roman 10"/>
+          <w:rFonts w:ascii="DM Sans" w:eastAsia="Yu Mincho" w:hAnsi="DM Sans"/>
           <w:i/>
           <w:iCs/>
           <w:sz w:val="22"/>
@@ -539,7 +527,7 @@
       </w:r>
       <w:r>
         <w:rPr>
-          <w:rFonts w:ascii="LM Roman 10" w:eastAsia="Yu Mincho" w:hAnsi="LM Roman 10"/>
+          <w:rFonts w:ascii="DM Sans" w:eastAsia="Yu Mincho" w:hAnsi="DM Sans"/>
           <w:i/>
           <w:iCs/>
           <w:sz w:val="22"/>
@@ -558,15 +546,15 @@
         </w:tabs>
         <w:jc w:val="both"/>
         <w:rPr>
-          <w:rFonts w:ascii="LM Roman 10" w:eastAsia="Yu Mincho" w:hAnsi="LM Roman 10"/>
-          <w:sz w:val="22"/>
-          <w:szCs w:val="22"/>
-          <w:lang w:val="en-GB"/>
-        </w:rPr>
-      </w:pPr>
-      <w:r>
-        <w:rPr>
-          <w:rFonts w:ascii="LM Roman 10" w:eastAsia="Yu Mincho" w:hAnsi="LM Roman 10"/>
+          <w:rFonts w:ascii="DM Sans" w:eastAsia="Yu Mincho" w:hAnsi="DM Sans"/>
+          <w:sz w:val="22"/>
+          <w:szCs w:val="22"/>
+          <w:lang w:val="en-GB"/>
+        </w:rPr>
+      </w:pPr>
+      <w:r>
+        <w:rPr>
+          <w:rFonts w:ascii="DM Sans" w:eastAsia="Yu Mincho" w:hAnsi="DM Sans"/>
           <w:sz w:val="22"/>
           <w:szCs w:val="22"/>
           <w:lang w:val="en-GB"/>
@@ -585,15 +573,15 @@
         <w:ind w:left="2565"/>
         <w:jc w:val="both"/>
         <w:rPr>
-          <w:rFonts w:ascii="LM Roman 10" w:eastAsia="Yu Mincho" w:hAnsi="LM Roman 10"/>
-          <w:sz w:val="22"/>
-          <w:szCs w:val="22"/>
-          <w:lang w:val="en-GB"/>
-        </w:rPr>
-      </w:pPr>
-      <w:r>
-        <w:rPr>
-          <w:rFonts w:ascii="LM Roman 10" w:eastAsia="Yu Mincho" w:hAnsi="LM Roman 10"/>
+          <w:rFonts w:ascii="DM Sans" w:eastAsia="Yu Mincho" w:hAnsi="DM Sans"/>
+          <w:sz w:val="22"/>
+          <w:szCs w:val="22"/>
+          <w:lang w:val="en-GB"/>
+        </w:rPr>
+      </w:pPr>
+      <w:r>
+        <w:rPr>
+          <w:rFonts w:ascii="DM Sans" w:eastAsia="Yu Mincho" w:hAnsi="DM Sans"/>
           <w:sz w:val="22"/>
           <w:szCs w:val="22"/>
           <w:lang w:val="en-GB"/>
@@ -610,15 +598,15 @@
         </w:tabs>
         <w:jc w:val="both"/>
         <w:rPr>
-          <w:rFonts w:ascii="LM Roman 10" w:eastAsia="Yu Mincho" w:hAnsi="LM Roman 10"/>
-          <w:sz w:val="22"/>
-          <w:szCs w:val="22"/>
-          <w:lang w:val="en-GB"/>
-        </w:rPr>
-      </w:pPr>
-      <w:r>
-        <w:rPr>
-          <w:rFonts w:ascii="LM Roman 10" w:eastAsia="Yu Mincho" w:hAnsi="LM Roman 10"/>
+          <w:rFonts w:ascii="DM Sans" w:eastAsia="Yu Mincho" w:hAnsi="DM Sans"/>
+          <w:sz w:val="22"/>
+          <w:szCs w:val="22"/>
+          <w:lang w:val="en-GB"/>
+        </w:rPr>
+      </w:pPr>
+      <w:r>
+        <w:rPr>
+          <w:rFonts w:ascii="DM Sans" w:eastAsia="Yu Mincho" w:hAnsi="DM Sans"/>
           <w:sz w:val="22"/>
           <w:szCs w:val="22"/>
           <w:lang w:val="en-GB"/>
@@ -628,7 +616,7 @@
       </w:r>
       <w:r>
         <w:rPr>
-          <w:rFonts w:ascii="LM Roman 10" w:eastAsia="Yu Mincho" w:hAnsi="LM Roman 10"/>
+          <w:rFonts w:ascii="DM Sans" w:eastAsia="Yu Mincho" w:hAnsi="DM Sans"/>
           <w:sz w:val="22"/>
           <w:szCs w:val="22"/>
           <w:lang w:val="en-GB"/>
@@ -637,7 +625,7 @@
       </w:r>
       <w:r>
         <w:rPr>
-          <w:rFonts w:ascii="LM Roman 10" w:eastAsia="Yu Mincho" w:hAnsi="LM Roman 10"/>
+          <w:rFonts w:ascii="DM Sans" w:eastAsia="Yu Mincho" w:hAnsi="DM Sans"/>
           <w:sz w:val="22"/>
           <w:szCs w:val="22"/>
           <w:lang w:val="en-GB"/>
@@ -654,7 +642,7 @@
         </w:tabs>
         <w:jc w:val="both"/>
         <w:rPr>
-          <w:rFonts w:ascii="LM Roman 10" w:eastAsia="Yu Mincho" w:hAnsi="LM Roman 10"/>
+          <w:rFonts w:ascii="DM Sans" w:eastAsia="Yu Mincho" w:hAnsi="DM Sans"/>
           <w:sz w:val="22"/>
           <w:szCs w:val="22"/>
           <w:lang w:val="en-GB"/>
@@ -670,7 +658,7 @@
         </w:tabs>
         <w:jc w:val="both"/>
         <w:rPr>
-          <w:rFonts w:ascii="LM Roman 10" w:eastAsia="Yu Mincho" w:hAnsi="LM Roman 10"/>
+          <w:rFonts w:ascii="DM Sans" w:eastAsia="Yu Mincho" w:hAnsi="DM Sans"/>
           <w:b/>
           <w:sz w:val="22"/>
           <w:szCs w:val="22"/>
@@ -679,7 +667,7 @@
       </w:pPr>
       <w:r>
         <w:rPr>
-          <w:rFonts w:ascii="LM Roman 10" w:eastAsia="Yu Mincho" w:hAnsi="LM Roman 10"/>
+          <w:rFonts w:ascii="DM Sans" w:eastAsia="Yu Mincho" w:hAnsi="DM Sans"/>
           <w:sz w:val="22"/>
           <w:szCs w:val="22"/>
           <w:lang w:val="en-GB"/>
@@ -688,7 +676,7 @@
       </w:r>
       <w:r>
         <w:rPr>
-          <w:rFonts w:ascii="LM Roman 10" w:eastAsia="Yu Mincho" w:hAnsi="LM Roman 10"/>
+          <w:rFonts w:ascii="DM Sans" w:eastAsia="Yu Mincho" w:hAnsi="DM Sans"/>
           <w:b/>
           <w:sz w:val="22"/>
           <w:szCs w:val="22"/>
@@ -707,7 +695,7 @@
         </w:tabs>
         <w:jc w:val="both"/>
         <w:rPr>
-          <w:rFonts w:ascii="LM Roman 10" w:eastAsia="Yu Mincho" w:hAnsi="LM Roman 10"/>
+          <w:rFonts w:ascii="DM Sans" w:eastAsia="Yu Mincho" w:hAnsi="DM Sans"/>
           <w:i/>
           <w:iCs/>
           <w:sz w:val="22"/>
@@ -717,7 +705,7 @@
       </w:pPr>
       <w:r>
         <w:rPr>
-          <w:rFonts w:ascii="LM Roman 10" w:eastAsia="Yu Mincho" w:hAnsi="LM Roman 10"/>
+          <w:rFonts w:ascii="DM Sans" w:eastAsia="Yu Mincho" w:hAnsi="DM Sans"/>
           <w:b/>
           <w:sz w:val="22"/>
           <w:szCs w:val="22"/>
@@ -728,7 +716,7 @@
       <w:proofErr w:type="spellStart"/>
       <w:r>
         <w:rPr>
-          <w:rFonts w:ascii="LM Roman 10" w:eastAsia="Yu Mincho" w:hAnsi="LM Roman 10"/>
+          <w:rFonts w:ascii="DM Sans" w:eastAsia="Yu Mincho" w:hAnsi="DM Sans"/>
           <w:i/>
           <w:iCs/>
           <w:sz w:val="22"/>
@@ -740,7 +728,7 @@
       <w:proofErr w:type="spellEnd"/>
       <w:r>
         <w:rPr>
-          <w:rFonts w:ascii="LM Roman 10" w:eastAsia="Yu Mincho" w:hAnsi="LM Roman 10"/>
+          <w:rFonts w:ascii="DM Sans" w:eastAsia="Yu Mincho" w:hAnsi="DM Sans"/>
           <w:i/>
           <w:iCs/>
           <w:sz w:val="22"/>
@@ -751,7 +739,7 @@
       </w:r>
       <w:r>
         <w:rPr>
-          <w:rFonts w:ascii="LM Roman 10" w:eastAsia="Yu Mincho" w:hAnsi="LM Roman 10"/>
+          <w:rFonts w:ascii="DM Sans" w:eastAsia="Yu Mincho" w:hAnsi="DM Sans"/>
           <w:i/>
           <w:iCs/>
           <w:sz w:val="22"/>
@@ -763,7 +751,7 @@
       <w:proofErr w:type="spellStart"/>
       <w:r>
         <w:rPr>
-          <w:rFonts w:ascii="LM Roman 10" w:eastAsia="Yu Mincho" w:hAnsi="LM Roman 10"/>
+          <w:rFonts w:ascii="DM Sans" w:eastAsia="Yu Mincho" w:hAnsi="DM Sans"/>
           <w:i/>
           <w:iCs/>
           <w:sz w:val="22"/>
@@ -775,7 +763,7 @@
       <w:proofErr w:type="spellEnd"/>
       <w:r>
         <w:rPr>
-          <w:rFonts w:ascii="LM Roman 10" w:eastAsia="Yu Mincho" w:hAnsi="LM Roman 10"/>
+          <w:rFonts w:ascii="DM Sans" w:eastAsia="Yu Mincho" w:hAnsi="DM Sans"/>
           <w:i/>
           <w:iCs/>
           <w:sz w:val="22"/>
@@ -786,7 +774,7 @@
       </w:r>
       <w:r>
         <w:rPr>
-          <w:rFonts w:ascii="LM Roman 10" w:eastAsia="Yu Mincho" w:hAnsi="LM Roman 10"/>
+          <w:rFonts w:ascii="DM Sans" w:eastAsia="Yu Mincho" w:hAnsi="DM Sans"/>
           <w:i/>
           <w:iCs/>
           <w:sz w:val="22"/>
@@ -806,15 +794,15 @@
         <w:ind w:left="2565"/>
         <w:jc w:val="both"/>
         <w:rPr>
-          <w:rFonts w:ascii="LM Roman 10" w:eastAsia="Yu Mincho" w:hAnsi="LM Roman 10"/>
-          <w:sz w:val="22"/>
-          <w:szCs w:val="22"/>
-          <w:lang w:val="en-GB"/>
-        </w:rPr>
-      </w:pPr>
-      <w:r>
-        <w:rPr>
-          <w:rFonts w:ascii="LM Roman 10" w:eastAsia="Yu Mincho" w:hAnsi="LM Roman 10"/>
+          <w:rFonts w:ascii="DM Sans" w:eastAsia="Yu Mincho" w:hAnsi="DM Sans"/>
+          <w:sz w:val="22"/>
+          <w:szCs w:val="22"/>
+          <w:lang w:val="en-GB"/>
+        </w:rPr>
+      </w:pPr>
+      <w:r>
+        <w:rPr>
+          <w:rFonts w:ascii="DM Sans" w:eastAsia="Yu Mincho" w:hAnsi="DM Sans"/>
           <w:sz w:val="22"/>
           <w:szCs w:val="22"/>
           <w:lang w:val="en-GB"/>
@@ -832,15 +820,15 @@
         <w:ind w:left="2565"/>
         <w:jc w:val="both"/>
         <w:rPr>
-          <w:rFonts w:ascii="LM Roman 10" w:eastAsia="Yu Mincho" w:hAnsi="LM Roman 10"/>
-          <w:sz w:val="22"/>
-          <w:szCs w:val="22"/>
-          <w:lang w:val="en-GB"/>
-        </w:rPr>
-      </w:pPr>
-      <w:r>
-        <w:rPr>
-          <w:rFonts w:ascii="LM Roman 10" w:eastAsia="Yu Mincho" w:hAnsi="LM Roman 10"/>
+          <w:rFonts w:ascii="DM Sans" w:eastAsia="Yu Mincho" w:hAnsi="DM Sans"/>
+          <w:sz w:val="22"/>
+          <w:szCs w:val="22"/>
+          <w:lang w:val="en-GB"/>
+        </w:rPr>
+      </w:pPr>
+      <w:r>
+        <w:rPr>
+          <w:rFonts w:ascii="DM Sans" w:eastAsia="Yu Mincho" w:hAnsi="DM Sans"/>
           <w:sz w:val="22"/>
           <w:szCs w:val="22"/>
           <w:lang w:val="en-GB"/>
@@ -849,7 +837,7 @@
       </w:r>
       <w:r>
         <w:rPr>
-          <w:rFonts w:ascii="LM Roman 10" w:eastAsia="Yu Mincho" w:hAnsi="LM Roman 10"/>
+          <w:rFonts w:ascii="DM Sans" w:eastAsia="Yu Mincho" w:hAnsi="DM Sans"/>
           <w:sz w:val="22"/>
           <w:szCs w:val="22"/>
           <w:lang w:val="en-GB"/>
@@ -858,7 +846,7 @@
       </w:r>
       <w:r>
         <w:rPr>
-          <w:rFonts w:ascii="LM Roman 10" w:eastAsia="Yu Mincho" w:hAnsi="LM Roman 10"/>
+          <w:rFonts w:ascii="DM Sans" w:eastAsia="Yu Mincho" w:hAnsi="DM Sans"/>
           <w:sz w:val="22"/>
           <w:szCs w:val="22"/>
           <w:lang w:val="en-GB"/>
@@ -867,7 +855,7 @@
       </w:r>
       <w:r>
         <w:rPr>
-          <w:rFonts w:ascii="LM Roman 10" w:eastAsia="Yu Mincho" w:hAnsi="LM Roman 10"/>
+          <w:rFonts w:ascii="DM Sans" w:eastAsia="Yu Mincho" w:hAnsi="DM Sans"/>
           <w:sz w:val="22"/>
           <w:szCs w:val="22"/>
           <w:lang w:val="en-GB"/>
@@ -876,7 +864,7 @@
       </w:r>
       <w:r>
         <w:rPr>
-          <w:rFonts w:ascii="LM Roman 10" w:eastAsia="Yu Mincho" w:hAnsi="LM Roman 10"/>
+          <w:rFonts w:ascii="DM Sans" w:eastAsia="Yu Mincho" w:hAnsi="DM Sans"/>
           <w:sz w:val="22"/>
           <w:szCs w:val="22"/>
           <w:lang w:val="en-GB"/>
@@ -885,7 +873,7 @@
       </w:r>
       <w:r>
         <w:rPr>
-          <w:rFonts w:ascii="LM Roman 10" w:eastAsia="Yu Mincho" w:hAnsi="LM Roman 10"/>
+          <w:rFonts w:ascii="DM Sans" w:eastAsia="Yu Mincho" w:hAnsi="DM Sans"/>
           <w:sz w:val="22"/>
           <w:szCs w:val="22"/>
           <w:lang w:val="en-GB"/>
@@ -894,7 +882,7 @@
       </w:r>
       <w:r>
         <w:rPr>
-          <w:rFonts w:ascii="LM Roman 10" w:eastAsia="Yu Mincho" w:hAnsi="LM Roman 10"/>
+          <w:rFonts w:ascii="DM Sans" w:eastAsia="Yu Mincho" w:hAnsi="DM Sans"/>
           <w:sz w:val="22"/>
           <w:szCs w:val="22"/>
           <w:lang w:val="en-GB"/>
@@ -903,7 +891,7 @@
       </w:r>
       <w:r>
         <w:rPr>
-          <w:rFonts w:ascii="LM Roman 10" w:eastAsia="Yu Mincho" w:hAnsi="LM Roman 10"/>
+          <w:rFonts w:ascii="DM Sans" w:eastAsia="Yu Mincho" w:hAnsi="DM Sans"/>
           <w:sz w:val="22"/>
           <w:szCs w:val="22"/>
           <w:lang w:val="en-GB"/>
@@ -912,7 +900,7 @@
       </w:r>
       <w:r>
         <w:rPr>
-          <w:rFonts w:ascii="LM Roman 10" w:eastAsia="Yu Mincho" w:hAnsi="LM Roman 10"/>
+          <w:rFonts w:ascii="DM Sans" w:eastAsia="Yu Mincho" w:hAnsi="DM Sans"/>
           <w:sz w:val="22"/>
           <w:szCs w:val="22"/>
           <w:lang w:val="en-GB"/>
@@ -921,7 +909,7 @@
       </w:r>
       <w:r>
         <w:rPr>
-          <w:rFonts w:ascii="LM Roman 10" w:eastAsia="Yu Mincho" w:hAnsi="LM Roman 10"/>
+          <w:rFonts w:ascii="DM Sans" w:eastAsia="Yu Mincho" w:hAnsi="DM Sans"/>
           <w:sz w:val="22"/>
           <w:szCs w:val="22"/>
           <w:lang w:val="en-GB"/>
@@ -930,7 +918,7 @@
       </w:r>
       <w:r>
         <w:rPr>
-          <w:rFonts w:ascii="LM Roman 10" w:eastAsia="Yu Mincho" w:hAnsi="LM Roman 10"/>
+          <w:rFonts w:ascii="DM Sans" w:eastAsia="Yu Mincho" w:hAnsi="DM Sans"/>
           <w:sz w:val="22"/>
           <w:szCs w:val="22"/>
           <w:lang w:val="en-GB"/>
@@ -939,7 +927,7 @@
       </w:r>
       <w:r>
         <w:rPr>
-          <w:rFonts w:ascii="LM Roman 10" w:eastAsia="Yu Mincho" w:hAnsi="LM Roman 10"/>
+          <w:rFonts w:ascii="DM Sans" w:eastAsia="Yu Mincho" w:hAnsi="DM Sans"/>
           <w:sz w:val="22"/>
           <w:szCs w:val="22"/>
           <w:lang w:val="en-GB"/>
@@ -948,7 +936,7 @@
       </w:r>
       <w:r>
         <w:rPr>
-          <w:rFonts w:ascii="LM Roman 10" w:eastAsia="Yu Mincho" w:hAnsi="LM Roman 10"/>
+          <w:rFonts w:ascii="DM Sans" w:eastAsia="Yu Mincho" w:hAnsi="DM Sans"/>
           <w:sz w:val="22"/>
           <w:szCs w:val="22"/>
           <w:lang w:val="en-GB"/>
@@ -957,7 +945,7 @@
       </w:r>
       <w:r>
         <w:rPr>
-          <w:rFonts w:ascii="LM Roman 10" w:eastAsia="Yu Mincho" w:hAnsi="LM Roman 10"/>
+          <w:rFonts w:ascii="DM Sans" w:eastAsia="Yu Mincho" w:hAnsi="DM Sans"/>
           <w:sz w:val="22"/>
           <w:szCs w:val="22"/>
           <w:lang w:val="en-GB"/>
@@ -966,7 +954,7 @@
       </w:r>
       <w:r>
         <w:rPr>
-          <w:rFonts w:ascii="LM Roman 10" w:eastAsia="Yu Mincho" w:hAnsi="LM Roman 10"/>
+          <w:rFonts w:ascii="DM Sans" w:eastAsia="Yu Mincho" w:hAnsi="DM Sans"/>
           <w:sz w:val="22"/>
           <w:szCs w:val="22"/>
           <w:lang w:val="en-GB"/>
@@ -984,15 +972,15 @@
         <w:ind w:left="2565"/>
         <w:jc w:val="both"/>
         <w:rPr>
-          <w:rFonts w:ascii="LM Roman 10" w:eastAsia="Yu Mincho" w:hAnsi="LM Roman 10"/>
-          <w:sz w:val="22"/>
-          <w:szCs w:val="22"/>
-          <w:lang w:val="en-GB"/>
-        </w:rPr>
-      </w:pPr>
-      <w:r>
-        <w:rPr>
-          <w:rFonts w:ascii="LM Roman 10" w:eastAsia="Yu Mincho" w:hAnsi="LM Roman 10"/>
+          <w:rFonts w:ascii="DM Sans" w:eastAsia="Yu Mincho" w:hAnsi="DM Sans"/>
+          <w:sz w:val="22"/>
+          <w:szCs w:val="22"/>
+          <w:lang w:val="en-GB"/>
+        </w:rPr>
+      </w:pPr>
+      <w:r>
+        <w:rPr>
+          <w:rFonts w:ascii="DM Sans" w:eastAsia="Yu Mincho" w:hAnsi="DM Sans"/>
           <w:sz w:val="22"/>
           <w:szCs w:val="22"/>
           <w:lang w:val="en-GB"/>
@@ -1009,7 +997,7 @@
         </w:tabs>
         <w:jc w:val="both"/>
         <w:rPr>
-          <w:rFonts w:ascii="LM Roman 10" w:eastAsia="Yu Mincho" w:hAnsi="LM Roman 10"/>
+          <w:rFonts w:ascii="DM Sans" w:eastAsia="Yu Mincho" w:hAnsi="DM Sans"/>
           <w:sz w:val="22"/>
           <w:szCs w:val="22"/>
           <w:lang w:val="en-GB"/>
@@ -1026,7 +1014,7 @@
         <w:ind w:left="2560" w:hanging="2560"/>
         <w:jc w:val="both"/>
         <w:rPr>
-          <w:rFonts w:ascii="LM Roman 10" w:eastAsia="Yu Mincho" w:hAnsi="LM Roman 10"/>
+          <w:rFonts w:ascii="DM Sans" w:eastAsia="Yu Mincho" w:hAnsi="DM Sans"/>
           <w:b/>
           <w:sz w:val="22"/>
           <w:szCs w:val="22"/>
@@ -1035,7 +1023,7 @@
       </w:pPr>
       <w:r>
         <w:rPr>
-          <w:rFonts w:ascii="LM Roman 10" w:eastAsia="Yu Mincho" w:hAnsi="LM Roman 10"/>
+          <w:rFonts w:ascii="DM Sans" w:eastAsia="Yu Mincho" w:hAnsi="DM Sans"/>
           <w:sz w:val="22"/>
           <w:szCs w:val="22"/>
           <w:lang w:val="en-GB"/>
@@ -1044,7 +1032,7 @@
       </w:r>
       <w:r>
         <w:rPr>
-          <w:rFonts w:ascii="LM Roman 10" w:eastAsia="Yu Mincho" w:hAnsi="LM Roman 10"/>
+          <w:rFonts w:ascii="DM Sans" w:eastAsia="Yu Mincho" w:hAnsi="DM Sans"/>
           <w:sz w:val="22"/>
           <w:szCs w:val="22"/>
           <w:lang w:val="en-GB"/>
@@ -1053,7 +1041,7 @@
       </w:r>
       <w:r>
         <w:rPr>
-          <w:rFonts w:ascii="LM Roman 10" w:eastAsia="Yu Mincho" w:hAnsi="LM Roman 10"/>
+          <w:rFonts w:ascii="DM Sans" w:eastAsia="Yu Mincho" w:hAnsi="DM Sans"/>
           <w:b/>
           <w:sz w:val="22"/>
           <w:szCs w:val="22"/>
@@ -1072,7 +1060,7 @@
         <w:ind w:left="2560" w:hanging="2560"/>
         <w:jc w:val="both"/>
         <w:rPr>
-          <w:rFonts w:ascii="LM Roman 10" w:eastAsia="Yu Mincho" w:hAnsi="LM Roman 10"/>
+          <w:rFonts w:ascii="DM Sans" w:eastAsia="Yu Mincho" w:hAnsi="DM Sans"/>
           <w:i/>
           <w:iCs/>
           <w:sz w:val="22"/>
@@ -1082,7 +1070,7 @@
       </w:pPr>
       <w:r>
         <w:rPr>
-          <w:rFonts w:ascii="LM Roman 10" w:eastAsia="Yu Mincho" w:hAnsi="LM Roman 10"/>
+          <w:rFonts w:ascii="DM Sans" w:eastAsia="Yu Mincho" w:hAnsi="DM Sans"/>
           <w:b/>
           <w:sz w:val="22"/>
           <w:szCs w:val="22"/>
@@ -1092,7 +1080,7 @@
       </w:r>
       <w:r>
         <w:rPr>
-          <w:rFonts w:ascii="LM Roman 10" w:eastAsia="Yu Mincho" w:hAnsi="LM Roman 10"/>
+          <w:rFonts w:ascii="DM Sans" w:eastAsia="Yu Mincho" w:hAnsi="DM Sans"/>
           <w:i/>
           <w:iCs/>
           <w:sz w:val="22"/>
@@ -1104,7 +1092,7 @@
       <w:proofErr w:type="spellStart"/>
       <w:r>
         <w:rPr>
-          <w:rFonts w:ascii="LM Roman 10" w:eastAsia="Yu Mincho" w:hAnsi="LM Roman 10"/>
+          <w:rFonts w:ascii="DM Sans" w:eastAsia="Yu Mincho" w:hAnsi="DM Sans"/>
           <w:i/>
           <w:iCs/>
           <w:sz w:val="22"/>
@@ -1116,7 +1104,7 @@
       <w:proofErr w:type="spellEnd"/>
       <w:r>
         <w:rPr>
-          <w:rFonts w:ascii="LM Roman 10" w:eastAsia="Yu Mincho" w:hAnsi="LM Roman 10"/>
+          <w:rFonts w:ascii="DM Sans" w:eastAsia="Yu Mincho" w:hAnsi="DM Sans"/>
           <w:i/>
           <w:iCs/>
           <w:sz w:val="22"/>
@@ -1128,7 +1116,7 @@
       <w:proofErr w:type="spellStart"/>
       <w:r>
         <w:rPr>
-          <w:rFonts w:ascii="LM Roman 10" w:eastAsia="Yu Mincho" w:hAnsi="LM Roman 10"/>
+          <w:rFonts w:ascii="DM Sans" w:eastAsia="Yu Mincho" w:hAnsi="DM Sans"/>
           <w:i/>
           <w:iCs/>
           <w:sz w:val="22"/>
@@ -1140,7 +1128,7 @@
       <w:proofErr w:type="spellEnd"/>
       <w:r>
         <w:rPr>
-          <w:rFonts w:ascii="LM Roman 10" w:eastAsia="Yu Mincho" w:hAnsi="LM Roman 10"/>
+          <w:rFonts w:ascii="DM Sans" w:eastAsia="Yu Mincho" w:hAnsi="DM Sans"/>
           <w:i/>
           <w:iCs/>
           <w:sz w:val="22"/>
@@ -1151,7 +1139,7 @@
       </w:r>
       <w:r>
         <w:rPr>
-          <w:rFonts w:ascii="LM Roman 10" w:eastAsia="Yu Mincho" w:hAnsi="LM Roman 10"/>
+          <w:rFonts w:ascii="DM Sans" w:eastAsia="Yu Mincho" w:hAnsi="DM Sans"/>
           <w:i/>
           <w:iCs/>
           <w:sz w:val="22"/>
@@ -1171,15 +1159,15 @@
         <w:ind w:left="2565"/>
         <w:jc w:val="both"/>
         <w:rPr>
-          <w:rFonts w:ascii="LM Roman 10" w:eastAsia="Yu Mincho" w:hAnsi="LM Roman 10"/>
-          <w:sz w:val="22"/>
-          <w:szCs w:val="22"/>
-          <w:lang w:val="en-GB"/>
-        </w:rPr>
-      </w:pPr>
-      <w:r>
-        <w:rPr>
-          <w:rFonts w:ascii="LM Roman 10" w:eastAsia="Yu Mincho" w:hAnsi="LM Roman 10"/>
+          <w:rFonts w:ascii="DM Sans" w:eastAsia="Yu Mincho" w:hAnsi="DM Sans"/>
+          <w:sz w:val="22"/>
+          <w:szCs w:val="22"/>
+          <w:lang w:val="en-GB"/>
+        </w:rPr>
+      </w:pPr>
+      <w:r>
+        <w:rPr>
+          <w:rFonts w:ascii="DM Sans" w:eastAsia="Yu Mincho" w:hAnsi="DM Sans"/>
           <w:sz w:val="22"/>
           <w:szCs w:val="22"/>
           <w:lang w:val="en-GB"/>
@@ -1196,7 +1184,7 @@
         </w:tabs>
         <w:jc w:val="both"/>
         <w:rPr>
-          <w:rFonts w:ascii="LM Roman 10" w:eastAsia="Yu Mincho" w:hAnsi="LM Roman 10"/>
+          <w:rFonts w:ascii="DM Sans" w:eastAsia="Yu Mincho" w:hAnsi="DM Sans"/>
           <w:sz w:val="22"/>
           <w:szCs w:val="22"/>
           <w:lang w:val="en-GB"/>
@@ -1211,14 +1199,16 @@
         </w:pBdr>
         <w:jc w:val="both"/>
         <w:rPr>
-          <w:rFonts w:ascii="LM Roman 10" w:hAnsi="LM Roman 10" w:cs="Arial"/>
+          <w:rFonts w:ascii="DM Sans" w:hAnsi="DM Sans" w:cs="Arial"/>
           <w:b/>
-        </w:rPr>
-      </w:pPr>
-      <w:r>
-        <w:rPr>
-          <w:rFonts w:ascii="LM Roman 10" w:hAnsi="LM Roman 10" w:cs="Arial"/>
+          <w:lang w:val="de-DE"/>
+        </w:rPr>
+      </w:pPr>
+      <w:r>
+        <w:rPr>
+          <w:rFonts w:ascii="DM Sans" w:hAnsi="DM Sans" w:cs="Arial"/>
           <w:b/>
+          <w:lang w:val="de-DE"/>
         </w:rPr>
         <w:t>EMPLOYMENT</w:t>
       </w:r>
@@ -1234,30 +1224,58 @@
         <w:ind w:left="2550" w:hanging="2550"/>
         <w:jc w:val="both"/>
         <w:rPr>
-          <w:rFonts w:ascii="LM Roman 10" w:eastAsia="Yu Mincho" w:hAnsi="LM Roman 10"/>
-          <w:sz w:val="22"/>
-          <w:szCs w:val="22"/>
-          <w:lang w:val="en-GB"/>
-        </w:rPr>
-      </w:pPr>
-      <w:r>
-        <w:rPr>
-          <w:rFonts w:ascii="LM Roman 10" w:eastAsia="Yu Mincho" w:hAnsi="LM Roman 10"/>
-          <w:sz w:val="22"/>
-          <w:szCs w:val="22"/>
-          <w:lang w:val="en-GB"/>
-        </w:rPr>
-        <w:t>01/2026 – present</w:t>
-      </w:r>
-      <w:r>
-        <w:rPr>
-          <w:rFonts w:ascii="LM Roman 10" w:eastAsia="Yu Mincho" w:hAnsi="LM Roman 10"/>
-          <w:sz w:val="22"/>
-          <w:szCs w:val="22"/>
-          <w:lang w:val="en-GB"/>
+          <w:rFonts w:ascii="DM Sans" w:eastAsia="Yu Mincho" w:hAnsi="DM Sans"/>
+          <w:sz w:val="22"/>
+          <w:szCs w:val="22"/>
+        </w:rPr>
+      </w:pPr>
+      <w:r>
+        <w:rPr>
+          <w:rFonts w:ascii="DM Sans" w:eastAsia="Yu Mincho" w:hAnsi="DM Sans"/>
+          <w:sz w:val="22"/>
+          <w:szCs w:val="22"/>
+        </w:rPr>
+        <w:t xml:space="preserve">01/2026 – </w:t>
+      </w:r>
+      <w:proofErr w:type="spellStart"/>
+      <w:r>
+        <w:rPr>
+          <w:rFonts w:ascii="DM Sans" w:eastAsia="Yu Mincho" w:hAnsi="DM Sans"/>
+          <w:sz w:val="22"/>
+          <w:szCs w:val="22"/>
+        </w:rPr>
+        <w:t>present</w:t>
+      </w:r>
+      <w:proofErr w:type="spellEnd"/>
+      <w:r>
+        <w:rPr>
+          <w:rFonts w:ascii="DM Sans" w:eastAsia="Yu Mincho" w:hAnsi="DM Sans"/>
+          <w:sz w:val="22"/>
+          <w:szCs w:val="22"/>
         </w:rPr>
         <w:tab/>
-        <w:t>Postdoctoral Research Fellow</w:t>
+      </w:r>
+      <w:proofErr w:type="spellStart"/>
+      <w:r>
+        <w:rPr>
+          <w:rFonts w:ascii="DM Sans" w:eastAsia="Yu Mincho" w:hAnsi="DM Sans"/>
+          <w:b/>
+          <w:bCs/>
+          <w:sz w:val="22"/>
+          <w:szCs w:val="22"/>
+        </w:rPr>
+        <w:t>Postdoctoral</w:t>
+      </w:r>
+      <w:proofErr w:type="spellEnd"/>
+      <w:r>
+        <w:rPr>
+          <w:rFonts w:ascii="DM Sans" w:eastAsia="Yu Mincho" w:hAnsi="DM Sans"/>
+          <w:b/>
+          <w:bCs/>
+          <w:sz w:val="22"/>
+          <w:szCs w:val="22"/>
+        </w:rPr>
+        <w:t xml:space="preserve"> Research Fellow</w:t>
       </w:r>
     </w:p>
     <w:p>
@@ -1270,7 +1288,7 @@
         <w:ind w:left="2550" w:hanging="2550"/>
         <w:jc w:val="both"/>
         <w:rPr>
-          <w:rFonts w:ascii="LM Roman 10" w:eastAsia="Yu Mincho" w:hAnsi="LM Roman 10"/>
+          <w:rFonts w:ascii="DM Sans" w:eastAsia="Yu Mincho" w:hAnsi="DM Sans"/>
           <w:i/>
           <w:iCs/>
           <w:sz w:val="22"/>
@@ -1279,42 +1297,21 @@
       </w:pPr>
       <w:r>
         <w:rPr>
-          <w:rFonts w:ascii="LM Roman 10" w:eastAsia="Yu Mincho" w:hAnsi="LM Roman 10"/>
-          <w:sz w:val="22"/>
-          <w:szCs w:val="22"/>
-          <w:lang w:val="en-GB"/>
+          <w:rFonts w:ascii="DM Sans" w:eastAsia="Yu Mincho" w:hAnsi="DM Sans"/>
+          <w:sz w:val="22"/>
+          <w:szCs w:val="22"/>
         </w:rPr>
         <w:tab/>
       </w:r>
       <w:r>
         <w:rPr>
-          <w:rFonts w:ascii="LM Roman 10" w:eastAsia="Yu Mincho" w:hAnsi="LM Roman 10"/>
+          <w:rFonts w:ascii="DM Sans" w:eastAsia="Yu Mincho" w:hAnsi="DM Sans"/>
           <w:i/>
           <w:iCs/>
           <w:sz w:val="22"/>
           <w:szCs w:val="22"/>
         </w:rPr>
-        <w:t>Institut für Kinder- und Jugendpsychiatrie, Christian-Albrechts-Universität zu Kiel</w:t>
-      </w:r>
-      <w:r>
-        <w:rPr>
-          <w:rFonts w:ascii="LM Roman 10" w:eastAsia="Yu Mincho" w:hAnsi="LM Roman 10"/>
-          <w:i/>
-          <w:iCs/>
-          <w:sz w:val="22"/>
-          <w:szCs w:val="22"/>
-        </w:rPr>
-        <w:t xml:space="preserve">, </w:t>
-      </w:r>
-      <w:r>
-        <w:rPr>
-          <w:rFonts w:ascii="LM Roman 10" w:eastAsia="Yu Mincho" w:hAnsi="LM Roman 10"/>
-          <w:i/>
-          <w:iCs/>
-          <w:sz w:val="22"/>
-          <w:szCs w:val="22"/>
-        </w:rPr>
-        <w:t>Kiel, Germany</w:t>
+        <w:t>Institut für Kinder- und Jugendpsychiatrie, Christian-Albrechts-Universität zu Kiel, Kiel, Germany</w:t>
       </w:r>
     </w:p>
     <w:p>
@@ -1327,18 +1324,27 @@
         <w:ind w:left="2550" w:hanging="2550"/>
         <w:jc w:val="both"/>
         <w:rPr>
-          <w:rFonts w:ascii="LM Roman 10" w:eastAsia="Yu Mincho" w:hAnsi="LM Roman 10"/>
-          <w:sz w:val="22"/>
-          <w:szCs w:val="22"/>
-        </w:rPr>
-      </w:pPr>
-      <w:r>
-        <w:rPr>
-          <w:rFonts w:ascii="LM Roman 10" w:eastAsia="Yu Mincho" w:hAnsi="LM Roman 10"/>
+          <w:rFonts w:ascii="DM Sans" w:eastAsia="Yu Mincho" w:hAnsi="DM Sans"/>
+          <w:sz w:val="22"/>
+          <w:szCs w:val="22"/>
+          <w:lang w:val="en-GB"/>
+        </w:rPr>
+      </w:pPr>
+      <w:r>
+        <w:rPr>
+          <w:rFonts w:ascii="DM Sans" w:eastAsia="Yu Mincho" w:hAnsi="DM Sans"/>
           <w:sz w:val="22"/>
           <w:szCs w:val="22"/>
         </w:rPr>
         <w:tab/>
+      </w:r>
+      <w:r>
+        <w:rPr>
+          <w:rFonts w:ascii="DM Sans" w:eastAsia="Yu Mincho" w:hAnsi="DM Sans"/>
+          <w:sz w:val="22"/>
+          <w:szCs w:val="22"/>
+          <w:lang w:val="en-GB"/>
+        </w:rPr>
         <w:t>Host: Prof. Michael Skeide</w:t>
       </w:r>
     </w:p>
@@ -1352,9 +1358,10 @@
         <w:ind w:left="2550" w:hanging="2550"/>
         <w:jc w:val="both"/>
         <w:rPr>
-          <w:rFonts w:ascii="LM Roman 10" w:eastAsia="Yu Mincho" w:hAnsi="LM Roman 10"/>
-          <w:sz w:val="22"/>
-          <w:szCs w:val="22"/>
+          <w:rFonts w:ascii="DM Sans" w:eastAsia="Yu Mincho" w:hAnsi="DM Sans"/>
+          <w:sz w:val="22"/>
+          <w:szCs w:val="22"/>
+          <w:lang w:val="en-GB"/>
         </w:rPr>
       </w:pPr>
     </w:p>
@@ -1368,15 +1375,15 @@
         <w:ind w:left="2550" w:hanging="2550"/>
         <w:jc w:val="both"/>
         <w:rPr>
-          <w:rFonts w:ascii="LM Roman 10" w:eastAsia="Yu Mincho" w:hAnsi="LM Roman 10"/>
-          <w:sz w:val="22"/>
-          <w:szCs w:val="22"/>
-          <w:lang w:val="en-GB"/>
-        </w:rPr>
-      </w:pPr>
-      <w:r>
-        <w:rPr>
-          <w:rFonts w:ascii="LM Roman 10" w:eastAsia="Yu Mincho" w:hAnsi="LM Roman 10"/>
+          <w:rFonts w:ascii="DM Sans" w:eastAsia="Yu Mincho" w:hAnsi="DM Sans"/>
+          <w:sz w:val="22"/>
+          <w:szCs w:val="22"/>
+          <w:lang w:val="en-GB"/>
+        </w:rPr>
+      </w:pPr>
+      <w:r>
+        <w:rPr>
+          <w:rFonts w:ascii="DM Sans" w:eastAsia="Yu Mincho" w:hAnsi="DM Sans"/>
           <w:sz w:val="22"/>
           <w:szCs w:val="22"/>
           <w:lang w:val="en-GB"/>
@@ -1385,7 +1392,7 @@
       </w:r>
       <w:r>
         <w:rPr>
-          <w:rFonts w:ascii="LM Roman 10" w:eastAsia="Yu Mincho" w:hAnsi="LM Roman 10"/>
+          <w:rFonts w:ascii="DM Sans" w:eastAsia="Yu Mincho" w:hAnsi="DM Sans"/>
           <w:sz w:val="22"/>
           <w:szCs w:val="22"/>
           <w:lang w:val="en-GB"/>
@@ -1394,7 +1401,7 @@
       </w:r>
       <w:r>
         <w:rPr>
-          <w:rFonts w:ascii="LM Roman 10" w:eastAsia="Yu Mincho" w:hAnsi="LM Roman 10"/>
+          <w:rFonts w:ascii="DM Sans" w:eastAsia="Yu Mincho" w:hAnsi="DM Sans"/>
           <w:b/>
           <w:bCs/>
           <w:sz w:val="22"/>
@@ -1405,7 +1412,7 @@
       </w:r>
       <w:r>
         <w:rPr>
-          <w:rFonts w:ascii="LM Roman 10" w:eastAsia="Yu Mincho" w:hAnsi="LM Roman 10"/>
+          <w:rFonts w:ascii="DM Sans" w:eastAsia="Yu Mincho" w:hAnsi="DM Sans"/>
           <w:sz w:val="22"/>
           <w:szCs w:val="22"/>
           <w:lang w:val="en-GB"/>
@@ -1423,7 +1430,7 @@
         <w:ind w:left="2550" w:hanging="2550"/>
         <w:jc w:val="both"/>
         <w:rPr>
-          <w:rFonts w:ascii="LM Roman 10" w:eastAsia="Yu Mincho" w:hAnsi="LM Roman 10"/>
+          <w:rFonts w:ascii="DM Sans" w:eastAsia="Yu Mincho" w:hAnsi="DM Sans"/>
           <w:i/>
           <w:iCs/>
           <w:sz w:val="22"/>
@@ -1433,7 +1440,7 @@
       </w:pPr>
       <w:r>
         <w:rPr>
-          <w:rFonts w:ascii="LM Roman 10" w:eastAsia="Yu Mincho" w:hAnsi="LM Roman 10"/>
+          <w:rFonts w:ascii="DM Sans" w:eastAsia="Yu Mincho" w:hAnsi="DM Sans"/>
           <w:sz w:val="22"/>
           <w:szCs w:val="22"/>
           <w:lang w:val="en-GB"/>
@@ -1442,7 +1449,7 @@
       </w:r>
       <w:r>
         <w:rPr>
-          <w:rFonts w:ascii="LM Roman 10" w:eastAsia="Yu Mincho" w:hAnsi="LM Roman 10"/>
+          <w:rFonts w:ascii="DM Sans" w:eastAsia="Yu Mincho" w:hAnsi="DM Sans"/>
           <w:i/>
           <w:iCs/>
           <w:sz w:val="22"/>
@@ -1462,7 +1469,7 @@
         <w:ind w:left="2550" w:hanging="2550"/>
         <w:jc w:val="both"/>
         <w:rPr>
-          <w:rFonts w:ascii="LM Roman 10" w:eastAsia="Yu Mincho" w:hAnsi="LM Roman 10"/>
+          <w:rFonts w:ascii="DM Sans" w:eastAsia="Yu Mincho" w:hAnsi="DM Sans"/>
           <w:sz w:val="22"/>
           <w:szCs w:val="22"/>
           <w:lang w:val="en-GB"/>
@@ -1479,15 +1486,15 @@
         <w:ind w:left="2550" w:hanging="2550"/>
         <w:jc w:val="both"/>
         <w:rPr>
-          <w:rFonts w:ascii="LM Roman 10" w:eastAsia="Yu Mincho" w:hAnsi="LM Roman 10"/>
-          <w:sz w:val="22"/>
-          <w:szCs w:val="22"/>
-          <w:lang w:val="en-GB"/>
-        </w:rPr>
-      </w:pPr>
-      <w:r>
-        <w:rPr>
-          <w:rFonts w:ascii="LM Roman 10" w:eastAsia="Yu Mincho" w:hAnsi="LM Roman 10"/>
+          <w:rFonts w:ascii="DM Sans" w:eastAsia="Yu Mincho" w:hAnsi="DM Sans"/>
+          <w:sz w:val="22"/>
+          <w:szCs w:val="22"/>
+          <w:lang w:val="en-GB"/>
+        </w:rPr>
+      </w:pPr>
+      <w:r>
+        <w:rPr>
+          <w:rFonts w:ascii="DM Sans" w:eastAsia="Yu Mincho" w:hAnsi="DM Sans"/>
           <w:sz w:val="22"/>
           <w:szCs w:val="22"/>
           <w:lang w:val="en-GB"/>
@@ -1496,7 +1503,7 @@
       </w:r>
       <w:r>
         <w:rPr>
-          <w:rFonts w:ascii="LM Roman 10" w:eastAsia="Yu Mincho" w:hAnsi="LM Roman 10"/>
+          <w:rFonts w:ascii="DM Sans" w:eastAsia="Yu Mincho" w:hAnsi="DM Sans"/>
           <w:sz w:val="22"/>
           <w:szCs w:val="22"/>
           <w:lang w:val="en-GB"/>
@@ -1505,7 +1512,7 @@
       </w:r>
       <w:r>
         <w:rPr>
-          <w:rFonts w:ascii="LM Roman 10" w:eastAsia="Yu Mincho" w:hAnsi="LM Roman 10"/>
+          <w:rFonts w:ascii="DM Sans" w:eastAsia="Yu Mincho" w:hAnsi="DM Sans"/>
           <w:sz w:val="22"/>
           <w:szCs w:val="22"/>
           <w:lang w:val="en-GB"/>
@@ -1514,7 +1521,7 @@
       </w:r>
       <w:r>
         <w:rPr>
-          <w:rFonts w:ascii="LM Roman 10" w:eastAsia="Yu Mincho" w:hAnsi="LM Roman 10"/>
+          <w:rFonts w:ascii="DM Sans" w:eastAsia="Yu Mincho" w:hAnsi="DM Sans"/>
           <w:sz w:val="22"/>
           <w:szCs w:val="22"/>
           <w:lang w:val="en-GB"/>
@@ -1523,7 +1530,7 @@
       </w:r>
       <w:r>
         <w:rPr>
-          <w:rFonts w:ascii="LM Roman 10" w:eastAsia="Yu Mincho" w:hAnsi="LM Roman 10"/>
+          <w:rFonts w:ascii="DM Sans" w:eastAsia="Yu Mincho" w:hAnsi="DM Sans"/>
           <w:b/>
           <w:bCs/>
           <w:sz w:val="22"/>
@@ -1543,7 +1550,7 @@
         <w:ind w:left="2550" w:hanging="2550"/>
         <w:jc w:val="both"/>
         <w:rPr>
-          <w:rFonts w:ascii="LM Roman 10" w:eastAsia="Yu Mincho" w:hAnsi="LM Roman 10"/>
+          <w:rFonts w:ascii="DM Sans" w:eastAsia="Yu Mincho" w:hAnsi="DM Sans"/>
           <w:i/>
           <w:iCs/>
           <w:sz w:val="22"/>
@@ -1553,7 +1560,7 @@
       </w:pPr>
       <w:r>
         <w:rPr>
-          <w:rFonts w:ascii="LM Roman 10" w:eastAsia="Yu Mincho" w:hAnsi="LM Roman 10"/>
+          <w:rFonts w:ascii="DM Sans" w:eastAsia="Yu Mincho" w:hAnsi="DM Sans"/>
           <w:sz w:val="22"/>
           <w:szCs w:val="22"/>
           <w:lang w:val="en-GB"/>
@@ -1562,7 +1569,7 @@
       </w:r>
       <w:r>
         <w:rPr>
-          <w:rFonts w:ascii="LM Roman 10" w:eastAsia="Yu Mincho" w:hAnsi="LM Roman 10"/>
+          <w:rFonts w:ascii="DM Sans" w:eastAsia="Yu Mincho" w:hAnsi="DM Sans"/>
           <w:i/>
           <w:iCs/>
           <w:sz w:val="22"/>
@@ -1574,7 +1581,7 @@
       <w:proofErr w:type="spellStart"/>
       <w:r>
         <w:rPr>
-          <w:rFonts w:ascii="LM Roman 10" w:eastAsia="Yu Mincho" w:hAnsi="LM Roman 10"/>
+          <w:rFonts w:ascii="DM Sans" w:eastAsia="Yu Mincho" w:hAnsi="DM Sans"/>
           <w:i/>
           <w:iCs/>
           <w:sz w:val="22"/>
@@ -1586,7 +1593,7 @@
       <w:proofErr w:type="spellEnd"/>
       <w:r>
         <w:rPr>
-          <w:rFonts w:ascii="LM Roman 10" w:eastAsia="Yu Mincho" w:hAnsi="LM Roman 10"/>
+          <w:rFonts w:ascii="DM Sans" w:eastAsia="Yu Mincho" w:hAnsi="DM Sans"/>
           <w:i/>
           <w:iCs/>
           <w:sz w:val="22"/>
@@ -1597,7 +1604,7 @@
       </w:r>
       <w:r>
         <w:rPr>
-          <w:rFonts w:ascii="LM Roman 10" w:eastAsia="Yu Mincho" w:hAnsi="LM Roman 10"/>
+          <w:rFonts w:ascii="DM Sans" w:eastAsia="Yu Mincho" w:hAnsi="DM Sans"/>
           <w:i/>
           <w:iCs/>
           <w:sz w:val="22"/>
@@ -1617,15 +1624,15 @@
         <w:ind w:left="2550" w:hanging="2550"/>
         <w:jc w:val="both"/>
         <w:rPr>
-          <w:rFonts w:ascii="LM Roman 10" w:eastAsia="Yu Mincho" w:hAnsi="LM Roman 10"/>
-          <w:sz w:val="22"/>
-          <w:szCs w:val="22"/>
-          <w:lang w:val="en-GB"/>
-        </w:rPr>
-      </w:pPr>
-      <w:r>
-        <w:rPr>
-          <w:rFonts w:ascii="LM Roman 10" w:eastAsia="Yu Mincho" w:hAnsi="LM Roman 10"/>
+          <w:rFonts w:ascii="DM Sans" w:eastAsia="Yu Mincho" w:hAnsi="DM Sans"/>
+          <w:sz w:val="22"/>
+          <w:szCs w:val="22"/>
+          <w:lang w:val="en-GB"/>
+        </w:rPr>
+      </w:pPr>
+      <w:r>
+        <w:rPr>
+          <w:rFonts w:ascii="DM Sans" w:eastAsia="Yu Mincho" w:hAnsi="DM Sans"/>
           <w:sz w:val="22"/>
           <w:szCs w:val="22"/>
           <w:lang w:val="en-GB"/>
@@ -1636,7 +1643,7 @@
       <w:proofErr w:type="spellStart"/>
       <w:r>
         <w:rPr>
-          <w:rFonts w:ascii="LM Roman 10" w:eastAsia="Yu Mincho" w:hAnsi="LM Roman 10"/>
+          <w:rFonts w:ascii="DM Sans" w:eastAsia="Yu Mincho" w:hAnsi="DM Sans"/>
           <w:sz w:val="22"/>
           <w:szCs w:val="22"/>
           <w:lang w:val="en-GB"/>
@@ -1646,7 +1653,7 @@
       <w:proofErr w:type="spellEnd"/>
       <w:r>
         <w:rPr>
-          <w:rFonts w:ascii="LM Roman 10" w:eastAsia="Yu Mincho" w:hAnsi="LM Roman 10"/>
+          <w:rFonts w:ascii="DM Sans" w:eastAsia="Yu Mincho" w:hAnsi="DM Sans"/>
           <w:sz w:val="22"/>
           <w:szCs w:val="22"/>
           <w:lang w:val="en-GB"/>
@@ -1664,15 +1671,15 @@
         <w:ind w:left="2550" w:hanging="2550"/>
         <w:jc w:val="both"/>
         <w:rPr>
-          <w:rFonts w:ascii="LM Roman 10" w:eastAsia="Yu Mincho" w:hAnsi="LM Roman 10"/>
-          <w:sz w:val="22"/>
-          <w:szCs w:val="22"/>
-          <w:lang w:val="en-GB"/>
-        </w:rPr>
-      </w:pPr>
-      <w:r>
-        <w:rPr>
-          <w:rFonts w:ascii="LM Roman 10" w:eastAsia="Yu Mincho" w:hAnsi="LM Roman 10"/>
+          <w:rFonts w:ascii="DM Sans" w:eastAsia="Yu Mincho" w:hAnsi="DM Sans"/>
+          <w:sz w:val="22"/>
+          <w:szCs w:val="22"/>
+          <w:lang w:val="en-GB"/>
+        </w:rPr>
+      </w:pPr>
+      <w:r>
+        <w:rPr>
+          <w:rFonts w:ascii="DM Sans" w:eastAsia="Yu Mincho" w:hAnsi="DM Sans"/>
           <w:sz w:val="22"/>
           <w:szCs w:val="22"/>
           <w:lang w:val="en-GB"/>
@@ -1682,7 +1689,7 @@
       </w:r>
       <w:r>
         <w:rPr>
-          <w:rFonts w:ascii="LM Roman 10" w:eastAsia="Yu Mincho" w:hAnsi="LM Roman 10"/>
+          <w:rFonts w:ascii="DM Sans" w:eastAsia="Yu Mincho" w:hAnsi="DM Sans"/>
           <w:sz w:val="22"/>
           <w:szCs w:val="22"/>
           <w:lang w:val="en-GB"/>
@@ -1691,7 +1698,7 @@
       </w:r>
       <w:r>
         <w:rPr>
-          <w:rFonts w:ascii="LM Roman 10" w:eastAsia="Yu Mincho" w:hAnsi="LM Roman 10"/>
+          <w:rFonts w:ascii="DM Sans" w:eastAsia="Yu Mincho" w:hAnsi="DM Sans"/>
           <w:sz w:val="22"/>
           <w:szCs w:val="22"/>
           <w:lang w:val="en-GB"/>
@@ -1710,15 +1717,15 @@
         <w:ind w:left="2550" w:hanging="2550"/>
         <w:jc w:val="both"/>
         <w:rPr>
-          <w:rFonts w:ascii="LM Roman 10" w:eastAsia="Yu Mincho" w:hAnsi="LM Roman 10"/>
-          <w:sz w:val="22"/>
-          <w:szCs w:val="22"/>
-          <w:lang w:val="en-GB"/>
-        </w:rPr>
-      </w:pPr>
-      <w:r>
-        <w:rPr>
-          <w:rFonts w:ascii="LM Roman 10" w:eastAsia="Yu Mincho" w:hAnsi="LM Roman 10"/>
+          <w:rFonts w:ascii="DM Sans" w:eastAsia="Yu Mincho" w:hAnsi="DM Sans"/>
+          <w:sz w:val="22"/>
+          <w:szCs w:val="22"/>
+          <w:lang w:val="en-GB"/>
+        </w:rPr>
+      </w:pPr>
+      <w:r>
+        <w:rPr>
+          <w:rFonts w:ascii="DM Sans" w:eastAsia="Yu Mincho" w:hAnsi="DM Sans"/>
           <w:sz w:val="22"/>
           <w:szCs w:val="22"/>
           <w:lang w:val="en-GB"/>
@@ -1727,7 +1734,7 @@
       </w:r>
       <w:r>
         <w:rPr>
-          <w:rFonts w:ascii="LM Roman 10" w:eastAsia="Yu Mincho" w:hAnsi="LM Roman 10"/>
+          <w:rFonts w:ascii="DM Sans" w:eastAsia="Yu Mincho" w:hAnsi="DM Sans"/>
           <w:sz w:val="22"/>
           <w:szCs w:val="22"/>
           <w:lang w:val="en-GB"/>
@@ -1736,7 +1743,7 @@
       </w:r>
       <w:r>
         <w:rPr>
-          <w:rFonts w:ascii="LM Roman 10" w:eastAsia="Yu Mincho" w:hAnsi="LM Roman 10"/>
+          <w:rFonts w:ascii="DM Sans" w:eastAsia="Yu Mincho" w:hAnsi="DM Sans"/>
           <w:sz w:val="22"/>
           <w:szCs w:val="22"/>
           <w:lang w:val="en-GB"/>
@@ -1745,7 +1752,7 @@
       </w:r>
       <w:r>
         <w:rPr>
-          <w:rFonts w:ascii="LM Roman 10" w:eastAsia="Yu Mincho" w:hAnsi="LM Roman 10"/>
+          <w:rFonts w:ascii="DM Sans" w:eastAsia="Yu Mincho" w:hAnsi="DM Sans"/>
           <w:sz w:val="22"/>
           <w:szCs w:val="22"/>
           <w:lang w:val="en-GB"/>
@@ -1754,7 +1761,7 @@
       </w:r>
       <w:r>
         <w:rPr>
-          <w:rFonts w:ascii="LM Roman 10" w:eastAsia="Yu Mincho" w:hAnsi="LM Roman 10"/>
+          <w:rFonts w:ascii="DM Sans" w:eastAsia="Yu Mincho" w:hAnsi="DM Sans"/>
           <w:b/>
           <w:sz w:val="22"/>
           <w:szCs w:val="22"/>
@@ -1773,7 +1780,7 @@
         <w:ind w:left="2550" w:hanging="2550"/>
         <w:jc w:val="both"/>
         <w:rPr>
-          <w:rFonts w:ascii="LM Roman 10" w:eastAsia="Yu Mincho" w:hAnsi="LM Roman 10"/>
+          <w:rFonts w:ascii="DM Sans" w:eastAsia="Yu Mincho" w:hAnsi="DM Sans"/>
           <w:i/>
           <w:iCs/>
           <w:sz w:val="22"/>
@@ -1783,7 +1790,7 @@
       </w:pPr>
       <w:r>
         <w:rPr>
-          <w:rFonts w:ascii="LM Roman 10" w:eastAsia="Yu Mincho" w:hAnsi="LM Roman 10"/>
+          <w:rFonts w:ascii="DM Sans" w:eastAsia="Yu Mincho" w:hAnsi="DM Sans"/>
           <w:sz w:val="22"/>
           <w:szCs w:val="22"/>
           <w:lang w:val="en-GB"/>
@@ -1792,7 +1799,7 @@
       </w:r>
       <w:r>
         <w:rPr>
-          <w:rFonts w:ascii="LM Roman 10" w:eastAsia="Yu Mincho" w:hAnsi="LM Roman 10"/>
+          <w:rFonts w:ascii="DM Sans" w:eastAsia="Yu Mincho" w:hAnsi="DM Sans"/>
           <w:i/>
           <w:iCs/>
           <w:sz w:val="22"/>
@@ -1803,7 +1810,7 @@
       </w:r>
       <w:r>
         <w:rPr>
-          <w:rFonts w:ascii="LM Roman 10" w:eastAsia="Yu Mincho" w:hAnsi="LM Roman 10"/>
+          <w:rFonts w:ascii="DM Sans" w:eastAsia="Yu Mincho" w:hAnsi="DM Sans"/>
           <w:i/>
           <w:iCs/>
           <w:sz w:val="22"/>
@@ -1814,7 +1821,7 @@
       </w:r>
       <w:r>
         <w:rPr>
-          <w:rFonts w:ascii="LM Roman 10" w:eastAsia="Yu Mincho" w:hAnsi="LM Roman 10"/>
+          <w:rFonts w:ascii="DM Sans" w:eastAsia="Yu Mincho" w:hAnsi="DM Sans"/>
           <w:i/>
           <w:iCs/>
           <w:sz w:val="22"/>
@@ -1834,15 +1841,15 @@
         <w:ind w:left="2550" w:hanging="2550"/>
         <w:jc w:val="both"/>
         <w:rPr>
-          <w:rFonts w:ascii="LM Roman 10" w:eastAsia="Yu Mincho" w:hAnsi="LM Roman 10"/>
-          <w:sz w:val="22"/>
-          <w:szCs w:val="22"/>
-          <w:lang w:val="en-GB"/>
-        </w:rPr>
-      </w:pPr>
-      <w:r>
-        <w:rPr>
-          <w:rFonts w:ascii="LM Roman 10" w:eastAsia="Yu Mincho" w:hAnsi="LM Roman 10"/>
+          <w:rFonts w:ascii="DM Sans" w:eastAsia="Yu Mincho" w:hAnsi="DM Sans"/>
+          <w:sz w:val="22"/>
+          <w:szCs w:val="22"/>
+          <w:lang w:val="en-GB"/>
+        </w:rPr>
+      </w:pPr>
+      <w:r>
+        <w:rPr>
+          <w:rFonts w:ascii="DM Sans" w:eastAsia="Yu Mincho" w:hAnsi="DM Sans"/>
           <w:sz w:val="22"/>
           <w:szCs w:val="22"/>
           <w:lang w:val="en-GB"/>
@@ -1852,7 +1859,7 @@
       </w:r>
       <w:r>
         <w:rPr>
-          <w:rFonts w:ascii="LM Roman 10" w:eastAsia="Yu Mincho" w:hAnsi="LM Roman 10"/>
+          <w:rFonts w:ascii="DM Sans" w:eastAsia="Yu Mincho" w:hAnsi="DM Sans"/>
           <w:sz w:val="22"/>
           <w:szCs w:val="22"/>
           <w:lang w:val="en-GB"/>
@@ -1861,7 +1868,7 @@
       </w:r>
       <w:r>
         <w:rPr>
-          <w:rFonts w:ascii="LM Roman 10" w:eastAsia="Yu Mincho" w:hAnsi="LM Roman 10"/>
+          <w:rFonts w:ascii="DM Sans" w:eastAsia="Yu Mincho" w:hAnsi="DM Sans"/>
           <w:sz w:val="22"/>
           <w:szCs w:val="22"/>
           <w:lang w:val="en-GB"/>
@@ -1870,7 +1877,7 @@
       </w:r>
       <w:r>
         <w:rPr>
-          <w:rFonts w:ascii="LM Roman 10" w:eastAsia="Yu Mincho" w:hAnsi="LM Roman 10"/>
+          <w:rFonts w:ascii="DM Sans" w:eastAsia="Yu Mincho" w:hAnsi="DM Sans"/>
           <w:sz w:val="22"/>
           <w:szCs w:val="22"/>
           <w:lang w:val="en-GB"/>
@@ -1879,7 +1886,7 @@
       </w:r>
       <w:r>
         <w:rPr>
-          <w:rFonts w:ascii="LM Roman 10" w:eastAsia="Yu Mincho" w:hAnsi="LM Roman 10"/>
+          <w:rFonts w:ascii="DM Sans" w:eastAsia="Yu Mincho" w:hAnsi="DM Sans"/>
           <w:sz w:val="22"/>
           <w:szCs w:val="22"/>
           <w:lang w:val="en-GB"/>
@@ -1889,7 +1896,7 @@
       <w:proofErr w:type="gramStart"/>
       <w:r>
         <w:rPr>
-          <w:rFonts w:ascii="LM Roman 10" w:eastAsia="Yu Mincho" w:hAnsi="LM Roman 10"/>
+          <w:rFonts w:ascii="DM Sans" w:eastAsia="Yu Mincho" w:hAnsi="DM Sans"/>
           <w:sz w:val="22"/>
           <w:szCs w:val="22"/>
           <w:lang w:val="en-GB"/>
@@ -1899,7 +1906,7 @@
       <w:proofErr w:type="gramEnd"/>
       <w:r>
         <w:rPr>
-          <w:rFonts w:ascii="LM Roman 10" w:eastAsia="Yu Mincho" w:hAnsi="LM Roman 10"/>
+          <w:rFonts w:ascii="DM Sans" w:eastAsia="Yu Mincho" w:hAnsi="DM Sans"/>
           <w:sz w:val="22"/>
           <w:szCs w:val="22"/>
           <w:lang w:val="en-GB"/>
@@ -1917,15 +1924,15 @@
         <w:ind w:left="2550" w:hanging="2550"/>
         <w:jc w:val="both"/>
         <w:rPr>
-          <w:rFonts w:ascii="LM Roman 10" w:eastAsia="Yu Mincho" w:hAnsi="LM Roman 10"/>
-          <w:sz w:val="22"/>
-          <w:szCs w:val="22"/>
-          <w:lang w:val="en-GB"/>
-        </w:rPr>
-      </w:pPr>
-      <w:r>
-        <w:rPr>
-          <w:rFonts w:ascii="LM Roman 10" w:eastAsia="Yu Mincho" w:hAnsi="LM Roman 10"/>
+          <w:rFonts w:ascii="DM Sans" w:eastAsia="Yu Mincho" w:hAnsi="DM Sans"/>
+          <w:sz w:val="22"/>
+          <w:szCs w:val="22"/>
+          <w:lang w:val="en-GB"/>
+        </w:rPr>
+      </w:pPr>
+      <w:r>
+        <w:rPr>
+          <w:rFonts w:ascii="DM Sans" w:eastAsia="Yu Mincho" w:hAnsi="DM Sans"/>
           <w:sz w:val="22"/>
           <w:szCs w:val="22"/>
           <w:lang w:val="en-GB"/>
@@ -1943,7 +1950,7 @@
         </w:tabs>
         <w:jc w:val="both"/>
         <w:rPr>
-          <w:rFonts w:ascii="LM Roman 10" w:eastAsia="Yu Mincho" w:hAnsi="LM Roman 10"/>
+          <w:rFonts w:ascii="DM Sans" w:eastAsia="Yu Mincho" w:hAnsi="DM Sans"/>
           <w:sz w:val="22"/>
           <w:szCs w:val="22"/>
           <w:lang w:val="en-GB"/>
@@ -1960,24 +1967,25 @@
         <w:ind w:left="2550" w:hanging="2550"/>
         <w:jc w:val="both"/>
         <w:rPr>
-          <w:rFonts w:ascii="LM Roman 10" w:eastAsia="Yu Mincho" w:hAnsi="LM Roman 10"/>
-          <w:sz w:val="22"/>
-          <w:szCs w:val="22"/>
-          <w:lang w:val="en-GB"/>
-        </w:rPr>
-      </w:pPr>
-      <w:r>
-        <w:rPr>
-          <w:rFonts w:ascii="LM Roman 10" w:eastAsia="Yu Mincho" w:hAnsi="LM Roman 10"/>
-          <w:sz w:val="22"/>
-          <w:szCs w:val="22"/>
-          <w:lang w:val="en-GB"/>
-        </w:rPr>
+          <w:rFonts w:ascii="DM Sans" w:eastAsia="Yu Mincho" w:hAnsi="DM Sans"/>
+          <w:sz w:val="22"/>
+          <w:szCs w:val="22"/>
+          <w:lang w:val="en-GB"/>
+        </w:rPr>
+      </w:pPr>
+      <w:r>
+        <w:rPr>
+          <w:rFonts w:ascii="DM Sans" w:eastAsia="Yu Mincho" w:hAnsi="DM Sans"/>
+          <w:sz w:val="22"/>
+          <w:szCs w:val="22"/>
+          <w:lang w:val="en-GB"/>
+        </w:rPr>
+        <w:lastRenderedPageBreak/>
         <w:t>06/2017 – 11/2017</w:t>
       </w:r>
       <w:r>
         <w:rPr>
-          <w:rFonts w:ascii="LM Roman 10" w:eastAsia="Yu Mincho" w:hAnsi="LM Roman 10"/>
+          <w:rFonts w:ascii="DM Sans" w:eastAsia="Yu Mincho" w:hAnsi="DM Sans"/>
           <w:b/>
           <w:sz w:val="22"/>
           <w:szCs w:val="22"/>
@@ -1988,7 +1996,7 @@
       </w:r>
       <w:r>
         <w:rPr>
-          <w:rFonts w:ascii="LM Roman 10" w:eastAsia="Yu Mincho" w:hAnsi="LM Roman 10"/>
+          <w:rFonts w:ascii="DM Sans" w:eastAsia="Yu Mincho" w:hAnsi="DM Sans"/>
           <w:sz w:val="22"/>
           <w:szCs w:val="22"/>
           <w:lang w:val="en-GB"/>
@@ -1998,7 +2006,7 @@
       <w:proofErr w:type="gramStart"/>
       <w:r>
         <w:rPr>
-          <w:rFonts w:ascii="LM Roman 10" w:eastAsia="Yu Mincho" w:hAnsi="LM Roman 10"/>
+          <w:rFonts w:ascii="DM Sans" w:eastAsia="Yu Mincho" w:hAnsi="DM Sans"/>
           <w:sz w:val="22"/>
           <w:szCs w:val="22"/>
           <w:lang w:val="en-GB"/>
@@ -2008,7 +2016,7 @@
       <w:proofErr w:type="gramEnd"/>
       <w:r>
         <w:rPr>
-          <w:rFonts w:ascii="LM Roman 10" w:eastAsia="Yu Mincho" w:hAnsi="LM Roman 10"/>
+          <w:rFonts w:ascii="DM Sans" w:eastAsia="Yu Mincho" w:hAnsi="DM Sans"/>
           <w:sz w:val="22"/>
           <w:szCs w:val="22"/>
           <w:lang w:val="en-GB"/>
@@ -2026,7 +2034,7 @@
         <w:ind w:left="2550" w:hanging="2550"/>
         <w:jc w:val="both"/>
         <w:rPr>
-          <w:rFonts w:ascii="LM Roman 10" w:eastAsia="Yu Mincho" w:hAnsi="LM Roman 10"/>
+          <w:rFonts w:ascii="DM Sans" w:eastAsia="Yu Mincho" w:hAnsi="DM Sans"/>
           <w:i/>
           <w:iCs/>
           <w:sz w:val="22"/>
@@ -2036,7 +2044,7 @@
       </w:pPr>
       <w:r>
         <w:rPr>
-          <w:rFonts w:ascii="LM Roman 10" w:eastAsia="Yu Mincho" w:hAnsi="LM Roman 10"/>
+          <w:rFonts w:ascii="DM Sans" w:eastAsia="Yu Mincho" w:hAnsi="DM Sans"/>
           <w:sz w:val="22"/>
           <w:szCs w:val="22"/>
           <w:lang w:val="en-GB"/>
@@ -2045,7 +2053,7 @@
       </w:r>
       <w:r>
         <w:rPr>
-          <w:rFonts w:ascii="LM Roman 10" w:eastAsia="Yu Mincho" w:hAnsi="LM Roman 10"/>
+          <w:rFonts w:ascii="DM Sans" w:eastAsia="Yu Mincho" w:hAnsi="DM Sans"/>
           <w:i/>
           <w:iCs/>
           <w:sz w:val="22"/>
@@ -2057,7 +2065,7 @@
       <w:proofErr w:type="spellStart"/>
       <w:r>
         <w:rPr>
-          <w:rFonts w:ascii="LM Roman 10" w:eastAsia="Yu Mincho" w:hAnsi="LM Roman 10"/>
+          <w:rFonts w:ascii="DM Sans" w:eastAsia="Yu Mincho" w:hAnsi="DM Sans"/>
           <w:i/>
           <w:iCs/>
           <w:sz w:val="22"/>
@@ -2068,7 +2076,7 @@
       </w:r>
       <w:r>
         <w:rPr>
-          <w:rFonts w:ascii="LM Roman 10" w:eastAsia="Yu Mincho" w:hAnsi="LM Roman 10"/>
+          <w:rFonts w:ascii="DM Sans" w:eastAsia="Yu Mincho" w:hAnsi="DM Sans"/>
           <w:i/>
           <w:iCs/>
           <w:sz w:val="22"/>
@@ -2080,7 +2088,7 @@
       <w:proofErr w:type="spellEnd"/>
       <w:r>
         <w:rPr>
-          <w:rFonts w:ascii="LM Roman 10" w:eastAsia="Yu Mincho" w:hAnsi="LM Roman 10"/>
+          <w:rFonts w:ascii="DM Sans" w:eastAsia="Yu Mincho" w:hAnsi="DM Sans"/>
           <w:i/>
           <w:iCs/>
           <w:sz w:val="22"/>
@@ -2091,7 +2099,7 @@
       </w:r>
       <w:r>
         <w:rPr>
-          <w:rFonts w:ascii="LM Roman 10" w:eastAsia="Yu Mincho" w:hAnsi="LM Roman 10"/>
+          <w:rFonts w:ascii="DM Sans" w:eastAsia="Yu Mincho" w:hAnsi="DM Sans"/>
           <w:i/>
           <w:iCs/>
           <w:sz w:val="22"/>
@@ -2111,15 +2119,15 @@
         <w:ind w:left="2550" w:hanging="2550"/>
         <w:jc w:val="both"/>
         <w:rPr>
-          <w:rFonts w:ascii="LM Roman 10" w:eastAsia="Yu Mincho" w:hAnsi="LM Roman 10"/>
-          <w:sz w:val="22"/>
-          <w:szCs w:val="22"/>
-          <w:lang w:val="en-GB"/>
-        </w:rPr>
-      </w:pPr>
-      <w:r>
-        <w:rPr>
-          <w:rFonts w:ascii="LM Roman 10" w:eastAsia="Yu Mincho" w:hAnsi="LM Roman 10"/>
+          <w:rFonts w:ascii="DM Sans" w:eastAsia="Yu Mincho" w:hAnsi="DM Sans"/>
+          <w:sz w:val="22"/>
+          <w:szCs w:val="22"/>
+          <w:lang w:val="en-GB"/>
+        </w:rPr>
+      </w:pPr>
+      <w:r>
+        <w:rPr>
+          <w:rFonts w:ascii="DM Sans" w:eastAsia="Yu Mincho" w:hAnsi="DM Sans"/>
           <w:sz w:val="22"/>
           <w:szCs w:val="22"/>
           <w:lang w:val="en-GB"/>
@@ -2130,7 +2138,7 @@
       <w:proofErr w:type="spellStart"/>
       <w:r>
         <w:rPr>
-          <w:rFonts w:ascii="LM Roman 10" w:eastAsia="Yu Mincho" w:hAnsi="LM Roman 10"/>
+          <w:rFonts w:ascii="DM Sans" w:eastAsia="Yu Mincho" w:hAnsi="DM Sans"/>
           <w:sz w:val="22"/>
           <w:szCs w:val="22"/>
           <w:lang w:val="en-GB"/>
@@ -2140,7 +2148,7 @@
       <w:proofErr w:type="spellEnd"/>
       <w:r>
         <w:rPr>
-          <w:rFonts w:ascii="LM Roman 10" w:eastAsia="Yu Mincho" w:hAnsi="LM Roman 10"/>
+          <w:rFonts w:ascii="DM Sans" w:eastAsia="Yu Mincho" w:hAnsi="DM Sans"/>
           <w:sz w:val="22"/>
           <w:szCs w:val="22"/>
           <w:lang w:val="en-GB"/>
@@ -2157,7 +2165,7 @@
         </w:tabs>
         <w:jc w:val="both"/>
         <w:rPr>
-          <w:rFonts w:ascii="LM Roman 10" w:eastAsia="Yu Mincho" w:hAnsi="LM Roman 10"/>
+          <w:rFonts w:ascii="DM Sans" w:eastAsia="Yu Mincho" w:hAnsi="DM Sans"/>
           <w:sz w:val="22"/>
           <w:szCs w:val="22"/>
           <w:lang w:val="en-GB"/>
@@ -2173,7 +2181,7 @@
         </w:tabs>
         <w:jc w:val="both"/>
         <w:rPr>
-          <w:rFonts w:ascii="LM Roman 10" w:eastAsia="Yu Mincho" w:hAnsi="LM Roman 10"/>
+          <w:rFonts w:ascii="DM Sans" w:eastAsia="Yu Mincho" w:hAnsi="DM Sans"/>
           <w:b/>
           <w:sz w:val="22"/>
           <w:szCs w:val="22"/>
@@ -2182,17 +2190,16 @@
       </w:pPr>
       <w:r>
         <w:rPr>
-          <w:rFonts w:ascii="LM Roman 10" w:eastAsia="Yu Mincho" w:hAnsi="LM Roman 10"/>
-          <w:sz w:val="22"/>
-          <w:szCs w:val="22"/>
-          <w:lang w:val="en-GB"/>
-        </w:rPr>
-        <w:lastRenderedPageBreak/>
+          <w:rFonts w:ascii="DM Sans" w:eastAsia="Yu Mincho" w:hAnsi="DM Sans"/>
+          <w:sz w:val="22"/>
+          <w:szCs w:val="22"/>
+          <w:lang w:val="en-GB"/>
+        </w:rPr>
         <w:t>03/2016 – 06/2016</w:t>
       </w:r>
       <w:r>
         <w:rPr>
-          <w:rFonts w:ascii="LM Roman 10" w:eastAsia="Yu Mincho" w:hAnsi="LM Roman 10"/>
+          <w:rFonts w:ascii="DM Sans" w:eastAsia="Yu Mincho" w:hAnsi="DM Sans"/>
           <w:b/>
           <w:sz w:val="22"/>
           <w:szCs w:val="22"/>
@@ -2211,7 +2218,7 @@
         </w:tabs>
         <w:jc w:val="both"/>
         <w:rPr>
-          <w:rFonts w:ascii="LM Roman 10" w:eastAsia="Yu Mincho" w:hAnsi="LM Roman 10"/>
+          <w:rFonts w:ascii="DM Sans" w:eastAsia="Yu Mincho" w:hAnsi="DM Sans"/>
           <w:i/>
           <w:iCs/>
           <w:sz w:val="22"/>
@@ -2221,7 +2228,7 @@
       </w:pPr>
       <w:r>
         <w:rPr>
-          <w:rFonts w:ascii="LM Roman 10" w:eastAsia="Yu Mincho" w:hAnsi="LM Roman 10"/>
+          <w:rFonts w:ascii="DM Sans" w:eastAsia="Yu Mincho" w:hAnsi="DM Sans"/>
           <w:b/>
           <w:sz w:val="22"/>
           <w:szCs w:val="22"/>
@@ -2232,7 +2239,7 @@
       <w:proofErr w:type="spellStart"/>
       <w:r>
         <w:rPr>
-          <w:rFonts w:ascii="LM Roman 10" w:eastAsia="Yu Mincho" w:hAnsi="LM Roman 10"/>
+          <w:rFonts w:ascii="DM Sans" w:eastAsia="Yu Mincho" w:hAnsi="DM Sans"/>
           <w:i/>
           <w:iCs/>
           <w:sz w:val="22"/>
@@ -2244,7 +2251,7 @@
       <w:proofErr w:type="spellEnd"/>
       <w:r>
         <w:rPr>
-          <w:rFonts w:ascii="LM Roman 10" w:eastAsia="Yu Mincho" w:hAnsi="LM Roman 10"/>
+          <w:rFonts w:ascii="DM Sans" w:eastAsia="Yu Mincho" w:hAnsi="DM Sans"/>
           <w:i/>
           <w:iCs/>
           <w:sz w:val="22"/>
@@ -2255,7 +2262,7 @@
       </w:r>
       <w:r>
         <w:rPr>
-          <w:rFonts w:ascii="LM Roman 10" w:eastAsia="Yu Mincho" w:hAnsi="LM Roman 10"/>
+          <w:rFonts w:ascii="DM Sans" w:eastAsia="Yu Mincho" w:hAnsi="DM Sans"/>
           <w:i/>
           <w:iCs/>
           <w:sz w:val="22"/>
@@ -2267,7 +2274,7 @@
       <w:proofErr w:type="spellStart"/>
       <w:r>
         <w:rPr>
-          <w:rFonts w:ascii="LM Roman 10" w:eastAsia="Yu Mincho" w:hAnsi="LM Roman 10"/>
+          <w:rFonts w:ascii="DM Sans" w:eastAsia="Yu Mincho" w:hAnsi="DM Sans"/>
           <w:i/>
           <w:iCs/>
           <w:sz w:val="22"/>
@@ -2279,7 +2286,7 @@
       <w:proofErr w:type="spellEnd"/>
       <w:r>
         <w:rPr>
-          <w:rFonts w:ascii="LM Roman 10" w:eastAsia="Yu Mincho" w:hAnsi="LM Roman 10"/>
+          <w:rFonts w:ascii="DM Sans" w:eastAsia="Yu Mincho" w:hAnsi="DM Sans"/>
           <w:i/>
           <w:iCs/>
           <w:sz w:val="22"/>
@@ -2290,7 +2297,7 @@
       </w:r>
       <w:r>
         <w:rPr>
-          <w:rFonts w:ascii="LM Roman 10" w:eastAsia="Yu Mincho" w:hAnsi="LM Roman 10"/>
+          <w:rFonts w:ascii="DM Sans" w:eastAsia="Yu Mincho" w:hAnsi="DM Sans"/>
           <w:i/>
           <w:iCs/>
           <w:sz w:val="22"/>
@@ -2309,15 +2316,15 @@
         </w:tabs>
         <w:jc w:val="both"/>
         <w:rPr>
-          <w:rFonts w:ascii="LM Roman 10" w:eastAsia="Yu Mincho" w:hAnsi="LM Roman 10"/>
-          <w:sz w:val="22"/>
-          <w:szCs w:val="22"/>
-          <w:lang w:val="en-GB"/>
-        </w:rPr>
-      </w:pPr>
-      <w:r>
-        <w:rPr>
-          <w:rFonts w:ascii="LM Roman 10" w:eastAsia="Yu Mincho" w:hAnsi="LM Roman 10"/>
+          <w:rFonts w:ascii="DM Sans" w:eastAsia="Yu Mincho" w:hAnsi="DM Sans"/>
+          <w:sz w:val="22"/>
+          <w:szCs w:val="22"/>
+          <w:lang w:val="en-GB"/>
+        </w:rPr>
+      </w:pPr>
+      <w:r>
+        <w:rPr>
+          <w:rFonts w:ascii="DM Sans" w:eastAsia="Yu Mincho" w:hAnsi="DM Sans"/>
           <w:sz w:val="22"/>
           <w:szCs w:val="22"/>
           <w:lang w:val="en-GB"/>
@@ -2327,7 +2334,7 @@
       <w:proofErr w:type="spellStart"/>
       <w:r>
         <w:rPr>
-          <w:rFonts w:ascii="LM Roman 10" w:eastAsia="Yu Mincho" w:hAnsi="LM Roman 10"/>
+          <w:rFonts w:ascii="DM Sans" w:eastAsia="Yu Mincho" w:hAnsi="DM Sans"/>
           <w:sz w:val="22"/>
           <w:szCs w:val="22"/>
           <w:lang w:val="en-GB"/>
@@ -2337,7 +2344,7 @@
       <w:proofErr w:type="spellEnd"/>
       <w:r>
         <w:rPr>
-          <w:rFonts w:ascii="LM Roman 10" w:eastAsia="Yu Mincho" w:hAnsi="LM Roman 10"/>
+          <w:rFonts w:ascii="DM Sans" w:eastAsia="Yu Mincho" w:hAnsi="DM Sans"/>
           <w:sz w:val="22"/>
           <w:szCs w:val="22"/>
           <w:lang w:val="en-GB"/>
@@ -2347,7 +2354,7 @@
       <w:proofErr w:type="spellStart"/>
       <w:r>
         <w:rPr>
-          <w:rFonts w:ascii="LM Roman 10" w:eastAsia="Yu Mincho" w:hAnsi="LM Roman 10"/>
+          <w:rFonts w:ascii="DM Sans" w:eastAsia="Yu Mincho" w:hAnsi="DM Sans"/>
           <w:sz w:val="22"/>
           <w:szCs w:val="22"/>
           <w:lang w:val="en-GB"/>
@@ -2357,7 +2364,7 @@
       <w:proofErr w:type="spellEnd"/>
       <w:r>
         <w:rPr>
-          <w:rFonts w:ascii="LM Roman 10" w:eastAsia="Yu Mincho" w:hAnsi="LM Roman 10"/>
+          <w:rFonts w:ascii="DM Sans" w:eastAsia="Yu Mincho" w:hAnsi="DM Sans"/>
           <w:sz w:val="22"/>
           <w:szCs w:val="22"/>
           <w:lang w:val="en-GB"/>
@@ -2374,15 +2381,15 @@
         </w:tabs>
         <w:jc w:val="both"/>
         <w:rPr>
-          <w:rFonts w:ascii="LM Roman 10" w:eastAsia="Yu Mincho" w:hAnsi="LM Roman 10"/>
-          <w:sz w:val="22"/>
-          <w:szCs w:val="22"/>
-          <w:lang w:val="en-GB"/>
-        </w:rPr>
-      </w:pPr>
-      <w:r>
-        <w:rPr>
-          <w:rFonts w:ascii="LM Roman 10" w:eastAsia="Yu Mincho" w:hAnsi="LM Roman 10"/>
+          <w:rFonts w:ascii="DM Sans" w:eastAsia="Yu Mincho" w:hAnsi="DM Sans"/>
+          <w:sz w:val="22"/>
+          <w:szCs w:val="22"/>
+          <w:lang w:val="en-GB"/>
+        </w:rPr>
+      </w:pPr>
+      <w:r>
+        <w:rPr>
+          <w:rFonts w:ascii="DM Sans" w:eastAsia="Yu Mincho" w:hAnsi="DM Sans"/>
           <w:sz w:val="22"/>
           <w:szCs w:val="22"/>
           <w:lang w:val="en-GB"/>
@@ -2392,7 +2399,7 @@
       </w:r>
       <w:r>
         <w:rPr>
-          <w:rFonts w:ascii="LM Roman 10" w:eastAsia="Yu Mincho" w:hAnsi="LM Roman 10"/>
+          <w:rFonts w:ascii="DM Sans" w:eastAsia="Yu Mincho" w:hAnsi="DM Sans"/>
           <w:sz w:val="22"/>
           <w:szCs w:val="22"/>
           <w:lang w:val="en-GB"/>
@@ -2401,7 +2408,7 @@
       </w:r>
       <w:r>
         <w:rPr>
-          <w:rFonts w:ascii="LM Roman 10" w:eastAsia="Yu Mincho" w:hAnsi="LM Roman 10"/>
+          <w:rFonts w:ascii="DM Sans" w:eastAsia="Yu Mincho" w:hAnsi="DM Sans"/>
           <w:sz w:val="22"/>
           <w:szCs w:val="22"/>
           <w:lang w:val="en-GB"/>
@@ -2418,7 +2425,7 @@
         </w:tabs>
         <w:jc w:val="both"/>
         <w:rPr>
-          <w:rFonts w:ascii="LM Roman 10" w:eastAsia="Yu Mincho" w:hAnsi="LM Roman 10"/>
+          <w:rFonts w:ascii="DM Sans" w:eastAsia="Yu Mincho" w:hAnsi="DM Sans"/>
           <w:sz w:val="22"/>
           <w:szCs w:val="22"/>
           <w:lang w:val="en-GB"/>
@@ -2437,7 +2444,7 @@
         </w:tabs>
         <w:jc w:val="both"/>
         <w:rPr>
-          <w:rFonts w:ascii="LM Roman 10" w:hAnsi="LM Roman 10" w:cs="Arial"/>
+          <w:rFonts w:ascii="DM Sans" w:hAnsi="DM Sans" w:cs="Arial"/>
           <w:b/>
           <w:sz w:val="22"/>
           <w:szCs w:val="22"/>
@@ -2446,7 +2453,7 @@
       </w:pPr>
       <w:r>
         <w:rPr>
-          <w:rFonts w:ascii="LM Roman 10" w:hAnsi="LM Roman 10" w:cs="Arial"/>
+          <w:rFonts w:ascii="DM Sans" w:hAnsi="DM Sans" w:cs="Arial"/>
           <w:b/>
           <w:sz w:val="22"/>
           <w:szCs w:val="22"/>
@@ -2456,7 +2463,7 @@
       </w:r>
       <w:r>
         <w:rPr>
-          <w:rFonts w:ascii="LM Roman 10" w:hAnsi="LM Roman 10" w:cs="Arial"/>
+          <w:rFonts w:ascii="DM Sans" w:hAnsi="DM Sans" w:cs="Arial"/>
           <w:b/>
           <w:sz w:val="22"/>
           <w:szCs w:val="22"/>
@@ -2476,15 +2483,15 @@
         <w:ind w:left="2550" w:hanging="2550"/>
         <w:jc w:val="both"/>
         <w:rPr>
-          <w:rFonts w:ascii="LM Roman 10" w:hAnsi="LM Roman 10" w:cs="Arial"/>
-          <w:sz w:val="22"/>
-          <w:szCs w:val="22"/>
-          <w:lang w:val="en-GB"/>
-        </w:rPr>
-      </w:pPr>
-      <w:r>
-        <w:rPr>
-          <w:rFonts w:ascii="LM Roman 10" w:hAnsi="LM Roman 10" w:cs="Arial"/>
+          <w:rFonts w:ascii="DM Sans" w:hAnsi="DM Sans" w:cs="Arial"/>
+          <w:sz w:val="22"/>
+          <w:szCs w:val="22"/>
+          <w:lang w:val="en-GB"/>
+        </w:rPr>
+      </w:pPr>
+      <w:r>
+        <w:rPr>
+          <w:rFonts w:ascii="DM Sans" w:hAnsi="DM Sans" w:cs="Arial"/>
           <w:sz w:val="22"/>
           <w:szCs w:val="22"/>
           <w:lang w:val="en-GB"/>
@@ -2493,13 +2500,93 @@
       </w:r>
       <w:r>
         <w:rPr>
-          <w:rFonts w:ascii="LM Roman 10" w:hAnsi="LM Roman 10" w:cs="Arial"/>
+          <w:rFonts w:ascii="DM Sans" w:hAnsi="DM Sans" w:cs="Arial"/>
           <w:sz w:val="22"/>
           <w:szCs w:val="22"/>
           <w:lang w:val="en-GB"/>
         </w:rPr>
         <w:tab/>
         <w:t>Alexander von Humboldt Research Fellowship</w:t>
+      </w:r>
+      <w:r>
+        <w:rPr>
+          <w:rFonts w:ascii="DM Sans" w:hAnsi="DM Sans" w:cs="Arial"/>
+          <w:sz w:val="22"/>
+          <w:szCs w:val="22"/>
+          <w:lang w:val="en-GB"/>
+        </w:rPr>
+        <w:t xml:space="preserve"> </w:t>
+      </w:r>
+    </w:p>
+    <w:p>
+      <w:pPr>
+        <w:pStyle w:val="Standard"/>
+        <w:tabs>
+          <w:tab w:val="left" w:pos="2550"/>
+          <w:tab w:val="left" w:pos="6540"/>
+        </w:tabs>
+        <w:ind w:left="2550" w:hanging="2550"/>
+        <w:jc w:val="both"/>
+        <w:rPr>
+          <w:rFonts w:ascii="DM Sans" w:hAnsi="DM Sans" w:cs="Arial"/>
+          <w:sz w:val="22"/>
+          <w:szCs w:val="22"/>
+          <w:lang w:val="en-GB"/>
+        </w:rPr>
+      </w:pPr>
+      <w:r>
+        <w:rPr>
+          <w:rFonts w:ascii="DM Sans" w:hAnsi="DM Sans" w:cs="Arial"/>
+          <w:sz w:val="22"/>
+          <w:szCs w:val="22"/>
+          <w:lang w:val="en-GB"/>
+        </w:rPr>
+        <w:tab/>
+      </w:r>
+      <w:r>
+        <w:rPr>
+          <w:rFonts w:ascii="DM Sans" w:hAnsi="DM Sans" w:cs="Arial"/>
+          <w:sz w:val="22"/>
+          <w:szCs w:val="22"/>
+          <w:lang w:val="en-GB"/>
+        </w:rPr>
+        <w:t>(€36</w:t>
+      </w:r>
+      <w:r>
+        <w:rPr>
+          <w:rFonts w:ascii="DM Sans" w:hAnsi="DM Sans" w:cs="Arial"/>
+          <w:sz w:val="22"/>
+          <w:szCs w:val="22"/>
+          <w:lang w:val="en-GB"/>
+        </w:rPr>
+        <w:t>,</w:t>
+      </w:r>
+      <w:r>
+        <w:rPr>
+          <w:rFonts w:ascii="DM Sans" w:hAnsi="DM Sans" w:cs="Arial"/>
+          <w:sz w:val="22"/>
+          <w:szCs w:val="22"/>
+          <w:lang w:val="en-GB"/>
+        </w:rPr>
+        <w:t>00</w:t>
+      </w:r>
+      <w:r>
+        <w:rPr>
+          <w:rFonts w:ascii="DM Sans" w:hAnsi="DM Sans" w:cs="Arial"/>
+          <w:sz w:val="22"/>
+          <w:szCs w:val="22"/>
+          <w:lang w:val="en-GB"/>
+        </w:rPr>
+        <w:t>0</w:t>
+      </w:r>
+      <w:r>
+        <w:rPr>
+          <w:rFonts w:ascii="DM Sans" w:hAnsi="DM Sans" w:cs="Arial"/>
+          <w:sz w:val="22"/>
+          <w:szCs w:val="22"/>
+          <w:lang w:val="en-GB"/>
+        </w:rPr>
+        <w:t xml:space="preserve"> annually)</w:t>
       </w:r>
     </w:p>
     <w:p>
@@ -2515,15 +2602,15 @@
         <w:spacing w:before="240"/>
         <w:jc w:val="both"/>
         <w:rPr>
-          <w:rFonts w:ascii="LM Roman 10" w:eastAsia="Yu Mincho" w:hAnsi="LM Roman 10"/>
-          <w:sz w:val="22"/>
-          <w:szCs w:val="22"/>
-          <w:lang w:val="en-GB"/>
-        </w:rPr>
-      </w:pPr>
-      <w:r>
-        <w:rPr>
-          <w:rFonts w:ascii="LM Roman 10" w:eastAsia="Yu Mincho" w:hAnsi="LM Roman 10"/>
+          <w:rFonts w:ascii="DM Sans" w:eastAsia="Yu Mincho" w:hAnsi="DM Sans"/>
+          <w:sz w:val="22"/>
+          <w:szCs w:val="22"/>
+          <w:lang w:val="en-GB"/>
+        </w:rPr>
+      </w:pPr>
+      <w:r>
+        <w:rPr>
+          <w:rFonts w:ascii="DM Sans" w:eastAsia="Yu Mincho" w:hAnsi="DM Sans"/>
           <w:sz w:val="22"/>
           <w:szCs w:val="22"/>
           <w:lang w:val="en-GB"/>
@@ -2532,13 +2619,40 @@
       </w:r>
       <w:r>
         <w:rPr>
-          <w:rFonts w:ascii="LM Roman 10" w:eastAsia="Yu Mincho" w:hAnsi="LM Roman 10"/>
+          <w:rFonts w:ascii="DM Sans" w:eastAsia="Yu Mincho" w:hAnsi="DM Sans"/>
           <w:sz w:val="22"/>
           <w:szCs w:val="22"/>
           <w:lang w:val="en-GB"/>
         </w:rPr>
         <w:tab/>
         <w:t>Leverhulme Trust</w:t>
+      </w:r>
+      <w:r>
+        <w:rPr>
+          <w:rFonts w:ascii="DM Sans" w:eastAsia="Yu Mincho" w:hAnsi="DM Sans"/>
+          <w:sz w:val="22"/>
+          <w:szCs w:val="22"/>
+          <w:lang w:val="en-GB"/>
+        </w:rPr>
+        <w:t xml:space="preserve"> Doctoral Scholarship (£15</w:t>
+      </w:r>
+      <w:r>
+        <w:rPr>
+          <w:rFonts w:ascii="DM Sans" w:eastAsia="Yu Mincho" w:hAnsi="DM Sans"/>
+          <w:sz w:val="22"/>
+          <w:szCs w:val="22"/>
+          <w:lang w:val="en-GB"/>
+        </w:rPr>
+        <w:t>,</w:t>
+      </w:r>
+      <w:r>
+        <w:rPr>
+          <w:rFonts w:ascii="DM Sans" w:eastAsia="Yu Mincho" w:hAnsi="DM Sans"/>
+          <w:sz w:val="22"/>
+          <w:szCs w:val="22"/>
+          <w:lang w:val="en-GB"/>
+        </w:rPr>
+        <w:t>000 annually)</w:t>
       </w:r>
     </w:p>
     <w:p>
@@ -2554,7 +2668,7 @@
         <w:spacing w:before="240"/>
         <w:jc w:val="both"/>
         <w:rPr>
-          <w:rFonts w:ascii="LM Roman 10" w:hAnsi="LM Roman 10" w:cs="Arial"/>
+          <w:rFonts w:ascii="DM Sans" w:hAnsi="DM Sans" w:cs="Arial"/>
           <w:b/>
           <w:sz w:val="22"/>
           <w:szCs w:val="22"/>
@@ -2563,7 +2677,7 @@
       </w:pPr>
       <w:r>
         <w:rPr>
-          <w:rFonts w:ascii="LM Roman 10" w:hAnsi="LM Roman 10" w:cs="Arial"/>
+          <w:rFonts w:ascii="DM Sans" w:hAnsi="DM Sans" w:cs="Arial"/>
           <w:b/>
           <w:sz w:val="22"/>
           <w:szCs w:val="22"/>
@@ -2580,125 +2694,221 @@
           <w:tab w:val="left" w:pos="6540"/>
         </w:tabs>
         <w:spacing w:before="240"/>
-        <w:ind w:left="2550" w:hanging="2550"/>
-        <w:jc w:val="both"/>
-        <w:rPr>
-          <w:rFonts w:ascii="LM Roman 10" w:hAnsi="LM Roman 10" w:cs="Arial"/>
-          <w:sz w:val="22"/>
-          <w:szCs w:val="22"/>
-          <w:lang w:val="en-GB"/>
-        </w:rPr>
-      </w:pPr>
-      <w:r>
-        <w:rPr>
-          <w:rFonts w:ascii="LM Roman 10" w:hAnsi="LM Roman 10" w:cs="Arial"/>
-          <w:sz w:val="22"/>
-          <w:szCs w:val="22"/>
-          <w:lang w:val="en-GB"/>
-        </w:rPr>
-        <w:t>Journal</w:t>
-      </w:r>
-      <w:r>
-        <w:rPr>
-          <w:rFonts w:ascii="LM Roman 10" w:hAnsi="LM Roman 10" w:cs="Arial"/>
-          <w:sz w:val="22"/>
-          <w:szCs w:val="22"/>
-          <w:lang w:val="en-GB"/>
+        <w:jc w:val="both"/>
+        <w:rPr>
+          <w:rFonts w:ascii="DM Sans" w:hAnsi="DM Sans" w:cs="Arial"/>
+          <w:sz w:val="22"/>
+          <w:szCs w:val="22"/>
+          <w:lang w:val="en-GB"/>
+        </w:rPr>
+      </w:pPr>
+      <w:r>
+        <w:rPr>
+          <w:rFonts w:ascii="DM Sans" w:hAnsi="DM Sans" w:cs="Arial"/>
+          <w:sz w:val="22"/>
+          <w:szCs w:val="22"/>
+          <w:lang w:val="en-GB"/>
+        </w:rPr>
+        <w:t xml:space="preserve">Applied Psychophysiology and Biofeedback, Consciousness and Cognition, Physiology and </w:t>
+      </w:r>
+      <w:proofErr w:type="spellStart"/>
+      <w:r>
+        <w:rPr>
+          <w:rFonts w:ascii="DM Sans" w:hAnsi="DM Sans" w:cs="Arial"/>
+          <w:sz w:val="22"/>
+          <w:szCs w:val="22"/>
+          <w:lang w:val="en-GB"/>
+        </w:rPr>
+        <w:t>Behavior</w:t>
+      </w:r>
+      <w:proofErr w:type="spellEnd"/>
+      <w:r>
+        <w:rPr>
+          <w:rFonts w:ascii="DM Sans" w:hAnsi="DM Sans" w:cs="Arial"/>
+          <w:sz w:val="22"/>
+          <w:szCs w:val="22"/>
+          <w:lang w:val="en-GB"/>
+        </w:rPr>
+        <w:t>,</w:t>
+      </w:r>
+      <w:r>
+        <w:rPr>
+          <w:rFonts w:ascii="DM Sans" w:hAnsi="DM Sans" w:cs="Arial"/>
+          <w:sz w:val="22"/>
+          <w:szCs w:val="22"/>
+          <w:lang w:val="en-GB"/>
+        </w:rPr>
+        <w:t xml:space="preserve"> </w:t>
+      </w:r>
+      <w:r>
+        <w:rPr>
+          <w:rFonts w:ascii="DM Sans" w:hAnsi="DM Sans" w:cs="Arial"/>
+          <w:sz w:val="22"/>
+          <w:szCs w:val="22"/>
+          <w:lang w:val="en-GB"/>
+        </w:rPr>
+        <w:t>Psychophysiology, Scientific Reports</w:t>
+      </w:r>
+    </w:p>
+    <w:p>
+      <w:pPr>
+        <w:pBdr>
+          <w:bottom w:val="single" w:sz="6" w:space="1" w:color="auto"/>
+        </w:pBdr>
+        <w:autoSpaceDE w:val="0"/>
+        <w:autoSpaceDN w:val="0"/>
+        <w:adjustRightInd w:val="0"/>
+        <w:spacing w:before="240"/>
+        <w:rPr>
+          <w:rFonts w:ascii="DM Sans" w:eastAsia="Calibri" w:hAnsi="DM Sans" w:cs="Arial"/>
+          <w:b/>
+          <w:sz w:val="22"/>
+          <w:szCs w:val="22"/>
+          <w:lang w:eastAsia="en-US"/>
+        </w:rPr>
+      </w:pPr>
+      <w:r>
+        <w:rPr>
+          <w:rFonts w:ascii="DM Sans" w:eastAsia="Calibri" w:hAnsi="DM Sans" w:cs="Arial"/>
+          <w:b/>
+          <w:sz w:val="22"/>
+          <w:szCs w:val="22"/>
+          <w:lang w:eastAsia="en-US"/>
+        </w:rPr>
+        <w:t>SUPERVISION</w:t>
+      </w:r>
+    </w:p>
+    <w:p>
+      <w:pPr>
+        <w:autoSpaceDE w:val="0"/>
+        <w:autoSpaceDN w:val="0"/>
+        <w:adjustRightInd w:val="0"/>
+        <w:spacing w:before="240"/>
+        <w:ind w:left="2160" w:hanging="2160"/>
+        <w:rPr>
+          <w:rFonts w:ascii="DM Sans" w:eastAsia="Calibri" w:hAnsi="DM Sans" w:cs="Arial"/>
+          <w:sz w:val="22"/>
+          <w:szCs w:val="22"/>
+          <w:lang w:eastAsia="en-US"/>
+        </w:rPr>
+      </w:pPr>
+      <w:r>
+        <w:rPr>
+          <w:rFonts w:ascii="DM Sans" w:eastAsia="Calibri" w:hAnsi="DM Sans" w:cs="Arial"/>
+          <w:sz w:val="22"/>
+          <w:szCs w:val="22"/>
+          <w:lang w:eastAsia="en-US"/>
+        </w:rPr>
+        <w:t>07/2023 – 09/2023</w:t>
+      </w:r>
+      <w:r>
+        <w:rPr>
+          <w:rFonts w:ascii="DM Sans" w:eastAsia="Calibri" w:hAnsi="DM Sans" w:cs="Arial"/>
+          <w:sz w:val="22"/>
+          <w:szCs w:val="22"/>
+          <w:lang w:eastAsia="en-US"/>
         </w:rPr>
         <w:tab/>
-      </w:r>
-      <w:r>
-        <w:rPr>
-          <w:rFonts w:ascii="LM Roman 10" w:hAnsi="LM Roman 10" w:cs="Arial"/>
-          <w:sz w:val="22"/>
-          <w:szCs w:val="22"/>
-          <w:lang w:val="en-GB"/>
-        </w:rPr>
-        <w:t>Applied Psychophysiology and Biofeedback</w:t>
-      </w:r>
-      <w:r>
-        <w:rPr>
-          <w:rFonts w:ascii="LM Roman 10" w:hAnsi="LM Roman 10" w:cs="Arial"/>
-          <w:sz w:val="22"/>
-          <w:szCs w:val="22"/>
-          <w:lang w:val="en-GB"/>
-        </w:rPr>
-        <w:t xml:space="preserve">, Consciousness and Cognition, </w:t>
-      </w:r>
-      <w:r>
-        <w:rPr>
-          <w:rFonts w:ascii="LM Roman 10" w:hAnsi="LM Roman 10" w:cs="Arial"/>
-          <w:sz w:val="22"/>
-          <w:szCs w:val="22"/>
-          <w:lang w:val="en-GB"/>
-        </w:rPr>
-        <w:t xml:space="preserve">Physiology </w:t>
-      </w:r>
-      <w:r>
-        <w:rPr>
-          <w:rFonts w:ascii="LM Roman 10" w:hAnsi="LM Roman 10" w:cs="Arial"/>
-          <w:sz w:val="22"/>
-          <w:szCs w:val="22"/>
-          <w:lang w:val="en-GB"/>
-        </w:rPr>
-        <w:t xml:space="preserve">and </w:t>
+        <w:t>Supervision of research intern (</w:t>
+      </w:r>
+      <w:r>
+        <w:rPr>
+          <w:rFonts w:ascii="DM Sans" w:eastAsia="Calibri" w:hAnsi="DM Sans" w:cs="Arial"/>
+          <w:i/>
+          <w:iCs/>
+          <w:sz w:val="22"/>
+          <w:szCs w:val="22"/>
+          <w:lang w:eastAsia="en-US"/>
+        </w:rPr>
+        <w:t xml:space="preserve">Karolinska </w:t>
       </w:r>
       <w:proofErr w:type="spellStart"/>
       <w:r>
         <w:rPr>
-          <w:rFonts w:ascii="LM Roman 10" w:hAnsi="LM Roman 10" w:cs="Arial"/>
-          <w:sz w:val="22"/>
-          <w:szCs w:val="22"/>
-          <w:lang w:val="en-GB"/>
-        </w:rPr>
-        <w:t>Behavior</w:t>
+          <w:rFonts w:ascii="DM Sans" w:eastAsia="Calibri" w:hAnsi="DM Sans" w:cs="Arial"/>
+          <w:i/>
+          <w:iCs/>
+          <w:sz w:val="22"/>
+          <w:szCs w:val="22"/>
+          <w:lang w:eastAsia="en-US"/>
+        </w:rPr>
+        <w:t>Institutet</w:t>
       </w:r>
       <w:proofErr w:type="spellEnd"/>
       <w:r>
         <w:rPr>
-          <w:rFonts w:ascii="LM Roman 10" w:hAnsi="LM Roman 10" w:cs="Arial"/>
-          <w:sz w:val="22"/>
-          <w:szCs w:val="22"/>
-          <w:lang w:val="en-GB"/>
-        </w:rPr>
-        <w:t xml:space="preserve">, </w:t>
-      </w:r>
-      <w:r>
-        <w:rPr>
-          <w:rFonts w:ascii="LM Roman 10" w:hAnsi="LM Roman 10" w:cs="Arial"/>
-          <w:sz w:val="22"/>
-          <w:szCs w:val="22"/>
-          <w:lang w:val="en-GB"/>
-        </w:rPr>
-        <w:t>Psychophysiology</w:t>
-      </w:r>
-      <w:r>
-        <w:rPr>
-          <w:rFonts w:ascii="LM Roman 10" w:hAnsi="LM Roman 10" w:cs="Arial"/>
-          <w:sz w:val="22"/>
-          <w:szCs w:val="22"/>
-          <w:lang w:val="en-GB"/>
-        </w:rPr>
-        <w:t>, Scientific Reports</w:t>
-      </w:r>
-    </w:p>
-    <w:p>
-      <w:pPr>
-        <w:pStyle w:val="Standard"/>
-        <w:tabs>
-          <w:tab w:val="left" w:pos="2550"/>
-          <w:tab w:val="left" w:pos="6540"/>
-        </w:tabs>
+          <w:rFonts w:ascii="DM Sans" w:eastAsia="Calibri" w:hAnsi="DM Sans" w:cs="Arial"/>
+          <w:i/>
+          <w:iCs/>
+          <w:sz w:val="22"/>
+          <w:szCs w:val="22"/>
+          <w:lang w:eastAsia="en-US"/>
+        </w:rPr>
+        <w:t>, Sweden</w:t>
+      </w:r>
+      <w:r>
+        <w:rPr>
+          <w:rFonts w:ascii="DM Sans" w:eastAsia="Calibri" w:hAnsi="DM Sans" w:cs="Arial"/>
+          <w:sz w:val="22"/>
+          <w:szCs w:val="22"/>
+          <w:lang w:eastAsia="en-US"/>
+        </w:rPr>
+        <w:t xml:space="preserve">), including experiment design and piloting, data collection and analysis, and presentation of results and conclusions. </w:t>
+      </w:r>
+    </w:p>
+    <w:p>
+      <w:pPr>
+        <w:autoSpaceDE w:val="0"/>
+        <w:autoSpaceDN w:val="0"/>
+        <w:adjustRightInd w:val="0"/>
         <w:spacing w:before="240"/>
-        <w:ind w:left="2550" w:hanging="2550"/>
-        <w:jc w:val="both"/>
-        <w:rPr>
-          <w:rFonts w:ascii="LM Roman 10" w:hAnsi="LM Roman 10" w:cs="Arial"/>
-          <w:sz w:val="22"/>
-          <w:szCs w:val="22"/>
-          <w:lang w:val="en-GB"/>
-        </w:rPr>
-      </w:pPr>
+        <w:ind w:left="2160" w:hanging="2160"/>
+        <w:rPr>
+          <w:rFonts w:ascii="DM Sans" w:eastAsia="Calibri" w:hAnsi="DM Sans" w:cs="Arial"/>
+          <w:sz w:val="22"/>
+          <w:szCs w:val="22"/>
+          <w:lang w:eastAsia="en-US"/>
+        </w:rPr>
+      </w:pPr>
+      <w:r>
+        <w:rPr>
+          <w:rFonts w:ascii="DM Sans" w:eastAsia="Calibri" w:hAnsi="DM Sans" w:cs="Arial"/>
+          <w:sz w:val="22"/>
+          <w:szCs w:val="22"/>
+          <w:lang w:eastAsia="en-US"/>
+        </w:rPr>
+        <w:t>12/2018 – 07/2019</w:t>
+      </w:r>
+      <w:r>
+        <w:rPr>
+          <w:rFonts w:ascii="DM Sans" w:eastAsia="Calibri" w:hAnsi="DM Sans" w:cs="Arial"/>
+          <w:sz w:val="22"/>
+          <w:szCs w:val="22"/>
+          <w:lang w:eastAsia="en-US"/>
+        </w:rPr>
+        <w:tab/>
+        <w:t>Supervision of research intern (</w:t>
+      </w:r>
+      <w:r>
+        <w:rPr>
+          <w:rFonts w:ascii="DM Sans" w:eastAsia="Calibri" w:hAnsi="DM Sans" w:cs="Arial"/>
+          <w:i/>
+          <w:iCs/>
+          <w:sz w:val="22"/>
+          <w:szCs w:val="22"/>
+          <w:lang w:eastAsia="en-US"/>
+        </w:rPr>
+        <w:t>University of Sussex, United Kingdom</w:t>
+      </w:r>
+      <w:r>
+        <w:rPr>
+          <w:rFonts w:ascii="DM Sans" w:eastAsia="Calibri" w:hAnsi="DM Sans" w:cs="Arial"/>
+          <w:sz w:val="22"/>
+          <w:szCs w:val="22"/>
+          <w:lang w:eastAsia="en-US"/>
+        </w:rPr>
+        <w:t>), including experiment design and piloting, data collection and analysis, and presentation of results and conclusions.</w:t>
+      </w:r>
     </w:p>
     <w:p>
       <w:pPr>
@@ -2709,12 +2919,12 @@
         <w:spacing w:before="240"/>
         <w:jc w:val="both"/>
         <w:rPr>
-          <w:rFonts w:ascii="LM Roman 10" w:hAnsi="LM Roman 10" w:cs="Arial"/>
-        </w:rPr>
-      </w:pPr>
-      <w:r>
-        <w:rPr>
-          <w:rFonts w:ascii="LM Roman 10" w:hAnsi="LM Roman 10" w:cs="Arial"/>
+          <w:rFonts w:ascii="DM Sans" w:hAnsi="DM Sans" w:cs="Arial"/>
+        </w:rPr>
+      </w:pPr>
+      <w:r>
+        <w:rPr>
+          <w:rFonts w:ascii="DM Sans" w:hAnsi="DM Sans" w:cs="Arial"/>
           <w:b/>
         </w:rPr>
         <w:t>PUBLICATIONS</w:t>
@@ -2726,26 +2936,26 @@
         <w:spacing w:before="240" w:after="240"/>
         <w:jc w:val="both"/>
         <w:rPr>
-          <w:rFonts w:ascii="LM Roman 10" w:hAnsi="LM Roman 10" w:cs="Arial"/>
+          <w:rFonts w:ascii="DM Sans" w:hAnsi="DM Sans" w:cs="Arial"/>
         </w:rPr>
       </w:pPr>
       <w:proofErr w:type="spellStart"/>
       <w:r>
         <w:rPr>
-          <w:rFonts w:ascii="LM Roman 10" w:hAnsi="LM Roman 10" w:cs="Arial"/>
+          <w:rFonts w:ascii="DM Sans" w:hAnsi="DM Sans" w:cs="Arial"/>
         </w:rPr>
         <w:t>Quadt</w:t>
       </w:r>
       <w:proofErr w:type="spellEnd"/>
       <w:r>
         <w:rPr>
-          <w:rFonts w:ascii="LM Roman 10" w:hAnsi="LM Roman 10" w:cs="Arial"/>
+          <w:rFonts w:ascii="DM Sans" w:hAnsi="DM Sans" w:cs="Arial"/>
         </w:rPr>
         <w:t xml:space="preserve">, L., Williams, G., Mulcahy, J., </w:t>
       </w:r>
       <w:r>
         <w:rPr>
-          <w:rFonts w:ascii="LM Roman 10" w:hAnsi="LM Roman 10" w:cs="Arial"/>
+          <w:rFonts w:ascii="DM Sans" w:hAnsi="DM Sans" w:cs="Arial"/>
           <w:b/>
           <w:bCs/>
         </w:rPr>
@@ -2753,13 +2963,13 @@
       </w:r>
       <w:r>
         <w:rPr>
-          <w:rFonts w:ascii="LM Roman 10" w:hAnsi="LM Roman 10" w:cs="Arial"/>
+          <w:rFonts w:ascii="DM Sans" w:hAnsi="DM Sans" w:cs="Arial"/>
         </w:rPr>
         <w:t xml:space="preserve"> Silva, M., Arnold, A. J., Critchley, H. D., &amp; Garfinkel, S. N., (2023). “I'm Trying to Reach Out, I'm Trying to Find My People”: A Mixed-Methods Investigation of the Link Between Sensory Differences, Loneliness, and Mental Health in Autistic and Nonautistic Adults. </w:t>
       </w:r>
       <w:r>
         <w:rPr>
-          <w:rFonts w:ascii="LM Roman 10" w:hAnsi="LM Roman 10" w:cs="Arial"/>
+          <w:rFonts w:ascii="DM Sans" w:hAnsi="DM Sans" w:cs="Arial"/>
           <w:i/>
           <w:iCs/>
         </w:rPr>
@@ -2772,46 +2982,46 @@
         <w:spacing w:after="240"/>
         <w:jc w:val="both"/>
         <w:rPr>
-          <w:rFonts w:ascii="LM Roman 10" w:hAnsi="LM Roman 10" w:cs="Arial"/>
-        </w:rPr>
-      </w:pPr>
-      <w:r>
-        <w:rPr>
-          <w:rFonts w:ascii="LM Roman 10" w:hAnsi="LM Roman 10" w:cs="Arial"/>
+          <w:rFonts w:ascii="DM Sans" w:hAnsi="DM Sans" w:cs="Arial"/>
+        </w:rPr>
+      </w:pPr>
+      <w:r>
+        <w:rPr>
+          <w:rFonts w:ascii="DM Sans" w:hAnsi="DM Sans" w:cs="Arial"/>
         </w:rPr>
         <w:t xml:space="preserve">Rae, C. L., Raykov, P., Ambridge, E. M., Colling, L. J., Gould van </w:t>
       </w:r>
       <w:proofErr w:type="spellStart"/>
       <w:r>
         <w:rPr>
-          <w:rFonts w:ascii="LM Roman 10" w:hAnsi="LM Roman 10" w:cs="Arial"/>
+          <w:rFonts w:ascii="DM Sans" w:hAnsi="DM Sans" w:cs="Arial"/>
         </w:rPr>
         <w:t>Praag</w:t>
       </w:r>
       <w:proofErr w:type="spellEnd"/>
       <w:r>
         <w:rPr>
-          <w:rFonts w:ascii="LM Roman 10" w:hAnsi="LM Roman 10" w:cs="Arial"/>
+          <w:rFonts w:ascii="DM Sans" w:hAnsi="DM Sans" w:cs="Arial"/>
         </w:rPr>
         <w:t xml:space="preserve">, C. D., </w:t>
       </w:r>
       <w:proofErr w:type="spellStart"/>
       <w:r>
         <w:rPr>
-          <w:rFonts w:ascii="LM Roman 10" w:hAnsi="LM Roman 10" w:cs="Arial"/>
+          <w:rFonts w:ascii="DM Sans" w:hAnsi="DM Sans" w:cs="Arial"/>
         </w:rPr>
         <w:t>Bouyagoub</w:t>
       </w:r>
       <w:proofErr w:type="spellEnd"/>
       <w:r>
         <w:rPr>
-          <w:rFonts w:ascii="LM Roman 10" w:hAnsi="LM Roman 10" w:cs="Arial"/>
+          <w:rFonts w:ascii="DM Sans" w:hAnsi="DM Sans" w:cs="Arial"/>
         </w:rPr>
         <w:t xml:space="preserve">, S., Polanski, L., </w:t>
       </w:r>
       <w:r>
         <w:rPr>
-          <w:rFonts w:ascii="LM Roman 10" w:hAnsi="LM Roman 10" w:cs="Arial"/>
+          <w:rFonts w:ascii="DM Sans" w:hAnsi="DM Sans" w:cs="Arial"/>
           <w:b/>
           <w:bCs/>
         </w:rPr>
@@ -2819,13 +3029,13 @@
       </w:r>
       <w:r>
         <w:rPr>
-          <w:rFonts w:ascii="LM Roman 10" w:hAnsi="LM Roman 10" w:cs="Arial"/>
+          <w:rFonts w:ascii="DM Sans" w:hAnsi="DM Sans" w:cs="Arial"/>
         </w:rPr>
         <w:t xml:space="preserve">, &amp; Critchley, H. D., (2023). Elevated representational similarity of voluntary action and inhibition in Tourette syndrome. </w:t>
       </w:r>
       <w:r>
         <w:rPr>
-          <w:rFonts w:ascii="LM Roman 10" w:hAnsi="LM Roman 10" w:cs="Arial"/>
+          <w:rFonts w:ascii="DM Sans" w:hAnsi="DM Sans" w:cs="Arial"/>
           <w:i/>
           <w:iCs/>
         </w:rPr>
@@ -2838,32 +3048,32 @@
         <w:spacing w:after="240"/>
         <w:jc w:val="both"/>
         <w:rPr>
-          <w:rFonts w:ascii="LM Roman 10" w:hAnsi="LM Roman 10" w:cs="Arial"/>
-        </w:rPr>
-      </w:pPr>
-      <w:r>
-        <w:rPr>
-          <w:rFonts w:ascii="LM Roman 10" w:hAnsi="LM Roman 10" w:cs="Arial"/>
+          <w:rFonts w:ascii="DM Sans" w:hAnsi="DM Sans" w:cs="Arial"/>
+        </w:rPr>
+      </w:pPr>
+      <w:r>
+        <w:rPr>
+          <w:rFonts w:ascii="DM Sans" w:hAnsi="DM Sans" w:cs="Arial"/>
         </w:rPr>
         <w:t xml:space="preserve">Strawson, W. H., Wang, H-T., </w:t>
       </w:r>
       <w:proofErr w:type="spellStart"/>
       <w:r>
         <w:rPr>
-          <w:rFonts w:ascii="LM Roman 10" w:hAnsi="LM Roman 10" w:cs="Arial"/>
+          <w:rFonts w:ascii="DM Sans" w:hAnsi="DM Sans" w:cs="Arial"/>
         </w:rPr>
         <w:t>Quadt</w:t>
       </w:r>
       <w:proofErr w:type="spellEnd"/>
       <w:r>
         <w:rPr>
-          <w:rFonts w:ascii="LM Roman 10" w:hAnsi="LM Roman 10" w:cs="Arial"/>
+          <w:rFonts w:ascii="DM Sans" w:hAnsi="DM Sans" w:cs="Arial"/>
         </w:rPr>
         <w:t xml:space="preserve">, L., Sherman, M., </w:t>
       </w:r>
       <w:r>
         <w:rPr>
-          <w:rFonts w:ascii="LM Roman 10" w:hAnsi="LM Roman 10" w:cs="Arial"/>
+          <w:rFonts w:ascii="DM Sans" w:hAnsi="DM Sans" w:cs="Arial"/>
           <w:b/>
           <w:bCs/>
         </w:rPr>
@@ -2871,33 +3081,33 @@
       </w:r>
       <w:r>
         <w:rPr>
-          <w:rFonts w:ascii="LM Roman 10" w:hAnsi="LM Roman 10" w:cs="Arial"/>
+          <w:rFonts w:ascii="DM Sans" w:hAnsi="DM Sans" w:cs="Arial"/>
         </w:rPr>
         <w:t xml:space="preserve">Davies, G., </w:t>
       </w:r>
       <w:proofErr w:type="spellStart"/>
       <w:r>
         <w:rPr>
-          <w:rFonts w:ascii="LM Roman 10" w:hAnsi="LM Roman 10" w:cs="Arial"/>
+          <w:rFonts w:ascii="DM Sans" w:hAnsi="DM Sans" w:cs="Arial"/>
         </w:rPr>
         <w:t>Mckeown</w:t>
       </w:r>
       <w:proofErr w:type="spellEnd"/>
       <w:r>
         <w:rPr>
-          <w:rFonts w:ascii="LM Roman 10" w:hAnsi="LM Roman 10" w:cs="Arial"/>
+          <w:rFonts w:ascii="DM Sans" w:hAnsi="DM Sans" w:cs="Arial"/>
         </w:rPr>
         <w:t xml:space="preserve">, B. L. A., Silva, M., Fielding-Smith, S., Jones, A-M., Hayward, M., Smallwood, J., Critchley, H. D., &amp; Garfinkel, S. N., </w:t>
       </w:r>
       <w:r>
         <w:rPr>
-          <w:rFonts w:ascii="LM Roman 10" w:hAnsi="LM Roman 10" w:cs="Arial"/>
+          <w:rFonts w:ascii="DM Sans" w:hAnsi="DM Sans" w:cs="Arial"/>
         </w:rPr>
         <w:t xml:space="preserve">(2022). Voice hearing in borderline personality disorder across perceptual, subjective, and neural dimensions. </w:t>
       </w:r>
       <w:r>
         <w:rPr>
-          <w:rFonts w:ascii="LM Roman 10" w:hAnsi="LM Roman 10" w:cs="Arial"/>
+          <w:rFonts w:ascii="DM Sans" w:hAnsi="DM Sans" w:cs="Arial"/>
           <w:i/>
           <w:iCs/>
         </w:rPr>
@@ -2910,32 +3120,33 @@
         <w:spacing w:after="240"/>
         <w:jc w:val="both"/>
         <w:rPr>
-          <w:rFonts w:ascii="LM Roman 10" w:hAnsi="LM Roman 10" w:cs="Arial"/>
-        </w:rPr>
-      </w:pPr>
-      <w:r>
-        <w:rPr>
-          <w:rFonts w:ascii="LM Roman 10" w:hAnsi="LM Roman 10" w:cs="Arial"/>
-        </w:rPr>
+          <w:rFonts w:ascii="DM Sans" w:hAnsi="DM Sans" w:cs="Arial"/>
+        </w:rPr>
+      </w:pPr>
+      <w:r>
+        <w:rPr>
+          <w:rFonts w:ascii="DM Sans" w:hAnsi="DM Sans" w:cs="Arial"/>
+        </w:rPr>
+        <w:lastRenderedPageBreak/>
         <w:t xml:space="preserve">Hayward, M.,  Jones, A-M., Strawson, W. H., </w:t>
       </w:r>
       <w:proofErr w:type="spellStart"/>
       <w:r>
         <w:rPr>
-          <w:rFonts w:ascii="LM Roman 10" w:hAnsi="LM Roman 10" w:cs="Arial"/>
+          <w:rFonts w:ascii="DM Sans" w:hAnsi="DM Sans" w:cs="Arial"/>
         </w:rPr>
         <w:t>Quadt</w:t>
       </w:r>
       <w:proofErr w:type="spellEnd"/>
       <w:r>
         <w:rPr>
-          <w:rFonts w:ascii="LM Roman 10" w:hAnsi="LM Roman 10" w:cs="Arial"/>
+          <w:rFonts w:ascii="DM Sans" w:hAnsi="DM Sans" w:cs="Arial"/>
         </w:rPr>
         <w:t xml:space="preserve">, L.,  </w:t>
       </w:r>
       <w:r>
         <w:rPr>
-          <w:rFonts w:ascii="LM Roman 10" w:hAnsi="LM Roman 10" w:cs="Arial"/>
+          <w:rFonts w:ascii="DM Sans" w:hAnsi="DM Sans" w:cs="Arial"/>
           <w:b/>
           <w:bCs/>
         </w:rPr>
@@ -2943,13 +3154,37 @@
       </w:r>
       <w:r>
         <w:rPr>
-          <w:rFonts w:ascii="LM Roman 10" w:hAnsi="LM Roman 10" w:cs="Arial"/>
-        </w:rPr>
-        <w:t xml:space="preserve">,  Silva, M., Davies, G., Fielding‐Smith, S., Hazell, C. M., Critchley, H. D., &amp; Garfinkel, S. N.,(2022). A cross‐sectional study of auditory verbal hallucinations experienced by people with a diagnosis of borderline personality disorder. </w:t>
-      </w:r>
-      <w:r>
-        <w:rPr>
-          <w:rFonts w:ascii="LM Roman 10" w:hAnsi="LM Roman 10" w:cs="Arial"/>
+          <w:rFonts w:ascii="DM Sans" w:hAnsi="DM Sans" w:cs="Arial"/>
+        </w:rPr>
+        <w:t>,  Silva, M., Davies, G., Fielding</w:t>
+      </w:r>
+      <w:r>
+        <w:rPr>
+          <w:rFonts w:ascii="Cambria Math" w:hAnsi="Cambria Math" w:cs="Cambria Math"/>
+        </w:rPr>
+        <w:t>‐</w:t>
+      </w:r>
+      <w:r>
+        <w:rPr>
+          <w:rFonts w:ascii="DM Sans" w:hAnsi="DM Sans" w:cs="Arial"/>
+        </w:rPr>
+        <w:t>Smith, S., Hazell, C. M., Critchley, H. D., &amp; Garfinkel, S. N.,(2022). A cross</w:t>
+      </w:r>
+      <w:r>
+        <w:rPr>
+          <w:rFonts w:ascii="Cambria Math" w:hAnsi="Cambria Math" w:cs="Cambria Math"/>
+        </w:rPr>
+        <w:t>‐</w:t>
+      </w:r>
+      <w:r>
+        <w:rPr>
+          <w:rFonts w:ascii="DM Sans" w:hAnsi="DM Sans" w:cs="Arial"/>
+        </w:rPr>
+        <w:t xml:space="preserve">sectional study of auditory verbal hallucinations experienced by people with a diagnosis of borderline personality disorder. </w:t>
+      </w:r>
+      <w:r>
+        <w:rPr>
+          <w:rFonts w:ascii="DM Sans" w:hAnsi="DM Sans" w:cs="Arial"/>
           <w:i/>
           <w:iCs/>
         </w:rPr>
@@ -2957,7 +3192,7 @@
       </w:r>
       <w:r>
         <w:rPr>
-          <w:rFonts w:ascii="LM Roman 10" w:hAnsi="LM Roman 10" w:cs="Arial"/>
+          <w:rFonts w:ascii="DM Sans" w:hAnsi="DM Sans" w:cs="Arial"/>
         </w:rPr>
         <w:t>.</w:t>
       </w:r>
@@ -2968,12 +3203,12 @@
         <w:spacing w:after="240"/>
         <w:jc w:val="both"/>
         <w:rPr>
-          <w:rFonts w:ascii="LM Roman 10" w:hAnsi="LM Roman 10" w:cs="Arial"/>
-        </w:rPr>
-      </w:pPr>
-      <w:r>
-        <w:rPr>
-          <w:rFonts w:ascii="LM Roman 10" w:hAnsi="LM Roman 10" w:cs="Arial"/>
+          <w:rFonts w:ascii="DM Sans" w:hAnsi="DM Sans" w:cs="Arial"/>
+        </w:rPr>
+      </w:pPr>
+      <w:r>
+        <w:rPr>
+          <w:rFonts w:ascii="DM Sans" w:hAnsi="DM Sans" w:cs="Arial"/>
           <w:b/>
           <w:bCs/>
         </w:rPr>
@@ -2981,20 +3216,20 @@
       </w:r>
       <w:r>
         <w:rPr>
-          <w:rFonts w:ascii="LM Roman 10" w:hAnsi="LM Roman 10" w:cs="Arial"/>
+          <w:rFonts w:ascii="DM Sans" w:hAnsi="DM Sans" w:cs="Arial"/>
         </w:rPr>
         <w:t xml:space="preserve">, Esposito, G., Critchley, H. D., Dienes, Z., &amp; Garfinkel, S. N. (2021). Sensitivity to changes in rate of heartbeats as a measure of interoceptive ability. </w:t>
       </w:r>
       <w:r>
         <w:rPr>
-          <w:rFonts w:ascii="LM Roman 10" w:hAnsi="LM Roman 10" w:cs="Arial"/>
+          <w:rFonts w:ascii="DM Sans" w:hAnsi="DM Sans" w:cs="Arial"/>
           <w:i/>
         </w:rPr>
         <w:t>Journal of Neurophysiology</w:t>
       </w:r>
       <w:r>
         <w:rPr>
-          <w:rFonts w:ascii="LM Roman 10" w:hAnsi="LM Roman 10" w:cs="Arial"/>
+          <w:rFonts w:ascii="DM Sans" w:hAnsi="DM Sans" w:cs="Arial"/>
         </w:rPr>
         <w:t>.</w:t>
       </w:r>
@@ -3005,26 +3240,26 @@
         <w:spacing w:after="240"/>
         <w:jc w:val="both"/>
         <w:rPr>
-          <w:rFonts w:ascii="LM Roman 10" w:hAnsi="LM Roman 10" w:cs="Arial"/>
+          <w:rFonts w:ascii="DM Sans" w:hAnsi="DM Sans" w:cs="Arial"/>
         </w:rPr>
       </w:pPr>
       <w:proofErr w:type="spellStart"/>
       <w:r>
         <w:rPr>
-          <w:rFonts w:ascii="LM Roman 10" w:hAnsi="LM Roman 10" w:cs="Arial"/>
+          <w:rFonts w:ascii="DM Sans" w:hAnsi="DM Sans" w:cs="Arial"/>
         </w:rPr>
         <w:t>Guterstam</w:t>
       </w:r>
       <w:proofErr w:type="spellEnd"/>
       <w:r>
         <w:rPr>
-          <w:rFonts w:ascii="LM Roman 10" w:hAnsi="LM Roman 10" w:cs="Arial"/>
+          <w:rFonts w:ascii="DM Sans" w:hAnsi="DM Sans" w:cs="Arial"/>
         </w:rPr>
         <w:t xml:space="preserve">, A., </w:t>
       </w:r>
       <w:r>
         <w:rPr>
-          <w:rFonts w:ascii="LM Roman 10" w:hAnsi="LM Roman 10" w:cs="Arial"/>
+          <w:rFonts w:ascii="DM Sans" w:hAnsi="DM Sans" w:cs="Arial"/>
           <w:b/>
           <w:bCs/>
         </w:rPr>
@@ -3032,20 +3267,20 @@
       </w:r>
       <w:r>
         <w:rPr>
-          <w:rFonts w:ascii="LM Roman 10" w:hAnsi="LM Roman 10" w:cs="Arial"/>
+          <w:rFonts w:ascii="DM Sans" w:hAnsi="DM Sans" w:cs="Arial"/>
         </w:rPr>
         <w:t xml:space="preserve">., Szczotka, J., &amp; Ehrsson, H. H. (2020). Duplication of the bodily self: a perceptual illusion of dual full-body ownership and dual self-location. </w:t>
       </w:r>
       <w:r>
         <w:rPr>
-          <w:rFonts w:ascii="LM Roman 10" w:hAnsi="LM Roman 10" w:cs="Arial"/>
+          <w:rFonts w:ascii="DM Sans" w:hAnsi="DM Sans" w:cs="Arial"/>
           <w:i/>
         </w:rPr>
         <w:t>Royal Society Open Science, 7</w:t>
       </w:r>
       <w:r>
         <w:rPr>
-          <w:rFonts w:ascii="LM Roman 10" w:hAnsi="LM Roman 10" w:cs="Arial"/>
+          <w:rFonts w:ascii="DM Sans" w:hAnsi="DM Sans" w:cs="Arial"/>
         </w:rPr>
         <w:t>(12), 201911.</w:t>
       </w:r>
@@ -3056,18 +3291,18 @@
         <w:spacing w:after="240"/>
         <w:jc w:val="both"/>
         <w:rPr>
-          <w:rFonts w:ascii="LM Roman 10" w:hAnsi="LM Roman 10" w:cs="Arial"/>
-        </w:rPr>
-      </w:pPr>
-      <w:r>
-        <w:rPr>
-          <w:rFonts w:ascii="LM Roman 10" w:hAnsi="LM Roman 10" w:cs="Arial"/>
+          <w:rFonts w:ascii="DM Sans" w:hAnsi="DM Sans" w:cs="Arial"/>
+        </w:rPr>
+      </w:pPr>
+      <w:r>
+        <w:rPr>
+          <w:rFonts w:ascii="DM Sans" w:hAnsi="DM Sans" w:cs="Arial"/>
         </w:rPr>
         <w:t xml:space="preserve">Rae, C. L., </w:t>
       </w:r>
       <w:r>
         <w:rPr>
-          <w:rFonts w:ascii="LM Roman 10" w:hAnsi="LM Roman 10" w:cs="Arial"/>
+          <w:rFonts w:ascii="DM Sans" w:hAnsi="DM Sans" w:cs="Arial"/>
           <w:b/>
           <w:bCs/>
         </w:rPr>
@@ -3075,13 +3310,13 @@
       </w:r>
       <w:r>
         <w:rPr>
-          <w:rFonts w:ascii="LM Roman 10" w:hAnsi="LM Roman 10" w:cs="Arial"/>
+          <w:rFonts w:ascii="DM Sans" w:hAnsi="DM Sans" w:cs="Arial"/>
         </w:rPr>
         <w:t xml:space="preserve">., Eccles, J. A., Ward, J., &amp; Critchley, H. D. (2020) Impact of cardiac interoception cues and confidence on voluntary decisions to make or withhold action in an intentional inhibition task. </w:t>
       </w:r>
       <w:r>
         <w:rPr>
-          <w:rFonts w:ascii="LM Roman 10" w:hAnsi="LM Roman 10" w:cs="Arial"/>
+          <w:rFonts w:ascii="DM Sans" w:hAnsi="DM Sans" w:cs="Arial"/>
           <w:i/>
           <w:iCs/>
         </w:rPr>
@@ -3089,7 +3324,7 @@
       </w:r>
       <w:r>
         <w:rPr>
-          <w:rFonts w:ascii="LM Roman 10" w:hAnsi="LM Roman 10" w:cs="Arial"/>
+          <w:rFonts w:ascii="DM Sans" w:hAnsi="DM Sans" w:cs="Arial"/>
         </w:rPr>
         <w:t>(1), 1-15.</w:t>
       </w:r>
@@ -3099,20 +3334,20 @@
         <w:pStyle w:val="NoSpacing"/>
         <w:jc w:val="both"/>
         <w:rPr>
-          <w:rFonts w:ascii="LM Roman 10" w:hAnsi="LM Roman 10" w:cs="Arial"/>
+          <w:rFonts w:ascii="DM Sans" w:hAnsi="DM Sans" w:cs="Arial"/>
           <w:i/>
           <w:iCs/>
         </w:rPr>
       </w:pPr>
       <w:r>
         <w:rPr>
-          <w:rFonts w:ascii="LM Roman 10" w:hAnsi="LM Roman 10" w:cs="Arial"/>
+          <w:rFonts w:ascii="DM Sans" w:hAnsi="DM Sans" w:cs="Arial"/>
         </w:rPr>
         <w:t xml:space="preserve">Mulcahy*, J. S., </w:t>
       </w:r>
       <w:r>
         <w:rPr>
-          <w:rFonts w:ascii="LM Roman 10" w:hAnsi="LM Roman 10" w:cs="Arial"/>
+          <w:rFonts w:ascii="DM Sans" w:hAnsi="DM Sans" w:cs="Arial"/>
           <w:b/>
           <w:bCs/>
         </w:rPr>
@@ -3120,13 +3355,13 @@
       </w:r>
       <w:r>
         <w:rPr>
-          <w:rFonts w:ascii="LM Roman 10" w:hAnsi="LM Roman 10" w:cs="Arial"/>
+          <w:rFonts w:ascii="DM Sans" w:hAnsi="DM Sans" w:cs="Arial"/>
         </w:rPr>
         <w:t xml:space="preserve">., Garfinkel, S. N., &amp; Critchley, H. D. (2019). Heat rate variability as a biomarker in health and affective disorders: A perspective on neuroimaging studies. </w:t>
       </w:r>
       <w:r>
         <w:rPr>
-          <w:rFonts w:ascii="LM Roman 10" w:hAnsi="LM Roman 10" w:cs="Arial"/>
+          <w:rFonts w:ascii="DM Sans" w:hAnsi="DM Sans" w:cs="Arial"/>
           <w:i/>
           <w:iCs/>
         </w:rPr>
@@ -3139,14 +3374,14 @@
         <w:spacing w:after="240"/>
         <w:jc w:val="both"/>
         <w:rPr>
-          <w:rFonts w:ascii="LM Roman 10" w:hAnsi="LM Roman 10" w:cs="Arial"/>
+          <w:rFonts w:ascii="DM Sans" w:hAnsi="DM Sans" w:cs="Arial"/>
           <w:sz w:val="18"/>
           <w:szCs w:val="18"/>
         </w:rPr>
       </w:pPr>
       <w:r>
         <w:rPr>
-          <w:rFonts w:ascii="LM Roman 10" w:hAnsi="LM Roman 10" w:cs="Arial"/>
+          <w:rFonts w:ascii="DM Sans" w:hAnsi="DM Sans" w:cs="Arial"/>
           <w:i/>
           <w:iCs/>
           <w:sz w:val="18"/>
@@ -3157,7 +3392,7 @@
       <w:proofErr w:type="gramStart"/>
       <w:r>
         <w:rPr>
-          <w:rFonts w:ascii="LM Roman 10" w:hAnsi="LM Roman 10" w:cs="Arial"/>
+          <w:rFonts w:ascii="DM Sans" w:hAnsi="DM Sans" w:cs="Arial"/>
           <w:sz w:val="18"/>
           <w:szCs w:val="18"/>
         </w:rPr>
@@ -3166,7 +3401,7 @@
       <w:proofErr w:type="gramEnd"/>
       <w:r>
         <w:rPr>
-          <w:rFonts w:ascii="LM Roman 10" w:hAnsi="LM Roman 10" w:cs="Arial"/>
+          <w:rFonts w:ascii="DM Sans" w:hAnsi="DM Sans" w:cs="Arial"/>
           <w:sz w:val="18"/>
           <w:szCs w:val="18"/>
         </w:rPr>
@@ -3179,19 +3414,18 @@
         <w:spacing w:after="240"/>
         <w:jc w:val="both"/>
         <w:rPr>
-          <w:rFonts w:ascii="LM Roman 10" w:hAnsi="LM Roman 10" w:cs="Arial"/>
-        </w:rPr>
-      </w:pPr>
-      <w:r>
-        <w:rPr>
-          <w:rFonts w:ascii="LM Roman 10" w:hAnsi="LM Roman 10" w:cs="Arial"/>
-        </w:rPr>
-        <w:lastRenderedPageBreak/>
+          <w:rFonts w:ascii="DM Sans" w:hAnsi="DM Sans" w:cs="Arial"/>
+        </w:rPr>
+      </w:pPr>
+      <w:r>
+        <w:rPr>
+          <w:rFonts w:ascii="DM Sans" w:hAnsi="DM Sans" w:cs="Arial"/>
+        </w:rPr>
         <w:t xml:space="preserve">Rae, C. L., </w:t>
       </w:r>
       <w:r>
         <w:rPr>
-          <w:rFonts w:ascii="LM Roman 10" w:hAnsi="LM Roman 10" w:cs="Arial"/>
+          <w:rFonts w:ascii="DM Sans" w:hAnsi="DM Sans" w:cs="Arial"/>
           <w:b/>
           <w:bCs/>
         </w:rPr>
@@ -3199,20 +3433,20 @@
       </w:r>
       <w:r>
         <w:rPr>
-          <w:rFonts w:ascii="LM Roman 10" w:hAnsi="LM Roman 10" w:cs="Arial"/>
+          <w:rFonts w:ascii="DM Sans" w:hAnsi="DM Sans" w:cs="Arial"/>
         </w:rPr>
         <w:t xml:space="preserve">., Garfinkel, S. N., &amp; Critchley, H. D. (2019). Dimensions of interoception predict premonitory urges and tic severity in Tourette Syndrome. </w:t>
       </w:r>
       <w:r>
         <w:rPr>
-          <w:rFonts w:ascii="LM Roman 10" w:hAnsi="LM Roman 10" w:cs="Arial"/>
+          <w:rFonts w:ascii="DM Sans" w:hAnsi="DM Sans" w:cs="Arial"/>
           <w:i/>
         </w:rPr>
         <w:t>Psychiatry research, 271</w:t>
       </w:r>
       <w:r>
         <w:rPr>
-          <w:rFonts w:ascii="LM Roman 10" w:hAnsi="LM Roman 10" w:cs="Arial"/>
+          <w:rFonts w:ascii="DM Sans" w:hAnsi="DM Sans" w:cs="Arial"/>
         </w:rPr>
         <w:t>, 469-475.</w:t>
       </w:r>
@@ -3223,26 +3457,26 @@
         <w:spacing w:after="240"/>
         <w:jc w:val="both"/>
         <w:rPr>
-          <w:rFonts w:ascii="LM Roman 10" w:hAnsi="LM Roman 10" w:cs="Arial"/>
+          <w:rFonts w:ascii="DM Sans" w:hAnsi="DM Sans" w:cs="Arial"/>
         </w:rPr>
       </w:pPr>
       <w:proofErr w:type="spellStart"/>
       <w:r>
         <w:rPr>
-          <w:rFonts w:ascii="LM Roman 10" w:hAnsi="LM Roman 10" w:cs="Arial"/>
+          <w:rFonts w:ascii="DM Sans" w:hAnsi="DM Sans" w:cs="Arial"/>
         </w:rPr>
         <w:t>Guterstam</w:t>
       </w:r>
       <w:proofErr w:type="spellEnd"/>
       <w:r>
         <w:rPr>
-          <w:rFonts w:ascii="LM Roman 10" w:hAnsi="LM Roman 10" w:cs="Arial"/>
+          <w:rFonts w:ascii="DM Sans" w:hAnsi="DM Sans" w:cs="Arial"/>
         </w:rPr>
         <w:t xml:space="preserve">, A., </w:t>
       </w:r>
       <w:r>
         <w:rPr>
-          <w:rFonts w:ascii="LM Roman 10" w:hAnsi="LM Roman 10" w:cs="Arial"/>
+          <w:rFonts w:ascii="DM Sans" w:hAnsi="DM Sans" w:cs="Arial"/>
           <w:b/>
           <w:bCs/>
         </w:rPr>
@@ -3250,14 +3484,14 @@
       </w:r>
       <w:r>
         <w:rPr>
-          <w:rFonts w:ascii="LM Roman 10" w:hAnsi="LM Roman 10" w:cs="Arial"/>
+          <w:rFonts w:ascii="DM Sans" w:hAnsi="DM Sans" w:cs="Arial"/>
         </w:rPr>
         <w:t xml:space="preserve">., Zeberg, H., &amp; Ehrsson, H. H. (2019). Multisensory correlations – Not tactile expectations – Determines the sense of body ownership. </w:t>
       </w:r>
       <w:proofErr w:type="spellStart"/>
       <w:r>
         <w:rPr>
-          <w:rFonts w:ascii="LM Roman 10" w:hAnsi="LM Roman 10" w:cs="Arial"/>
+          <w:rFonts w:ascii="DM Sans" w:hAnsi="DM Sans" w:cs="Arial"/>
           <w:i/>
         </w:rPr>
         <w:t>PloS</w:t>
@@ -3265,14 +3499,14 @@
       <w:proofErr w:type="spellEnd"/>
       <w:r>
         <w:rPr>
-          <w:rFonts w:ascii="LM Roman 10" w:hAnsi="LM Roman 10" w:cs="Arial"/>
+          <w:rFonts w:ascii="DM Sans" w:hAnsi="DM Sans" w:cs="Arial"/>
           <w:i/>
         </w:rPr>
         <w:t xml:space="preserve"> ONE, 14</w:t>
       </w:r>
       <w:r>
         <w:rPr>
-          <w:rFonts w:ascii="LM Roman 10" w:hAnsi="LM Roman 10" w:cs="Arial"/>
+          <w:rFonts w:ascii="DM Sans" w:hAnsi="DM Sans" w:cs="Arial"/>
         </w:rPr>
         <w:t>(2), e0213265.</w:t>
       </w:r>
@@ -3283,18 +3517,18 @@
         <w:spacing w:before="240" w:after="240"/>
         <w:jc w:val="both"/>
         <w:rPr>
-          <w:rFonts w:ascii="LM Roman 10" w:hAnsi="LM Roman 10" w:cs="Arial"/>
-        </w:rPr>
-      </w:pPr>
-      <w:r>
-        <w:rPr>
-          <w:rFonts w:ascii="LM Roman 10" w:hAnsi="LM Roman 10" w:cs="Arial"/>
+          <w:rFonts w:ascii="DM Sans" w:hAnsi="DM Sans" w:cs="Arial"/>
+        </w:rPr>
+      </w:pPr>
+      <w:r>
+        <w:rPr>
+          <w:rFonts w:ascii="DM Sans" w:hAnsi="DM Sans" w:cs="Arial"/>
         </w:rPr>
         <w:t xml:space="preserve">Rae, C. L., </w:t>
       </w:r>
       <w:r>
         <w:rPr>
-          <w:rFonts w:ascii="LM Roman 10" w:hAnsi="LM Roman 10" w:cs="Arial"/>
+          <w:rFonts w:ascii="DM Sans" w:hAnsi="DM Sans" w:cs="Arial"/>
           <w:b/>
           <w:bCs/>
         </w:rPr>
@@ -3302,26 +3536,26 @@
       </w:r>
       <w:r>
         <w:rPr>
-          <w:rFonts w:ascii="LM Roman 10" w:hAnsi="LM Roman 10" w:cs="Arial"/>
+          <w:rFonts w:ascii="DM Sans" w:hAnsi="DM Sans" w:cs="Arial"/>
         </w:rPr>
         <w:t xml:space="preserve">., Eccles, J. A., Ward, J., &amp; Critchley, H. D. (2018). Subjective embodiment during the rubber hand illusion predicts severity of premonitory sensation and tics in Tourette Syndrome. </w:t>
       </w:r>
       <w:r>
         <w:rPr>
-          <w:rFonts w:ascii="LM Roman 10" w:hAnsi="LM Roman 10" w:cs="Arial"/>
+          <w:rFonts w:ascii="DM Sans" w:hAnsi="DM Sans" w:cs="Arial"/>
           <w:i/>
         </w:rPr>
         <w:t>Consciousness and Cognition, 65</w:t>
       </w:r>
       <w:r>
         <w:rPr>
-          <w:rFonts w:ascii="LM Roman 10" w:hAnsi="LM Roman 10" w:cs="Arial"/>
+          <w:rFonts w:ascii="DM Sans" w:hAnsi="DM Sans" w:cs="Arial"/>
         </w:rPr>
         <w:t>, 368-377</w:t>
       </w:r>
       <w:r>
         <w:rPr>
-          <w:rFonts w:ascii="LM Roman 10" w:hAnsi="LM Roman 10" w:cs="Arial"/>
+          <w:rFonts w:ascii="DM Sans" w:hAnsi="DM Sans" w:cs="Arial"/>
         </w:rPr>
         <w:t>.</w:t>
       </w:r>
@@ -3338,7 +3572,7 @@
         </w:tabs>
         <w:jc w:val="both"/>
         <w:rPr>
-          <w:rFonts w:ascii="LM Roman 10" w:hAnsi="LM Roman 10" w:cs="Arial"/>
+          <w:rFonts w:ascii="DM Sans" w:hAnsi="DM Sans" w:cs="Arial"/>
           <w:b/>
           <w:sz w:val="22"/>
           <w:szCs w:val="22"/>
@@ -3347,7 +3581,7 @@
       </w:pPr>
       <w:r>
         <w:rPr>
-          <w:rFonts w:ascii="LM Roman 10" w:hAnsi="LM Roman 10" w:cs="Arial"/>
+          <w:rFonts w:ascii="DM Sans" w:hAnsi="DM Sans" w:cs="Arial"/>
           <w:b/>
           <w:sz w:val="22"/>
           <w:szCs w:val="22"/>
@@ -3367,26 +3601,24 @@
         <w:ind w:left="2550" w:hanging="2550"/>
         <w:jc w:val="both"/>
         <w:rPr>
-          <w:rFonts w:ascii="LM Roman 10" w:eastAsia="Yu Mincho" w:hAnsi="LM Roman 10"/>
-          <w:bCs/>
-          <w:sz w:val="22"/>
-          <w:szCs w:val="22"/>
-          <w:lang w:val="en-GB"/>
-        </w:rPr>
-      </w:pPr>
-      <w:r>
-        <w:rPr>
-          <w:rFonts w:ascii="LM Roman 10" w:hAnsi="LM Roman 10" w:cs="Arial"/>
-          <w:sz w:val="22"/>
-          <w:szCs w:val="22"/>
-          <w:lang w:val="en-GB"/>
-        </w:rPr>
-        <w:t>10/2023</w:t>
-      </w:r>
-      <w:r>
-        <w:rPr>
-          <w:rFonts w:ascii="LM Roman 10" w:eastAsia="Yu Mincho" w:hAnsi="LM Roman 10"/>
-          <w:bCs/>
+          <w:rFonts w:ascii="DM Sans" w:hAnsi="DM Sans" w:cs="Arial"/>
+          <w:sz w:val="22"/>
+          <w:szCs w:val="22"/>
+          <w:lang w:val="en-GB"/>
+        </w:rPr>
+      </w:pPr>
+      <w:r>
+        <w:rPr>
+          <w:rFonts w:ascii="DM Sans" w:hAnsi="DM Sans" w:cs="Arial"/>
+          <w:sz w:val="22"/>
+          <w:szCs w:val="22"/>
+          <w:lang w:val="en-GB"/>
+        </w:rPr>
+        <w:t>9/2025 – 12/2025</w:t>
+      </w:r>
+      <w:r>
+        <w:rPr>
+          <w:rFonts w:ascii="DM Sans" w:hAnsi="DM Sans" w:cs="Arial"/>
           <w:sz w:val="22"/>
           <w:szCs w:val="22"/>
           <w:lang w:val="en-GB"/>
@@ -3395,69 +3627,23 @@
       </w:r>
       <w:r>
         <w:rPr>
-          <w:rFonts w:ascii="LM Roman 10" w:eastAsia="Yu Mincho" w:hAnsi="LM Roman 10"/>
-          <w:bCs/>
+          <w:rFonts w:ascii="DM Sans" w:hAnsi="DM Sans" w:cs="Arial"/>
           <w:i/>
           <w:iCs/>
           <w:sz w:val="22"/>
           <w:szCs w:val="22"/>
           <w:lang w:val="en-GB"/>
         </w:rPr>
-        <w:t>Data scientist with Python</w:t>
-      </w:r>
-      <w:r>
-        <w:rPr>
-          <w:rFonts w:ascii="LM Roman 10" w:eastAsia="Yu Mincho" w:hAnsi="LM Roman 10"/>
-          <w:bCs/>
-          <w:sz w:val="22"/>
-          <w:szCs w:val="22"/>
-          <w:lang w:val="en-GB"/>
-        </w:rPr>
-        <w:t xml:space="preserve"> (</w:t>
-      </w:r>
-      <w:proofErr w:type="spellStart"/>
-      <w:r>
-        <w:rPr>
-          <w:rFonts w:ascii="LM Roman 10" w:eastAsia="Yu Mincho" w:hAnsi="LM Roman 10"/>
-          <w:bCs/>
-          <w:sz w:val="22"/>
-          <w:szCs w:val="22"/>
-          <w:lang w:val="en-GB"/>
-        </w:rPr>
-        <w:t>Datacamp</w:t>
-      </w:r>
-      <w:proofErr w:type="spellEnd"/>
-      <w:r>
-        <w:rPr>
-          <w:rFonts w:ascii="LM Roman 10" w:eastAsia="Yu Mincho" w:hAnsi="LM Roman 10"/>
-          <w:bCs/>
-          <w:sz w:val="22"/>
-          <w:szCs w:val="22"/>
-          <w:lang w:val="en-GB"/>
-        </w:rPr>
-        <w:t xml:space="preserve">). Programming course in data management and analysis mainly using the data packages </w:t>
-      </w:r>
-      <w:proofErr w:type="spellStart"/>
-      <w:r>
-        <w:rPr>
-          <w:rFonts w:ascii="LM Roman 10" w:eastAsia="Yu Mincho" w:hAnsi="LM Roman 10"/>
-          <w:bCs/>
-          <w:sz w:val="22"/>
-          <w:szCs w:val="22"/>
-          <w:lang w:val="en-GB"/>
-        </w:rPr>
-        <w:t>Numpy</w:t>
-      </w:r>
-      <w:proofErr w:type="spellEnd"/>
-      <w:r>
-        <w:rPr>
-          <w:rFonts w:ascii="LM Roman 10" w:eastAsia="Yu Mincho" w:hAnsi="LM Roman 10"/>
-          <w:bCs/>
-          <w:sz w:val="22"/>
-          <w:szCs w:val="22"/>
-          <w:lang w:val="en-GB"/>
-        </w:rPr>
-        <w:t xml:space="preserve"> and Pandas</w:t>
+        <w:t xml:space="preserve">Intensive German course </w:t>
+      </w:r>
+      <w:r>
+        <w:rPr>
+          <w:rFonts w:ascii="DM Sans" w:hAnsi="DM Sans" w:cs="Arial"/>
+          <w:sz w:val="22"/>
+          <w:szCs w:val="22"/>
+          <w:lang w:val="en-GB"/>
+        </w:rPr>
+        <w:t>(did Deutch Institute, Hamburg, Germany). German language course from level A1 to B2.</w:t>
       </w:r>
     </w:p>
     <w:p>
@@ -3471,7 +3657,7 @@
         <w:ind w:left="2550" w:hanging="2550"/>
         <w:jc w:val="both"/>
         <w:rPr>
-          <w:rFonts w:ascii="LM Roman 10" w:eastAsia="Yu Mincho" w:hAnsi="LM Roman 10"/>
+          <w:rFonts w:ascii="DM Sans" w:eastAsia="Yu Mincho" w:hAnsi="DM Sans"/>
           <w:bCs/>
           <w:sz w:val="22"/>
           <w:szCs w:val="22"/>
@@ -3480,16 +3666,17 @@
       </w:pPr>
       <w:r>
         <w:rPr>
-          <w:rFonts w:ascii="LM Roman 10" w:eastAsia="Yu Mincho" w:hAnsi="LM Roman 10"/>
-          <w:sz w:val="22"/>
-          <w:szCs w:val="22"/>
-          <w:lang w:val="en-GB"/>
-        </w:rPr>
-        <w:t xml:space="preserve">10/2018 – 04/2019 </w:t>
-      </w:r>
-      <w:r>
-        <w:rPr>
-          <w:rFonts w:ascii="LM Roman 10" w:eastAsia="Yu Mincho" w:hAnsi="LM Roman 10"/>
+          <w:rFonts w:ascii="DM Sans" w:hAnsi="DM Sans" w:cs="Arial"/>
+          <w:sz w:val="22"/>
+          <w:szCs w:val="22"/>
+          <w:lang w:val="en-GB"/>
+        </w:rPr>
+        <w:t>10/2023</w:t>
+      </w:r>
+      <w:r>
+        <w:rPr>
+          <w:rFonts w:ascii="DM Sans" w:eastAsia="Yu Mincho" w:hAnsi="DM Sans"/>
+          <w:bCs/>
           <w:sz w:val="22"/>
           <w:szCs w:val="22"/>
           <w:lang w:val="en-GB"/>
@@ -3498,7 +3685,7 @@
       </w:r>
       <w:r>
         <w:rPr>
-          <w:rFonts w:ascii="LM Roman 10" w:eastAsia="Yu Mincho" w:hAnsi="LM Roman 10"/>
+          <w:rFonts w:ascii="DM Sans" w:eastAsia="Yu Mincho" w:hAnsi="DM Sans"/>
           <w:bCs/>
           <w:i/>
           <w:iCs/>
@@ -3506,11 +3693,114 @@
           <w:szCs w:val="22"/>
           <w:lang w:val="en-GB"/>
         </w:rPr>
+        <w:t>Data scientist with Python</w:t>
+      </w:r>
+      <w:r>
+        <w:rPr>
+          <w:rFonts w:ascii="DM Sans" w:eastAsia="Yu Mincho" w:hAnsi="DM Sans"/>
+          <w:bCs/>
+          <w:sz w:val="22"/>
+          <w:szCs w:val="22"/>
+          <w:lang w:val="en-GB"/>
+        </w:rPr>
+        <w:t xml:space="preserve"> (</w:t>
+      </w:r>
+      <w:proofErr w:type="spellStart"/>
+      <w:r>
+        <w:rPr>
+          <w:rFonts w:ascii="DM Sans" w:eastAsia="Yu Mincho" w:hAnsi="DM Sans"/>
+          <w:bCs/>
+          <w:sz w:val="22"/>
+          <w:szCs w:val="22"/>
+          <w:lang w:val="en-GB"/>
+        </w:rPr>
+        <w:t>Datacamp</w:t>
+      </w:r>
+      <w:proofErr w:type="spellEnd"/>
+      <w:r>
+        <w:rPr>
+          <w:rFonts w:ascii="DM Sans" w:eastAsia="Yu Mincho" w:hAnsi="DM Sans"/>
+          <w:bCs/>
+          <w:sz w:val="22"/>
+          <w:szCs w:val="22"/>
+          <w:lang w:val="en-GB"/>
+        </w:rPr>
+        <w:t xml:space="preserve">). Programming course in data management and analysis mainly using the data packages </w:t>
+      </w:r>
+      <w:proofErr w:type="spellStart"/>
+      <w:r>
+        <w:rPr>
+          <w:rFonts w:ascii="DM Sans" w:eastAsia="Yu Mincho" w:hAnsi="DM Sans"/>
+          <w:bCs/>
+          <w:sz w:val="22"/>
+          <w:szCs w:val="22"/>
+          <w:lang w:val="en-GB"/>
+        </w:rPr>
+        <w:t>Numpy</w:t>
+      </w:r>
+      <w:proofErr w:type="spellEnd"/>
+      <w:r>
+        <w:rPr>
+          <w:rFonts w:ascii="DM Sans" w:eastAsia="Yu Mincho" w:hAnsi="DM Sans"/>
+          <w:bCs/>
+          <w:sz w:val="22"/>
+          <w:szCs w:val="22"/>
+          <w:lang w:val="en-GB"/>
+        </w:rPr>
+        <w:t xml:space="preserve"> and Pandas</w:t>
+      </w:r>
+    </w:p>
+    <w:p>
+      <w:pPr>
+        <w:pStyle w:val="Standard"/>
+        <w:tabs>
+          <w:tab w:val="left" w:pos="2550"/>
+          <w:tab w:val="left" w:pos="6540"/>
+        </w:tabs>
+        <w:spacing w:before="240"/>
+        <w:ind w:left="2550" w:hanging="2550"/>
+        <w:jc w:val="both"/>
+        <w:rPr>
+          <w:rFonts w:ascii="DM Sans" w:eastAsia="Yu Mincho" w:hAnsi="DM Sans"/>
+          <w:bCs/>
+          <w:sz w:val="22"/>
+          <w:szCs w:val="22"/>
+          <w:lang w:val="en-GB"/>
+        </w:rPr>
+      </w:pPr>
+      <w:r>
+        <w:rPr>
+          <w:rFonts w:ascii="DM Sans" w:eastAsia="Yu Mincho" w:hAnsi="DM Sans"/>
+          <w:sz w:val="22"/>
+          <w:szCs w:val="22"/>
+          <w:lang w:val="en-GB"/>
+        </w:rPr>
+        <w:t xml:space="preserve">10/2018 – 04/2019 </w:t>
+      </w:r>
+      <w:r>
+        <w:rPr>
+          <w:rFonts w:ascii="DM Sans" w:eastAsia="Yu Mincho" w:hAnsi="DM Sans"/>
+          <w:sz w:val="22"/>
+          <w:szCs w:val="22"/>
+          <w:lang w:val="en-GB"/>
+        </w:rPr>
+        <w:tab/>
+      </w:r>
+      <w:r>
+        <w:rPr>
+          <w:rFonts w:ascii="DM Sans" w:eastAsia="Yu Mincho" w:hAnsi="DM Sans"/>
+          <w:bCs/>
+          <w:i/>
+          <w:iCs/>
+          <w:sz w:val="22"/>
+          <w:szCs w:val="22"/>
+          <w:lang w:val="en-GB"/>
+        </w:rPr>
         <w:t>Advanced Research Methods</w:t>
       </w:r>
       <w:r>
         <w:rPr>
-          <w:rFonts w:ascii="LM Roman 10" w:eastAsia="Yu Mincho" w:hAnsi="LM Roman 10"/>
+          <w:rFonts w:ascii="DM Sans" w:eastAsia="Yu Mincho" w:hAnsi="DM Sans"/>
           <w:bCs/>
           <w:sz w:val="22"/>
           <w:szCs w:val="22"/>
@@ -3518,6 +3808,25 @@
         </w:rPr>
         <w:t xml:space="preserve"> (University of Sussex, United Kingdom). A series of courses in quantitative methodology, including eye tracking, EEG, and functional Magnetic Resonance Imaging.</w:t>
       </w:r>
+    </w:p>
+    <w:p>
+      <w:pPr>
+        <w:pStyle w:val="Standard"/>
+        <w:tabs>
+          <w:tab w:val="left" w:pos="2550"/>
+          <w:tab w:val="left" w:pos="6540"/>
+        </w:tabs>
+        <w:spacing w:before="240"/>
+        <w:ind w:left="2550" w:hanging="2550"/>
+        <w:jc w:val="both"/>
+        <w:rPr>
+          <w:rFonts w:ascii="DM Sans" w:eastAsia="Yu Mincho" w:hAnsi="DM Sans"/>
+          <w:bCs/>
+          <w:sz w:val="22"/>
+          <w:szCs w:val="22"/>
+          <w:lang w:val="en-GB"/>
+        </w:rPr>
+      </w:pPr>
     </w:p>
     <w:p>
       <w:pPr>
@@ -3528,15 +3837,16 @@
         <w:spacing w:before="240"/>
         <w:jc w:val="both"/>
         <w:rPr>
-          <w:rFonts w:ascii="LM Roman 10" w:hAnsi="LM Roman 10" w:cs="Arial"/>
+          <w:rFonts w:ascii="DM Sans" w:hAnsi="DM Sans" w:cs="Arial"/>
           <w:b/>
         </w:rPr>
       </w:pPr>
       <w:r>
         <w:rPr>
-          <w:rFonts w:ascii="LM Roman 10" w:hAnsi="LM Roman 10" w:cs="Arial"/>
+          <w:rFonts w:ascii="DM Sans" w:hAnsi="DM Sans" w:cs="Arial"/>
           <w:b/>
         </w:rPr>
+        <w:lastRenderedPageBreak/>
         <w:t>ORGANIZATIONAL ACTIVITIES</w:t>
       </w:r>
     </w:p>
@@ -3548,15 +3858,15 @@
         <w:spacing w:before="240" w:after="240"/>
         <w:jc w:val="both"/>
         <w:rPr>
-          <w:rFonts w:ascii="LM Roman 10" w:eastAsia="Calibri" w:hAnsi="LM Roman 10" w:cs="Arial"/>
-          <w:sz w:val="22"/>
-          <w:szCs w:val="22"/>
-          <w:lang w:eastAsia="en-US"/>
-        </w:rPr>
-      </w:pPr>
-      <w:r>
-        <w:rPr>
-          <w:rFonts w:ascii="LM Roman 10" w:hAnsi="LM Roman 10" w:cs="Arial"/>
+          <w:rFonts w:ascii="DM Sans" w:eastAsia="Calibri" w:hAnsi="DM Sans" w:cs="Arial"/>
+          <w:sz w:val="22"/>
+          <w:szCs w:val="22"/>
+          <w:lang w:eastAsia="en-US"/>
+        </w:rPr>
+      </w:pPr>
+      <w:r>
+        <w:rPr>
+          <w:rFonts w:ascii="DM Sans" w:hAnsi="DM Sans" w:cs="Arial"/>
           <w:sz w:val="22"/>
           <w:szCs w:val="22"/>
         </w:rPr>
@@ -3564,7 +3874,7 @@
       </w:r>
       <w:r>
         <w:rPr>
-          <w:rFonts w:ascii="LM Roman 10" w:hAnsi="LM Roman 10" w:cs="Arial"/>
+          <w:rFonts w:ascii="DM Sans" w:hAnsi="DM Sans" w:cs="Arial"/>
           <w:sz w:val="22"/>
           <w:szCs w:val="22"/>
         </w:rPr>
@@ -3573,7 +3883,7 @@
       </w:r>
       <w:r>
         <w:rPr>
-          <w:rFonts w:ascii="LM Roman 10" w:eastAsia="Calibri" w:hAnsi="LM Roman 10" w:cs="Arial"/>
+          <w:rFonts w:ascii="DM Sans" w:eastAsia="Calibri" w:hAnsi="DM Sans" w:cs="Arial"/>
           <w:sz w:val="22"/>
           <w:szCs w:val="22"/>
           <w:lang w:eastAsia="en-US"/>
@@ -3588,15 +3898,15 @@
         <w:adjustRightInd w:val="0"/>
         <w:jc w:val="both"/>
         <w:rPr>
-          <w:rFonts w:ascii="LM Roman 10" w:eastAsia="Calibri" w:hAnsi="LM Roman 10" w:cs="Arial"/>
-          <w:sz w:val="22"/>
-          <w:szCs w:val="22"/>
-          <w:lang w:eastAsia="en-US"/>
-        </w:rPr>
-      </w:pPr>
-      <w:r>
-        <w:rPr>
-          <w:rFonts w:ascii="LM Roman 10" w:eastAsia="Calibri" w:hAnsi="LM Roman 10" w:cs="Arial"/>
+          <w:rFonts w:ascii="DM Sans" w:eastAsia="Calibri" w:hAnsi="DM Sans" w:cs="Arial"/>
+          <w:sz w:val="22"/>
+          <w:szCs w:val="22"/>
+          <w:lang w:eastAsia="en-US"/>
+        </w:rPr>
+      </w:pPr>
+      <w:r>
+        <w:rPr>
+          <w:rFonts w:ascii="DM Sans" w:eastAsia="Calibri" w:hAnsi="DM Sans" w:cs="Arial"/>
           <w:sz w:val="22"/>
           <w:szCs w:val="22"/>
           <w:lang w:eastAsia="en-US"/>
@@ -3605,7 +3915,7 @@
       </w:r>
       <w:r>
         <w:rPr>
-          <w:rFonts w:ascii="LM Roman 10" w:eastAsia="Calibri" w:hAnsi="LM Roman 10" w:cs="Arial"/>
+          <w:rFonts w:ascii="DM Sans" w:eastAsia="Calibri" w:hAnsi="DM Sans" w:cs="Arial"/>
           <w:sz w:val="22"/>
           <w:szCs w:val="22"/>
           <w:lang w:eastAsia="en-US"/>
@@ -3614,7 +3924,7 @@
       </w:r>
       <w:r>
         <w:rPr>
-          <w:rFonts w:ascii="LM Roman 10" w:eastAsia="Calibri" w:hAnsi="LM Roman 10" w:cs="Arial"/>
+          <w:rFonts w:ascii="DM Sans" w:eastAsia="Calibri" w:hAnsi="DM Sans" w:cs="Arial"/>
           <w:sz w:val="22"/>
           <w:szCs w:val="22"/>
           <w:lang w:eastAsia="en-US"/>
@@ -3625,7 +3935,7 @@
       <w:proofErr w:type="gramStart"/>
       <w:r>
         <w:rPr>
-          <w:rFonts w:ascii="LM Roman 10" w:eastAsia="Calibri" w:hAnsi="LM Roman 10" w:cs="Arial"/>
+          <w:rFonts w:ascii="DM Sans" w:eastAsia="Calibri" w:hAnsi="DM Sans" w:cs="Arial"/>
           <w:sz w:val="22"/>
           <w:szCs w:val="22"/>
           <w:lang w:eastAsia="en-US"/>
@@ -3635,7 +3945,7 @@
       <w:proofErr w:type="gramEnd"/>
       <w:r>
         <w:rPr>
-          <w:rFonts w:ascii="LM Roman 10" w:eastAsia="Calibri" w:hAnsi="LM Roman 10" w:cs="Arial"/>
+          <w:rFonts w:ascii="DM Sans" w:eastAsia="Calibri" w:hAnsi="DM Sans" w:cs="Arial"/>
           <w:sz w:val="22"/>
           <w:szCs w:val="22"/>
           <w:lang w:eastAsia="en-US"/>
@@ -3651,15 +3961,15 @@
         <w:spacing w:after="240"/>
         <w:jc w:val="both"/>
         <w:rPr>
-          <w:rFonts w:ascii="LM Roman 10" w:eastAsia="Calibri" w:hAnsi="LM Roman 10" w:cs="Arial"/>
-          <w:sz w:val="22"/>
-          <w:szCs w:val="22"/>
-          <w:lang w:eastAsia="en-US"/>
-        </w:rPr>
-      </w:pPr>
-      <w:r>
-        <w:rPr>
-          <w:rFonts w:ascii="LM Roman 10" w:eastAsia="Calibri" w:hAnsi="LM Roman 10" w:cs="Arial"/>
+          <w:rFonts w:ascii="DM Sans" w:eastAsia="Calibri" w:hAnsi="DM Sans" w:cs="Arial"/>
+          <w:sz w:val="22"/>
+          <w:szCs w:val="22"/>
+          <w:lang w:eastAsia="en-US"/>
+        </w:rPr>
+      </w:pPr>
+      <w:r>
+        <w:rPr>
+          <w:rFonts w:ascii="DM Sans" w:eastAsia="Calibri" w:hAnsi="DM Sans" w:cs="Arial"/>
           <w:sz w:val="22"/>
           <w:szCs w:val="22"/>
           <w:lang w:eastAsia="en-US"/>
@@ -3668,7 +3978,7 @@
       </w:r>
       <w:r>
         <w:rPr>
-          <w:rFonts w:ascii="LM Roman 10" w:eastAsia="Calibri" w:hAnsi="LM Roman 10" w:cs="Arial"/>
+          <w:rFonts w:ascii="DM Sans" w:eastAsia="Calibri" w:hAnsi="DM Sans" w:cs="Arial"/>
           <w:sz w:val="22"/>
           <w:szCs w:val="22"/>
           <w:lang w:eastAsia="en-US"/>
@@ -3676,6 +3986,122 @@
         <w:tab/>
         <w:t>Organizer of internal speakers and poster session</w:t>
       </w:r>
+    </w:p>
+    <w:p>
+      <w:pPr>
+        <w:autoSpaceDE w:val="0"/>
+        <w:autoSpaceDN w:val="0"/>
+        <w:adjustRightInd w:val="0"/>
+        <w:spacing w:before="240"/>
+        <w:rPr>
+          <w:rFonts w:ascii="DM Sans" w:eastAsia="Calibri" w:hAnsi="DM Sans" w:cs="Arial"/>
+          <w:iCs/>
+          <w:sz w:val="22"/>
+          <w:szCs w:val="22"/>
+          <w:lang w:eastAsia="en-US"/>
+        </w:rPr>
+      </w:pPr>
+      <w:r>
+        <w:rPr>
+          <w:rFonts w:ascii="DM Sans" w:eastAsia="Calibri" w:hAnsi="DM Sans" w:cs="Arial"/>
+          <w:sz w:val="22"/>
+          <w:szCs w:val="22"/>
+          <w:lang w:eastAsia="en-US"/>
+        </w:rPr>
+        <w:t>2019 - 2021</w:t>
+      </w:r>
+      <w:r>
+        <w:rPr>
+          <w:rFonts w:ascii="DM Sans" w:eastAsia="Calibri" w:hAnsi="DM Sans" w:cs="Arial"/>
+          <w:i/>
+          <w:sz w:val="22"/>
+          <w:szCs w:val="22"/>
+          <w:lang w:eastAsia="en-US"/>
+        </w:rPr>
+        <w:t xml:space="preserve"> </w:t>
+      </w:r>
+      <w:r>
+        <w:rPr>
+          <w:rFonts w:ascii="DM Sans" w:eastAsia="Calibri" w:hAnsi="DM Sans" w:cs="Arial"/>
+          <w:i/>
+          <w:sz w:val="22"/>
+          <w:szCs w:val="22"/>
+          <w:lang w:eastAsia="en-US"/>
+        </w:rPr>
+        <w:tab/>
+      </w:r>
+      <w:r>
+        <w:rPr>
+          <w:rFonts w:ascii="DM Sans" w:eastAsia="Calibri" w:hAnsi="DM Sans" w:cs="Arial"/>
+          <w:iCs/>
+          <w:sz w:val="22"/>
+          <w:szCs w:val="22"/>
+          <w:lang w:eastAsia="en-US"/>
+        </w:rPr>
+        <w:t xml:space="preserve">Committee member in University of Sussex Archery </w:t>
+      </w:r>
+      <w:proofErr w:type="gramStart"/>
+      <w:r>
+        <w:rPr>
+          <w:rFonts w:ascii="DM Sans" w:eastAsia="Calibri" w:hAnsi="DM Sans" w:cs="Arial"/>
+          <w:iCs/>
+          <w:sz w:val="22"/>
+          <w:szCs w:val="22"/>
+          <w:lang w:eastAsia="en-US"/>
+        </w:rPr>
+        <w:t>Club;</w:t>
+      </w:r>
+      <w:proofErr w:type="gramEnd"/>
+      <w:r>
+        <w:rPr>
+          <w:rFonts w:ascii="DM Sans" w:eastAsia="Calibri" w:hAnsi="DM Sans" w:cs="Arial"/>
+          <w:iCs/>
+          <w:sz w:val="22"/>
+          <w:szCs w:val="22"/>
+          <w:lang w:eastAsia="en-US"/>
+        </w:rPr>
+        <w:t xml:space="preserve"> </w:t>
+      </w:r>
+    </w:p>
+    <w:p>
+      <w:pPr>
+        <w:autoSpaceDE w:val="0"/>
+        <w:autoSpaceDN w:val="0"/>
+        <w:adjustRightInd w:val="0"/>
+        <w:ind w:left="720" w:firstLine="720"/>
+        <w:rPr>
+          <w:rFonts w:ascii="DM Sans" w:eastAsia="Calibri" w:hAnsi="DM Sans" w:cs="Arial"/>
+          <w:iCs/>
+          <w:sz w:val="22"/>
+          <w:szCs w:val="22"/>
+          <w:lang w:eastAsia="en-US"/>
+        </w:rPr>
+      </w:pPr>
+      <w:r>
+        <w:rPr>
+          <w:rFonts w:ascii="DM Sans" w:eastAsia="Calibri" w:hAnsi="DM Sans" w:cs="Arial"/>
+          <w:iCs/>
+          <w:sz w:val="22"/>
+          <w:szCs w:val="22"/>
+          <w:lang w:eastAsia="en-US"/>
+        </w:rPr>
+        <w:t>Competitions officer</w:t>
+      </w:r>
+    </w:p>
+    <w:p>
+      <w:pPr>
+        <w:autoSpaceDE w:val="0"/>
+        <w:autoSpaceDN w:val="0"/>
+        <w:adjustRightInd w:val="0"/>
+        <w:spacing w:after="240"/>
+        <w:jc w:val="both"/>
+        <w:rPr>
+          <w:rFonts w:ascii="DM Sans" w:eastAsia="Calibri" w:hAnsi="DM Sans" w:cs="Arial"/>
+          <w:sz w:val="22"/>
+          <w:szCs w:val="22"/>
+          <w:lang w:eastAsia="en-US"/>
+        </w:rPr>
+      </w:pPr>
     </w:p>
     <w:p>
       <w:pPr>
@@ -3685,13 +4111,13 @@
         </w:pBdr>
         <w:jc w:val="both"/>
         <w:rPr>
-          <w:rFonts w:ascii="LM Roman 10" w:hAnsi="LM Roman 10" w:cs="Arial"/>
+          <w:rFonts w:ascii="DM Sans" w:hAnsi="DM Sans" w:cs="Arial"/>
           <w:b/>
         </w:rPr>
       </w:pPr>
       <w:r>
         <w:rPr>
-          <w:rFonts w:ascii="LM Roman 10" w:hAnsi="LM Roman 10" w:cs="Arial"/>
+          <w:rFonts w:ascii="DM Sans" w:hAnsi="DM Sans" w:cs="Arial"/>
           <w:b/>
         </w:rPr>
         <w:t>COMPUTING AND CODING SKILLS</w:t>
@@ -3705,15 +4131,15 @@
         <w:spacing w:before="240" w:after="240"/>
         <w:ind w:left="1440" w:hanging="1440"/>
         <w:rPr>
-          <w:rFonts w:ascii="LM Roman 10" w:eastAsia="Calibri" w:hAnsi="LM Roman 10" w:cs="Arial"/>
-          <w:sz w:val="22"/>
-          <w:szCs w:val="22"/>
-          <w:lang w:eastAsia="en-US"/>
-        </w:rPr>
-      </w:pPr>
-      <w:r>
-        <w:rPr>
-          <w:rFonts w:ascii="LM Roman 10" w:eastAsia="Calibri" w:hAnsi="LM Roman 10" w:cs="Arial"/>
+          <w:rFonts w:ascii="DM Sans" w:eastAsia="Calibri" w:hAnsi="DM Sans" w:cs="Arial"/>
+          <w:sz w:val="22"/>
+          <w:szCs w:val="22"/>
+          <w:lang w:eastAsia="en-US"/>
+        </w:rPr>
+      </w:pPr>
+      <w:r>
+        <w:rPr>
+          <w:rFonts w:ascii="DM Sans" w:eastAsia="Calibri" w:hAnsi="DM Sans" w:cs="Arial"/>
           <w:sz w:val="22"/>
           <w:szCs w:val="22"/>
           <w:lang w:eastAsia="en-US"/>
@@ -3722,7 +4148,7 @@
       </w:r>
       <w:r>
         <w:rPr>
-          <w:rFonts w:ascii="LM Roman 10" w:eastAsia="Calibri" w:hAnsi="LM Roman 10" w:cs="Arial"/>
+          <w:rFonts w:ascii="DM Sans" w:eastAsia="Calibri" w:hAnsi="DM Sans" w:cs="Arial"/>
           <w:sz w:val="22"/>
           <w:szCs w:val="22"/>
           <w:lang w:eastAsia="en-US"/>
@@ -3731,7 +4157,7 @@
       </w:r>
       <w:r>
         <w:rPr>
-          <w:rFonts w:ascii="LM Roman 10" w:eastAsia="Calibri" w:hAnsi="LM Roman 10" w:cs="Arial"/>
+          <w:rFonts w:ascii="DM Sans" w:eastAsia="Calibri" w:hAnsi="DM Sans" w:cs="Arial"/>
           <w:sz w:val="22"/>
           <w:szCs w:val="22"/>
           <w:lang w:eastAsia="en-US"/>
@@ -3740,7 +4166,7 @@
       </w:r>
       <w:r>
         <w:rPr>
-          <w:rFonts w:ascii="LM Roman 10" w:eastAsia="Calibri" w:hAnsi="LM Roman 10" w:cs="Arial"/>
+          <w:rFonts w:ascii="DM Sans" w:eastAsia="Calibri" w:hAnsi="DM Sans" w:cs="Arial"/>
           <w:sz w:val="22"/>
           <w:szCs w:val="22"/>
           <w:lang w:eastAsia="en-US"/>
@@ -3750,7 +4176,7 @@
       <w:proofErr w:type="spellStart"/>
       <w:r>
         <w:rPr>
-          <w:rFonts w:ascii="LM Roman 10" w:eastAsia="Calibri" w:hAnsi="LM Roman 10" w:cs="Arial"/>
+          <w:rFonts w:ascii="DM Sans" w:eastAsia="Calibri" w:hAnsi="DM Sans" w:cs="Arial"/>
           <w:sz w:val="22"/>
           <w:szCs w:val="22"/>
           <w:lang w:eastAsia="en-US"/>
@@ -3760,7 +4186,7 @@
       <w:proofErr w:type="spellEnd"/>
       <w:r>
         <w:rPr>
-          <w:rFonts w:ascii="LM Roman 10" w:eastAsia="Calibri" w:hAnsi="LM Roman 10" w:cs="Arial"/>
+          <w:rFonts w:ascii="DM Sans" w:eastAsia="Calibri" w:hAnsi="DM Sans" w:cs="Arial"/>
           <w:sz w:val="22"/>
           <w:szCs w:val="22"/>
           <w:lang w:eastAsia="en-US"/>
@@ -3770,7 +4196,7 @@
       <w:proofErr w:type="spellStart"/>
       <w:r>
         <w:rPr>
-          <w:rFonts w:ascii="LM Roman 10" w:eastAsia="Calibri" w:hAnsi="LM Roman 10" w:cs="Arial"/>
+          <w:rFonts w:ascii="DM Sans" w:eastAsia="Calibri" w:hAnsi="DM Sans" w:cs="Arial"/>
           <w:sz w:val="22"/>
           <w:szCs w:val="22"/>
           <w:lang w:eastAsia="en-US"/>
@@ -3780,7 +4206,7 @@
       <w:proofErr w:type="spellEnd"/>
       <w:r>
         <w:rPr>
-          <w:rFonts w:ascii="LM Roman 10" w:eastAsia="Calibri" w:hAnsi="LM Roman 10" w:cs="Arial"/>
+          <w:rFonts w:ascii="DM Sans" w:eastAsia="Calibri" w:hAnsi="DM Sans" w:cs="Arial"/>
           <w:sz w:val="22"/>
           <w:szCs w:val="22"/>
           <w:lang w:eastAsia="en-US"/>
@@ -3796,15 +4222,15 @@
         <w:spacing w:after="240"/>
         <w:ind w:left="1440" w:hanging="1440"/>
         <w:rPr>
-          <w:rFonts w:ascii="LM Roman 10" w:eastAsia="Calibri" w:hAnsi="LM Roman 10" w:cs="Arial"/>
-          <w:sz w:val="22"/>
-          <w:szCs w:val="22"/>
-          <w:lang w:eastAsia="en-US"/>
-        </w:rPr>
-      </w:pPr>
-      <w:r>
-        <w:rPr>
-          <w:rFonts w:ascii="LM Roman 10" w:eastAsia="Calibri" w:hAnsi="LM Roman 10" w:cs="Arial"/>
+          <w:rFonts w:ascii="DM Sans" w:eastAsia="Calibri" w:hAnsi="DM Sans" w:cs="Arial"/>
+          <w:sz w:val="22"/>
+          <w:szCs w:val="22"/>
+          <w:lang w:eastAsia="en-US"/>
+        </w:rPr>
+      </w:pPr>
+      <w:r>
+        <w:rPr>
+          <w:rFonts w:ascii="DM Sans" w:eastAsia="Calibri" w:hAnsi="DM Sans" w:cs="Arial"/>
           <w:sz w:val="22"/>
           <w:szCs w:val="22"/>
           <w:lang w:eastAsia="en-US"/>
@@ -3813,7 +4239,7 @@
       </w:r>
       <w:r>
         <w:rPr>
-          <w:rFonts w:ascii="LM Roman 10" w:eastAsia="Calibri" w:hAnsi="LM Roman 10" w:cs="Arial"/>
+          <w:rFonts w:ascii="DM Sans" w:eastAsia="Calibri" w:hAnsi="DM Sans" w:cs="Arial"/>
           <w:sz w:val="22"/>
           <w:szCs w:val="22"/>
           <w:lang w:eastAsia="en-US"/>
@@ -3822,7 +4248,7 @@
       </w:r>
       <w:r>
         <w:rPr>
-          <w:rFonts w:ascii="LM Roman 10" w:eastAsia="Calibri" w:hAnsi="LM Roman 10" w:cs="Arial"/>
+          <w:rFonts w:ascii="DM Sans" w:eastAsia="Calibri" w:hAnsi="DM Sans" w:cs="Arial"/>
           <w:sz w:val="22"/>
           <w:szCs w:val="22"/>
           <w:lang w:eastAsia="en-US"/>
@@ -3831,7 +4257,7 @@
       </w:r>
       <w:r>
         <w:rPr>
-          <w:rFonts w:ascii="LM Roman 10" w:eastAsia="Calibri" w:hAnsi="LM Roman 10" w:cs="Arial"/>
+          <w:rFonts w:ascii="DM Sans" w:eastAsia="Calibri" w:hAnsi="DM Sans" w:cs="Arial"/>
           <w:sz w:val="22"/>
           <w:szCs w:val="22"/>
           <w:lang w:eastAsia="en-US"/>
@@ -3846,15 +4272,15 @@
         <w:adjustRightInd w:val="0"/>
         <w:spacing w:after="240"/>
         <w:rPr>
-          <w:rFonts w:ascii="LM Roman 10" w:eastAsia="Calibri" w:hAnsi="LM Roman 10" w:cs="Arial"/>
-          <w:sz w:val="22"/>
-          <w:szCs w:val="22"/>
-          <w:lang w:eastAsia="en-US"/>
-        </w:rPr>
-      </w:pPr>
-      <w:r>
-        <w:rPr>
-          <w:rFonts w:ascii="LM Roman 10" w:eastAsia="Calibri" w:hAnsi="LM Roman 10" w:cs="Arial"/>
+          <w:rFonts w:ascii="DM Sans" w:eastAsia="Calibri" w:hAnsi="DM Sans" w:cs="Arial"/>
+          <w:sz w:val="22"/>
+          <w:szCs w:val="22"/>
+          <w:lang w:eastAsia="en-US"/>
+        </w:rPr>
+      </w:pPr>
+      <w:r>
+        <w:rPr>
+          <w:rFonts w:ascii="DM Sans" w:eastAsia="Calibri" w:hAnsi="DM Sans" w:cs="Arial"/>
           <w:sz w:val="22"/>
           <w:szCs w:val="22"/>
           <w:lang w:eastAsia="en-US"/>
@@ -3863,7 +4289,7 @@
       </w:r>
       <w:r>
         <w:rPr>
-          <w:rFonts w:ascii="LM Roman 10" w:eastAsia="Calibri" w:hAnsi="LM Roman 10" w:cs="Arial"/>
+          <w:rFonts w:ascii="DM Sans" w:eastAsia="Calibri" w:hAnsi="DM Sans" w:cs="Arial"/>
           <w:sz w:val="22"/>
           <w:szCs w:val="22"/>
           <w:lang w:eastAsia="en-US"/>
@@ -3872,7 +4298,7 @@
       </w:r>
       <w:r>
         <w:rPr>
-          <w:rFonts w:ascii="LM Roman 10" w:eastAsia="Calibri" w:hAnsi="LM Roman 10" w:cs="Arial"/>
+          <w:rFonts w:ascii="DM Sans" w:eastAsia="Calibri" w:hAnsi="DM Sans" w:cs="Arial"/>
           <w:sz w:val="22"/>
           <w:szCs w:val="22"/>
           <w:lang w:eastAsia="en-US"/>
@@ -3881,7 +4307,7 @@
       </w:r>
       <w:r>
         <w:rPr>
-          <w:rFonts w:ascii="LM Roman 10" w:eastAsia="Calibri" w:hAnsi="LM Roman 10" w:cs="Arial"/>
+          <w:rFonts w:ascii="DM Sans" w:eastAsia="Calibri" w:hAnsi="DM Sans" w:cs="Arial"/>
           <w:sz w:val="22"/>
           <w:szCs w:val="22"/>
           <w:lang w:eastAsia="en-US"/>
@@ -3896,74 +4322,32 @@
         <w:adjustRightInd w:val="0"/>
         <w:spacing w:after="240"/>
         <w:rPr>
-          <w:rFonts w:ascii="LM Roman 10" w:eastAsia="Calibri" w:hAnsi="LM Roman 10" w:cs="Arial"/>
-          <w:sz w:val="22"/>
-          <w:szCs w:val="22"/>
-          <w:lang w:eastAsia="en-US"/>
-        </w:rPr>
-      </w:pPr>
-      <w:r>
-        <w:rPr>
-          <w:rFonts w:ascii="LM Roman 10" w:eastAsia="Calibri" w:hAnsi="LM Roman 10" w:cs="Arial"/>
-          <w:sz w:val="22"/>
-          <w:szCs w:val="22"/>
-          <w:lang w:eastAsia="en-US"/>
-        </w:rPr>
-        <w:t xml:space="preserve">SAS </w:t>
-      </w:r>
-      <w:r>
-        <w:rPr>
-          <w:rFonts w:ascii="LM Roman 10" w:eastAsia="Calibri" w:hAnsi="LM Roman 10" w:cs="Arial"/>
+          <w:rFonts w:ascii="DM Sans" w:eastAsia="Calibri" w:hAnsi="DM Sans" w:cs="Arial"/>
+          <w:sz w:val="22"/>
+          <w:szCs w:val="22"/>
+          <w:lang w:eastAsia="en-US"/>
+        </w:rPr>
+      </w:pPr>
+      <w:proofErr w:type="spellStart"/>
+      <w:r>
+        <w:rPr>
+          <w:rFonts w:ascii="DM Sans" w:eastAsia="Calibri" w:hAnsi="DM Sans" w:cs="Arial"/>
+          <w:sz w:val="22"/>
+          <w:szCs w:val="22"/>
+          <w:lang w:eastAsia="en-US"/>
+        </w:rPr>
+        <w:t>fMRIPrep</w:t>
+      </w:r>
+      <w:proofErr w:type="spellEnd"/>
+      <w:r>
+        <w:rPr>
+          <w:rFonts w:ascii="DM Sans" w:eastAsia="Calibri" w:hAnsi="DM Sans" w:cs="Arial"/>
           <w:sz w:val="22"/>
           <w:szCs w:val="22"/>
           <w:lang w:eastAsia="en-US"/>
         </w:rPr>
         <w:tab/>
-      </w:r>
-      <w:r>
-        <w:rPr>
-          <w:rFonts w:ascii="LM Roman 10" w:eastAsia="Calibri" w:hAnsi="LM Roman 10" w:cs="Arial"/>
-          <w:sz w:val="22"/>
-          <w:szCs w:val="22"/>
-          <w:lang w:eastAsia="en-US"/>
-        </w:rPr>
-        <w:tab/>
-      </w:r>
-      <w:r>
-        <w:rPr>
-          <w:rFonts w:ascii="LM Roman 10" w:eastAsia="Calibri" w:hAnsi="LM Roman 10" w:cs="Arial"/>
-          <w:sz w:val="22"/>
-          <w:szCs w:val="22"/>
-          <w:lang w:eastAsia="en-US"/>
-        </w:rPr>
-        <w:t>Basic skills in data access</w:t>
-      </w:r>
-      <w:r>
-        <w:rPr>
-          <w:rFonts w:ascii="LM Roman 10" w:eastAsia="Calibri" w:hAnsi="LM Roman 10" w:cs="Arial"/>
-          <w:sz w:val="22"/>
-          <w:szCs w:val="22"/>
-          <w:lang w:eastAsia="en-US"/>
-        </w:rPr>
-        <w:t xml:space="preserve"> and manipulation</w:t>
-      </w:r>
-      <w:r>
-        <w:rPr>
-          <w:rFonts w:ascii="LM Roman 10" w:eastAsia="Calibri" w:hAnsi="LM Roman 10" w:cs="Arial"/>
-          <w:sz w:val="22"/>
-          <w:szCs w:val="22"/>
-          <w:lang w:eastAsia="en-US"/>
-        </w:rPr>
-        <w:t xml:space="preserve">, analysis, and </w:t>
-      </w:r>
-      <w:r>
-        <w:rPr>
-          <w:rFonts w:ascii="LM Roman 10" w:eastAsia="Calibri" w:hAnsi="LM Roman 10" w:cs="Arial"/>
-          <w:sz w:val="22"/>
-          <w:szCs w:val="22"/>
-          <w:lang w:eastAsia="en-US"/>
-        </w:rPr>
-        <w:t>visualisation</w:t>
+        <w:t>Advanced skill in fMRI data preprocessing</w:t>
       </w:r>
     </w:p>
     <w:p>
@@ -3973,15 +4357,92 @@
         <w:adjustRightInd w:val="0"/>
         <w:spacing w:after="240"/>
         <w:rPr>
-          <w:rFonts w:ascii="LM Roman 10" w:eastAsia="Calibri" w:hAnsi="LM Roman 10" w:cs="Arial"/>
-          <w:sz w:val="22"/>
-          <w:szCs w:val="22"/>
-          <w:lang w:eastAsia="en-US"/>
-        </w:rPr>
-      </w:pPr>
-      <w:r>
-        <w:rPr>
-          <w:rFonts w:ascii="LM Roman 10" w:eastAsia="Calibri" w:hAnsi="LM Roman 10" w:cs="Arial"/>
+          <w:rFonts w:ascii="DM Sans" w:eastAsia="Calibri" w:hAnsi="DM Sans" w:cs="Arial"/>
+          <w:sz w:val="22"/>
+          <w:szCs w:val="22"/>
+          <w:lang w:eastAsia="en-US"/>
+        </w:rPr>
+      </w:pPr>
+      <w:r>
+        <w:rPr>
+          <w:rFonts w:ascii="DM Sans" w:eastAsia="Calibri" w:hAnsi="DM Sans" w:cs="Arial"/>
+          <w:sz w:val="22"/>
+          <w:szCs w:val="22"/>
+          <w:lang w:eastAsia="en-US"/>
+        </w:rPr>
+        <w:t xml:space="preserve">SAS </w:t>
+      </w:r>
+      <w:r>
+        <w:rPr>
+          <w:rFonts w:ascii="DM Sans" w:eastAsia="Calibri" w:hAnsi="DM Sans" w:cs="Arial"/>
+          <w:sz w:val="22"/>
+          <w:szCs w:val="22"/>
+          <w:lang w:eastAsia="en-US"/>
+        </w:rPr>
+        <w:tab/>
+      </w:r>
+      <w:r>
+        <w:rPr>
+          <w:rFonts w:ascii="DM Sans" w:eastAsia="Calibri" w:hAnsi="DM Sans" w:cs="Arial"/>
+          <w:sz w:val="22"/>
+          <w:szCs w:val="22"/>
+          <w:lang w:eastAsia="en-US"/>
+        </w:rPr>
+        <w:tab/>
+      </w:r>
+      <w:r>
+        <w:rPr>
+          <w:rFonts w:ascii="DM Sans" w:eastAsia="Calibri" w:hAnsi="DM Sans" w:cs="Arial"/>
+          <w:sz w:val="22"/>
+          <w:szCs w:val="22"/>
+          <w:lang w:eastAsia="en-US"/>
+        </w:rPr>
+        <w:t>Basic skills in data access</w:t>
+      </w:r>
+      <w:r>
+        <w:rPr>
+          <w:rFonts w:ascii="DM Sans" w:eastAsia="Calibri" w:hAnsi="DM Sans" w:cs="Arial"/>
+          <w:sz w:val="22"/>
+          <w:szCs w:val="22"/>
+          <w:lang w:eastAsia="en-US"/>
+        </w:rPr>
+        <w:t xml:space="preserve"> and manipulation</w:t>
+      </w:r>
+      <w:r>
+        <w:rPr>
+          <w:rFonts w:ascii="DM Sans" w:eastAsia="Calibri" w:hAnsi="DM Sans" w:cs="Arial"/>
+          <w:sz w:val="22"/>
+          <w:szCs w:val="22"/>
+          <w:lang w:eastAsia="en-US"/>
+        </w:rPr>
+        <w:t xml:space="preserve">, analysis, and </w:t>
+      </w:r>
+      <w:r>
+        <w:rPr>
+          <w:rFonts w:ascii="DM Sans" w:eastAsia="Calibri" w:hAnsi="DM Sans" w:cs="Arial"/>
+          <w:sz w:val="22"/>
+          <w:szCs w:val="22"/>
+          <w:lang w:eastAsia="en-US"/>
+        </w:rPr>
+        <w:t>visualisation</w:t>
+      </w:r>
+    </w:p>
+    <w:p>
+      <w:pPr>
+        <w:autoSpaceDE w:val="0"/>
+        <w:autoSpaceDN w:val="0"/>
+        <w:adjustRightInd w:val="0"/>
+        <w:spacing w:after="240"/>
+        <w:rPr>
+          <w:rFonts w:ascii="DM Sans" w:eastAsia="Calibri" w:hAnsi="DM Sans" w:cs="Arial"/>
+          <w:sz w:val="22"/>
+          <w:szCs w:val="22"/>
+          <w:lang w:eastAsia="en-US"/>
+        </w:rPr>
+      </w:pPr>
+      <w:r>
+        <w:rPr>
+          <w:rFonts w:ascii="DM Sans" w:eastAsia="Calibri" w:hAnsi="DM Sans" w:cs="Arial"/>
           <w:sz w:val="22"/>
           <w:szCs w:val="22"/>
           <w:lang w:eastAsia="en-US"/>
@@ -3990,7 +4451,7 @@
       </w:r>
       <w:r>
         <w:rPr>
-          <w:rFonts w:ascii="LM Roman 10" w:eastAsia="Calibri" w:hAnsi="LM Roman 10" w:cs="Arial"/>
+          <w:rFonts w:ascii="DM Sans" w:eastAsia="Calibri" w:hAnsi="DM Sans" w:cs="Arial"/>
           <w:sz w:val="22"/>
           <w:szCs w:val="22"/>
           <w:lang w:eastAsia="en-US"/>
@@ -3999,7 +4460,7 @@
       </w:r>
       <w:r>
         <w:rPr>
-          <w:rFonts w:ascii="LM Roman 10" w:eastAsia="Calibri" w:hAnsi="LM Roman 10" w:cs="Arial"/>
+          <w:rFonts w:ascii="DM Sans" w:eastAsia="Calibri" w:hAnsi="DM Sans" w:cs="Arial"/>
           <w:sz w:val="22"/>
           <w:szCs w:val="22"/>
           <w:lang w:eastAsia="en-US"/>
@@ -4008,7 +4469,7 @@
       </w:r>
       <w:r>
         <w:rPr>
-          <w:rFonts w:ascii="LM Roman 10" w:eastAsia="Calibri" w:hAnsi="LM Roman 10" w:cs="Arial"/>
+          <w:rFonts w:ascii="DM Sans" w:eastAsia="Calibri" w:hAnsi="DM Sans" w:cs="Arial"/>
           <w:sz w:val="22"/>
           <w:szCs w:val="22"/>
           <w:lang w:eastAsia="en-US"/>
@@ -4017,7 +4478,7 @@
       </w:r>
       <w:r>
         <w:rPr>
-          <w:rFonts w:ascii="LM Roman 10" w:eastAsia="Calibri" w:hAnsi="LM Roman 10" w:cs="Arial"/>
+          <w:rFonts w:ascii="DM Sans" w:eastAsia="Calibri" w:hAnsi="DM Sans" w:cs="Arial"/>
           <w:sz w:val="22"/>
           <w:szCs w:val="22"/>
           <w:lang w:eastAsia="en-US"/>
@@ -4033,7 +4494,7 @@
         </w:pBdr>
         <w:jc w:val="both"/>
         <w:rPr>
-          <w:rFonts w:ascii="LM Roman 10" w:hAnsi="LM Roman 10" w:cs="Arial"/>
+          <w:rFonts w:ascii="DM Sans" w:hAnsi="DM Sans" w:cs="Arial"/>
           <w:b/>
         </w:rPr>
       </w:pPr>
@@ -4046,13 +4507,13 @@
         </w:pBdr>
         <w:jc w:val="both"/>
         <w:rPr>
-          <w:rFonts w:ascii="LM Roman 10" w:hAnsi="LM Roman 10" w:cs="Arial"/>
+          <w:rFonts w:ascii="DM Sans" w:hAnsi="DM Sans" w:cs="Arial"/>
           <w:b/>
         </w:rPr>
       </w:pPr>
       <w:r>
         <w:rPr>
-          <w:rFonts w:ascii="LM Roman 10" w:hAnsi="LM Roman 10" w:cs="Arial"/>
+          <w:rFonts w:ascii="DM Sans" w:hAnsi="DM Sans" w:cs="Arial"/>
           <w:b/>
         </w:rPr>
         <w:t>LANGUAGE SKILLS</w:t>
@@ -4065,16 +4526,16 @@
         <w:adjustRightInd w:val="0"/>
         <w:spacing w:before="240" w:after="240"/>
         <w:rPr>
-          <w:rFonts w:ascii="LM Roman 10" w:eastAsia="Calibri" w:hAnsi="LM Roman 10" w:cs="Arial"/>
-          <w:iCs/>
-          <w:sz w:val="22"/>
-          <w:szCs w:val="22"/>
-          <w:lang w:eastAsia="en-US"/>
-        </w:rPr>
-      </w:pPr>
-      <w:r>
-        <w:rPr>
-          <w:rFonts w:ascii="LM Roman 10" w:eastAsia="Calibri" w:hAnsi="LM Roman 10" w:cs="Arial"/>
+          <w:rFonts w:ascii="DM Sans" w:eastAsia="Calibri" w:hAnsi="DM Sans" w:cs="Arial"/>
+          <w:iCs/>
+          <w:sz w:val="22"/>
+          <w:szCs w:val="22"/>
+          <w:lang w:eastAsia="en-US"/>
+        </w:rPr>
+      </w:pPr>
+      <w:r>
+        <w:rPr>
+          <w:rFonts w:ascii="DM Sans" w:eastAsia="Calibri" w:hAnsi="DM Sans" w:cs="Arial"/>
           <w:sz w:val="22"/>
           <w:szCs w:val="22"/>
           <w:lang w:eastAsia="en-US"/>
@@ -4083,7 +4544,7 @@
       </w:r>
       <w:r>
         <w:rPr>
-          <w:rFonts w:ascii="LM Roman 10" w:eastAsia="Calibri" w:hAnsi="LM Roman 10" w:cs="Arial"/>
+          <w:rFonts w:ascii="DM Sans" w:eastAsia="Calibri" w:hAnsi="DM Sans" w:cs="Arial"/>
           <w:i/>
           <w:sz w:val="22"/>
           <w:szCs w:val="22"/>
@@ -4093,7 +4554,7 @@
       </w:r>
       <w:r>
         <w:rPr>
-          <w:rFonts w:ascii="LM Roman 10" w:eastAsia="Calibri" w:hAnsi="LM Roman 10" w:cs="Arial"/>
+          <w:rFonts w:ascii="DM Sans" w:eastAsia="Calibri" w:hAnsi="DM Sans" w:cs="Arial"/>
           <w:i/>
           <w:sz w:val="22"/>
           <w:szCs w:val="22"/>
@@ -4103,7 +4564,7 @@
       </w:r>
       <w:r>
         <w:rPr>
-          <w:rFonts w:ascii="LM Roman 10" w:eastAsia="Calibri" w:hAnsi="LM Roman 10" w:cs="Arial"/>
+          <w:rFonts w:ascii="DM Sans" w:eastAsia="Calibri" w:hAnsi="DM Sans" w:cs="Arial"/>
           <w:iCs/>
           <w:sz w:val="22"/>
           <w:szCs w:val="22"/>
@@ -4119,16 +4580,16 @@
         <w:adjustRightInd w:val="0"/>
         <w:spacing w:after="240"/>
         <w:rPr>
-          <w:rFonts w:ascii="LM Roman 10" w:eastAsia="Calibri" w:hAnsi="LM Roman 10" w:cs="Arial"/>
-          <w:iCs/>
-          <w:sz w:val="22"/>
-          <w:szCs w:val="22"/>
-          <w:lang w:eastAsia="en-US"/>
-        </w:rPr>
-      </w:pPr>
-      <w:r>
-        <w:rPr>
-          <w:rFonts w:ascii="LM Roman 10" w:eastAsia="Calibri" w:hAnsi="LM Roman 10" w:cs="Arial"/>
+          <w:rFonts w:ascii="DM Sans" w:eastAsia="Calibri" w:hAnsi="DM Sans" w:cs="Arial"/>
+          <w:iCs/>
+          <w:sz w:val="22"/>
+          <w:szCs w:val="22"/>
+          <w:lang w:eastAsia="en-US"/>
+        </w:rPr>
+      </w:pPr>
+      <w:r>
+        <w:rPr>
+          <w:rFonts w:ascii="DM Sans" w:eastAsia="Calibri" w:hAnsi="DM Sans" w:cs="Arial"/>
           <w:iCs/>
           <w:sz w:val="22"/>
           <w:szCs w:val="22"/>
@@ -4138,7 +4599,7 @@
       </w:r>
       <w:r>
         <w:rPr>
-          <w:rFonts w:ascii="LM Roman 10" w:eastAsia="Calibri" w:hAnsi="LM Roman 10" w:cs="Arial"/>
+          <w:rFonts w:ascii="DM Sans" w:eastAsia="Calibri" w:hAnsi="DM Sans" w:cs="Arial"/>
           <w:iCs/>
           <w:sz w:val="22"/>
           <w:szCs w:val="22"/>
@@ -4148,17 +4609,7 @@
       </w:r>
       <w:r>
         <w:rPr>
-          <w:rFonts w:ascii="LM Roman 10" w:eastAsia="Calibri" w:hAnsi="LM Roman 10" w:cs="Arial"/>
-          <w:iCs/>
-          <w:sz w:val="22"/>
-          <w:szCs w:val="22"/>
-          <w:lang w:eastAsia="en-US"/>
-        </w:rPr>
-        <w:tab/>
-      </w:r>
-      <w:r>
-        <w:rPr>
-          <w:rFonts w:ascii="LM Roman 10" w:eastAsia="Calibri" w:hAnsi="LM Roman 10" w:cs="Arial"/>
+          <w:rFonts w:ascii="DM Sans" w:eastAsia="Calibri" w:hAnsi="DM Sans" w:cs="Arial"/>
           <w:iCs/>
           <w:sz w:val="22"/>
           <w:szCs w:val="22"/>
@@ -4174,16 +4625,16 @@
         <w:adjustRightInd w:val="0"/>
         <w:spacing w:after="240"/>
         <w:rPr>
-          <w:rFonts w:ascii="LM Roman 10" w:eastAsia="Calibri" w:hAnsi="LM Roman 10" w:cs="Arial"/>
-          <w:iCs/>
-          <w:sz w:val="22"/>
-          <w:szCs w:val="22"/>
-          <w:lang w:eastAsia="en-US"/>
-        </w:rPr>
-      </w:pPr>
-      <w:r>
-        <w:rPr>
-          <w:rFonts w:ascii="LM Roman 10" w:eastAsia="Calibri" w:hAnsi="LM Roman 10" w:cs="Arial"/>
+          <w:rFonts w:ascii="DM Sans" w:eastAsia="Calibri" w:hAnsi="DM Sans" w:cs="Arial"/>
+          <w:iCs/>
+          <w:sz w:val="22"/>
+          <w:szCs w:val="22"/>
+          <w:lang w:eastAsia="en-US"/>
+        </w:rPr>
+      </w:pPr>
+      <w:r>
+        <w:rPr>
+          <w:rFonts w:ascii="DM Sans" w:eastAsia="Calibri" w:hAnsi="DM Sans" w:cs="Arial"/>
           <w:iCs/>
           <w:sz w:val="22"/>
           <w:szCs w:val="22"/>
@@ -4193,14 +4644,23 @@
       </w:r>
       <w:r>
         <w:rPr>
-          <w:rFonts w:ascii="LM Roman 10" w:eastAsia="Calibri" w:hAnsi="LM Roman 10" w:cs="Arial"/>
+          <w:rFonts w:ascii="DM Sans" w:eastAsia="Calibri" w:hAnsi="DM Sans" w:cs="Arial"/>
           <w:iCs/>
           <w:sz w:val="22"/>
           <w:szCs w:val="22"/>
           <w:lang w:eastAsia="en-US"/>
         </w:rPr>
         <w:tab/>
-        <w:t>B2</w:t>
+      </w:r>
+      <w:r>
+        <w:rPr>
+          <w:rFonts w:ascii="DM Sans" w:eastAsia="Calibri" w:hAnsi="DM Sans" w:cs="Arial"/>
+          <w:iCs/>
+          <w:sz w:val="22"/>
+          <w:szCs w:val="22"/>
+          <w:lang w:eastAsia="en-US"/>
+        </w:rPr>
+        <w:t>Advanced</w:t>
       </w:r>
     </w:p>
     <w:p>
@@ -4210,16 +4670,16 @@
         <w:adjustRightInd w:val="0"/>
         <w:spacing w:after="240"/>
         <w:rPr>
-          <w:rFonts w:ascii="LM Roman 10" w:eastAsia="Calibri" w:hAnsi="LM Roman 10" w:cs="Arial"/>
-          <w:iCs/>
-          <w:sz w:val="22"/>
-          <w:szCs w:val="22"/>
-          <w:lang w:eastAsia="en-US"/>
-        </w:rPr>
-      </w:pPr>
-      <w:r>
-        <w:rPr>
-          <w:rFonts w:ascii="LM Roman 10" w:eastAsia="Calibri" w:hAnsi="LM Roman 10" w:cs="Arial"/>
+          <w:rFonts w:ascii="DM Sans" w:eastAsia="Calibri" w:hAnsi="DM Sans" w:cs="Arial"/>
+          <w:iCs/>
+          <w:sz w:val="22"/>
+          <w:szCs w:val="22"/>
+          <w:lang w:eastAsia="en-US"/>
+        </w:rPr>
+      </w:pPr>
+      <w:r>
+        <w:rPr>
+          <w:rFonts w:ascii="DM Sans" w:eastAsia="Calibri" w:hAnsi="DM Sans" w:cs="Arial"/>
           <w:iCs/>
           <w:sz w:val="22"/>
           <w:szCs w:val="22"/>
@@ -4229,7 +4689,7 @@
       </w:r>
       <w:r>
         <w:rPr>
-          <w:rFonts w:ascii="LM Roman 10" w:eastAsia="Calibri" w:hAnsi="LM Roman 10" w:cs="Arial"/>
+          <w:rFonts w:ascii="DM Sans" w:eastAsia="Calibri" w:hAnsi="DM Sans" w:cs="Arial"/>
           <w:iCs/>
           <w:sz w:val="22"/>
           <w:szCs w:val="22"/>
@@ -4239,7 +4699,7 @@
       </w:r>
       <w:r>
         <w:rPr>
-          <w:rFonts w:ascii="LM Roman 10" w:eastAsia="Calibri" w:hAnsi="LM Roman 10" w:cs="Arial"/>
+          <w:rFonts w:ascii="DM Sans" w:eastAsia="Calibri" w:hAnsi="DM Sans" w:cs="Arial"/>
           <w:iCs/>
           <w:sz w:val="22"/>
           <w:szCs w:val="22"/>
@@ -4256,16 +4716,16 @@
         <w:adjustRightInd w:val="0"/>
         <w:spacing w:after="240"/>
         <w:rPr>
-          <w:rFonts w:ascii="LM Roman 10" w:eastAsia="Calibri" w:hAnsi="LM Roman 10" w:cs="Arial"/>
-          <w:iCs/>
-          <w:sz w:val="22"/>
-          <w:szCs w:val="22"/>
-          <w:lang w:eastAsia="en-US"/>
-        </w:rPr>
-      </w:pPr>
-      <w:r>
-        <w:rPr>
-          <w:rFonts w:ascii="LM Roman 10" w:eastAsia="Calibri" w:hAnsi="LM Roman 10" w:cs="Arial"/>
+          <w:rFonts w:ascii="DM Sans" w:eastAsia="Calibri" w:hAnsi="DM Sans" w:cs="Arial"/>
+          <w:iCs/>
+          <w:sz w:val="22"/>
+          <w:szCs w:val="22"/>
+          <w:lang w:eastAsia="en-US"/>
+        </w:rPr>
+      </w:pPr>
+      <w:r>
+        <w:rPr>
+          <w:rFonts w:ascii="DM Sans" w:eastAsia="Calibri" w:hAnsi="DM Sans" w:cs="Arial"/>
           <w:iCs/>
           <w:sz w:val="22"/>
           <w:szCs w:val="22"/>
@@ -4275,7 +4735,7 @@
       </w:r>
       <w:r>
         <w:rPr>
-          <w:rFonts w:ascii="LM Roman 10" w:eastAsia="Calibri" w:hAnsi="LM Roman 10" w:cs="Arial"/>
+          <w:rFonts w:ascii="DM Sans" w:eastAsia="Calibri" w:hAnsi="DM Sans" w:cs="Arial"/>
           <w:iCs/>
           <w:sz w:val="22"/>
           <w:szCs w:val="22"/>
@@ -4285,7 +4745,7 @@
       </w:r>
       <w:r>
         <w:rPr>
-          <w:rFonts w:ascii="LM Roman 10" w:eastAsia="Calibri" w:hAnsi="LM Roman 10" w:cs="Arial"/>
+          <w:rFonts w:ascii="DM Sans" w:eastAsia="Calibri" w:hAnsi="DM Sans" w:cs="Arial"/>
           <w:iCs/>
           <w:sz w:val="22"/>
           <w:szCs w:val="22"/>
@@ -4295,7 +4755,7 @@
       </w:r>
       <w:r>
         <w:rPr>
-          <w:rFonts w:ascii="LM Roman 10" w:eastAsia="Calibri" w:hAnsi="LM Roman 10" w:cs="Arial"/>
+          <w:rFonts w:ascii="DM Sans" w:eastAsia="Calibri" w:hAnsi="DM Sans" w:cs="Arial"/>
           <w:iCs/>
           <w:sz w:val="22"/>
           <w:szCs w:val="22"/>
@@ -4306,408 +4766,11 @@
     </w:p>
     <w:p>
       <w:pPr>
-        <w:pBdr>
-          <w:bottom w:val="single" w:sz="6" w:space="1" w:color="auto"/>
-        </w:pBdr>
         <w:autoSpaceDE w:val="0"/>
         <w:autoSpaceDN w:val="0"/>
         <w:adjustRightInd w:val="0"/>
         <w:rPr>
-          <w:rFonts w:ascii="LM Roman 10" w:eastAsia="Calibri" w:hAnsi="LM Roman 10" w:cs="Arial"/>
-          <w:b/>
-          <w:sz w:val="22"/>
-          <w:szCs w:val="22"/>
-          <w:lang w:eastAsia="en-US"/>
-        </w:rPr>
-      </w:pPr>
-    </w:p>
-    <w:p>
-      <w:pPr>
-        <w:pBdr>
-          <w:bottom w:val="single" w:sz="6" w:space="1" w:color="auto"/>
-        </w:pBdr>
-        <w:autoSpaceDE w:val="0"/>
-        <w:autoSpaceDN w:val="0"/>
-        <w:adjustRightInd w:val="0"/>
-        <w:rPr>
-          <w:rFonts w:ascii="LM Roman 10" w:eastAsia="Calibri" w:hAnsi="LM Roman 10" w:cs="Arial"/>
-          <w:b/>
-          <w:sz w:val="22"/>
-          <w:szCs w:val="22"/>
-          <w:lang w:eastAsia="en-US"/>
-        </w:rPr>
-      </w:pPr>
-      <w:r>
-        <w:rPr>
-          <w:rFonts w:ascii="LM Roman 10" w:eastAsia="Calibri" w:hAnsi="LM Roman 10" w:cs="Arial"/>
-          <w:b/>
-          <w:sz w:val="22"/>
-          <w:szCs w:val="22"/>
-          <w:lang w:eastAsia="en-US"/>
-        </w:rPr>
-        <w:t>POSITIONS OF RE</w:t>
-      </w:r>
-      <w:r>
-        <w:rPr>
-          <w:rFonts w:ascii="LM Roman 10" w:eastAsia="Calibri" w:hAnsi="LM Roman 10" w:cs="Arial"/>
-          <w:b/>
-          <w:sz w:val="22"/>
-          <w:szCs w:val="22"/>
-          <w:lang w:eastAsia="en-US"/>
-        </w:rPr>
-        <w:t>S</w:t>
-      </w:r>
-      <w:r>
-        <w:rPr>
-          <w:rFonts w:ascii="LM Roman 10" w:eastAsia="Calibri" w:hAnsi="LM Roman 10" w:cs="Arial"/>
-          <w:b/>
-          <w:sz w:val="22"/>
-          <w:szCs w:val="22"/>
-          <w:lang w:eastAsia="en-US"/>
-        </w:rPr>
-        <w:t>PONSIBILITY</w:t>
-      </w:r>
-    </w:p>
-    <w:p>
-      <w:pPr>
-        <w:autoSpaceDE w:val="0"/>
-        <w:autoSpaceDN w:val="0"/>
-        <w:adjustRightInd w:val="0"/>
-        <w:spacing w:before="240"/>
-        <w:ind w:left="2160" w:hanging="2160"/>
-        <w:rPr>
-          <w:rFonts w:ascii="LM Roman 10" w:eastAsia="Calibri" w:hAnsi="LM Roman 10" w:cs="Arial"/>
-          <w:sz w:val="22"/>
-          <w:szCs w:val="22"/>
-          <w:lang w:eastAsia="en-US"/>
-        </w:rPr>
-      </w:pPr>
-      <w:r>
-        <w:rPr>
-          <w:rFonts w:ascii="LM Roman 10" w:eastAsia="Calibri" w:hAnsi="LM Roman 10" w:cs="Arial"/>
-          <w:sz w:val="22"/>
-          <w:szCs w:val="22"/>
-          <w:lang w:eastAsia="en-US"/>
-        </w:rPr>
-        <w:t>07/</w:t>
-      </w:r>
-      <w:r>
-        <w:rPr>
-          <w:rFonts w:ascii="LM Roman 10" w:eastAsia="Calibri" w:hAnsi="LM Roman 10" w:cs="Arial"/>
-          <w:sz w:val="22"/>
-          <w:szCs w:val="22"/>
-          <w:lang w:eastAsia="en-US"/>
-        </w:rPr>
-        <w:t>2023</w:t>
-      </w:r>
-      <w:r>
-        <w:rPr>
-          <w:rFonts w:ascii="LM Roman 10" w:eastAsia="Calibri" w:hAnsi="LM Roman 10" w:cs="Arial"/>
-          <w:sz w:val="22"/>
-          <w:szCs w:val="22"/>
-          <w:lang w:eastAsia="en-US"/>
-        </w:rPr>
-        <w:t xml:space="preserve"> – 09/2023</w:t>
-      </w:r>
-      <w:r>
-        <w:rPr>
-          <w:rFonts w:ascii="LM Roman 10" w:eastAsia="Calibri" w:hAnsi="LM Roman 10" w:cs="Arial"/>
-          <w:sz w:val="22"/>
-          <w:szCs w:val="22"/>
-          <w:lang w:eastAsia="en-US"/>
-        </w:rPr>
-        <w:tab/>
-        <w:t>Supervision of research intern (</w:t>
-      </w:r>
-      <w:r>
-        <w:rPr>
-          <w:rFonts w:ascii="LM Roman 10" w:eastAsia="Calibri" w:hAnsi="LM Roman 10" w:cs="Arial"/>
-          <w:i/>
-          <w:iCs/>
-          <w:sz w:val="22"/>
-          <w:szCs w:val="22"/>
-          <w:lang w:eastAsia="en-US"/>
-        </w:rPr>
-        <w:t xml:space="preserve">Karolinska </w:t>
-      </w:r>
-      <w:proofErr w:type="spellStart"/>
-      <w:r>
-        <w:rPr>
-          <w:rFonts w:ascii="LM Roman 10" w:eastAsia="Calibri" w:hAnsi="LM Roman 10" w:cs="Arial"/>
-          <w:i/>
-          <w:iCs/>
-          <w:sz w:val="22"/>
-          <w:szCs w:val="22"/>
-          <w:lang w:eastAsia="en-US"/>
-        </w:rPr>
-        <w:t>Institutet</w:t>
-      </w:r>
-      <w:proofErr w:type="spellEnd"/>
-      <w:r>
-        <w:rPr>
-          <w:rFonts w:ascii="LM Roman 10" w:eastAsia="Calibri" w:hAnsi="LM Roman 10" w:cs="Arial"/>
-          <w:i/>
-          <w:iCs/>
-          <w:sz w:val="22"/>
-          <w:szCs w:val="22"/>
-          <w:lang w:eastAsia="en-US"/>
-        </w:rPr>
-        <w:t>, Sweden</w:t>
-      </w:r>
-      <w:r>
-        <w:rPr>
-          <w:rFonts w:ascii="LM Roman 10" w:eastAsia="Calibri" w:hAnsi="LM Roman 10" w:cs="Arial"/>
-          <w:sz w:val="22"/>
-          <w:szCs w:val="22"/>
-          <w:lang w:eastAsia="en-US"/>
-        </w:rPr>
-        <w:t>)</w:t>
-      </w:r>
-      <w:r>
-        <w:rPr>
-          <w:rFonts w:ascii="LM Roman 10" w:eastAsia="Calibri" w:hAnsi="LM Roman 10" w:cs="Arial"/>
-          <w:sz w:val="22"/>
-          <w:szCs w:val="22"/>
-          <w:lang w:eastAsia="en-US"/>
-        </w:rPr>
-        <w:t xml:space="preserve">, including experiment design and piloting, data collection and analysis, and presentation of results and conclusions. </w:t>
-      </w:r>
-    </w:p>
-    <w:p>
-      <w:pPr>
-        <w:autoSpaceDE w:val="0"/>
-        <w:autoSpaceDN w:val="0"/>
-        <w:adjustRightInd w:val="0"/>
-        <w:spacing w:before="240"/>
-        <w:ind w:left="2160" w:hanging="2160"/>
-        <w:rPr>
-          <w:rFonts w:ascii="LM Roman 10" w:eastAsia="Calibri" w:hAnsi="LM Roman 10" w:cs="Arial"/>
-          <w:sz w:val="22"/>
-          <w:szCs w:val="22"/>
-          <w:lang w:eastAsia="en-US"/>
-        </w:rPr>
-      </w:pPr>
-      <w:r>
-        <w:rPr>
-          <w:rFonts w:ascii="LM Roman 10" w:eastAsia="Calibri" w:hAnsi="LM Roman 10" w:cs="Arial"/>
-          <w:sz w:val="22"/>
-          <w:szCs w:val="22"/>
-          <w:lang w:eastAsia="en-US"/>
-        </w:rPr>
-        <w:t>12</w:t>
-      </w:r>
-      <w:r>
-        <w:rPr>
-          <w:rFonts w:ascii="LM Roman 10" w:eastAsia="Calibri" w:hAnsi="LM Roman 10" w:cs="Arial"/>
-          <w:sz w:val="22"/>
-          <w:szCs w:val="22"/>
-          <w:lang w:eastAsia="en-US"/>
-        </w:rPr>
-        <w:t>/</w:t>
-      </w:r>
-      <w:r>
-        <w:rPr>
-          <w:rFonts w:ascii="LM Roman 10" w:eastAsia="Calibri" w:hAnsi="LM Roman 10" w:cs="Arial"/>
-          <w:sz w:val="22"/>
-          <w:szCs w:val="22"/>
-          <w:lang w:eastAsia="en-US"/>
-        </w:rPr>
-        <w:t>201</w:t>
-      </w:r>
-      <w:r>
-        <w:rPr>
-          <w:rFonts w:ascii="LM Roman 10" w:eastAsia="Calibri" w:hAnsi="LM Roman 10" w:cs="Arial"/>
-          <w:sz w:val="22"/>
-          <w:szCs w:val="22"/>
-          <w:lang w:eastAsia="en-US"/>
-        </w:rPr>
-        <w:t>8</w:t>
-      </w:r>
-      <w:r>
-        <w:rPr>
-          <w:rFonts w:ascii="LM Roman 10" w:eastAsia="Calibri" w:hAnsi="LM Roman 10" w:cs="Arial"/>
-          <w:sz w:val="22"/>
-          <w:szCs w:val="22"/>
-          <w:lang w:eastAsia="en-US"/>
-        </w:rPr>
-        <w:t xml:space="preserve"> – </w:t>
-      </w:r>
-      <w:r>
-        <w:rPr>
-          <w:rFonts w:ascii="LM Roman 10" w:eastAsia="Calibri" w:hAnsi="LM Roman 10" w:cs="Arial"/>
-          <w:sz w:val="22"/>
-          <w:szCs w:val="22"/>
-          <w:lang w:eastAsia="en-US"/>
-        </w:rPr>
-        <w:t>07</w:t>
-      </w:r>
-      <w:r>
-        <w:rPr>
-          <w:rFonts w:ascii="LM Roman 10" w:eastAsia="Calibri" w:hAnsi="LM Roman 10" w:cs="Arial"/>
-          <w:sz w:val="22"/>
-          <w:szCs w:val="22"/>
-          <w:lang w:eastAsia="en-US"/>
-        </w:rPr>
-        <w:t>/2019</w:t>
-      </w:r>
-      <w:r>
-        <w:rPr>
-          <w:rFonts w:ascii="LM Roman 10" w:eastAsia="Calibri" w:hAnsi="LM Roman 10" w:cs="Arial"/>
-          <w:sz w:val="22"/>
-          <w:szCs w:val="22"/>
-          <w:lang w:eastAsia="en-US"/>
-        </w:rPr>
-        <w:tab/>
-        <w:t>Supervision of research intern (</w:t>
-      </w:r>
-      <w:r>
-        <w:rPr>
-          <w:rFonts w:ascii="LM Roman 10" w:eastAsia="Calibri" w:hAnsi="LM Roman 10" w:cs="Arial"/>
-          <w:i/>
-          <w:iCs/>
-          <w:sz w:val="22"/>
-          <w:szCs w:val="22"/>
-          <w:lang w:eastAsia="en-US"/>
-        </w:rPr>
-        <w:t>University of Sussex, United Kingdom</w:t>
-      </w:r>
-      <w:r>
-        <w:rPr>
-          <w:rFonts w:ascii="LM Roman 10" w:eastAsia="Calibri" w:hAnsi="LM Roman 10" w:cs="Arial"/>
-          <w:sz w:val="22"/>
-          <w:szCs w:val="22"/>
-          <w:lang w:eastAsia="en-US"/>
-        </w:rPr>
-        <w:t>)</w:t>
-      </w:r>
-      <w:r>
-        <w:rPr>
-          <w:rFonts w:ascii="LM Roman 10" w:eastAsia="Calibri" w:hAnsi="LM Roman 10" w:cs="Arial"/>
-          <w:sz w:val="22"/>
-          <w:szCs w:val="22"/>
-          <w:lang w:eastAsia="en-US"/>
-        </w:rPr>
-        <w:t>, including experiment design and piloting, data collection and analysis, and presentation of results and conclusions.</w:t>
-      </w:r>
-    </w:p>
-    <w:p>
-      <w:pPr>
-        <w:autoSpaceDE w:val="0"/>
-        <w:autoSpaceDN w:val="0"/>
-        <w:adjustRightInd w:val="0"/>
-        <w:spacing w:before="240"/>
-        <w:rPr>
-          <w:rFonts w:ascii="LM Roman 10" w:eastAsia="Calibri" w:hAnsi="LM Roman 10" w:cs="Arial"/>
-          <w:iCs/>
-          <w:sz w:val="22"/>
-          <w:szCs w:val="22"/>
-          <w:lang w:eastAsia="en-US"/>
-        </w:rPr>
-      </w:pPr>
-      <w:r>
-        <w:rPr>
-          <w:rFonts w:ascii="LM Roman 10" w:eastAsia="Calibri" w:hAnsi="LM Roman 10" w:cs="Arial"/>
-          <w:sz w:val="22"/>
-          <w:szCs w:val="22"/>
-          <w:lang w:eastAsia="en-US"/>
-        </w:rPr>
-        <w:t>2019 - 2021</w:t>
-      </w:r>
-      <w:r>
-        <w:rPr>
-          <w:rFonts w:ascii="LM Roman 10" w:eastAsia="Calibri" w:hAnsi="LM Roman 10" w:cs="Arial"/>
-          <w:i/>
-          <w:sz w:val="22"/>
-          <w:szCs w:val="22"/>
-          <w:lang w:eastAsia="en-US"/>
-        </w:rPr>
-        <w:t xml:space="preserve"> </w:t>
-      </w:r>
-      <w:r>
-        <w:rPr>
-          <w:rFonts w:ascii="LM Roman 10" w:eastAsia="Calibri" w:hAnsi="LM Roman 10" w:cs="Arial"/>
-          <w:i/>
-          <w:sz w:val="22"/>
-          <w:szCs w:val="22"/>
-          <w:lang w:eastAsia="en-US"/>
-        </w:rPr>
-        <w:tab/>
-      </w:r>
-      <w:r>
-        <w:rPr>
-          <w:rFonts w:ascii="LM Roman 10" w:eastAsia="Calibri" w:hAnsi="LM Roman 10" w:cs="Arial"/>
-          <w:i/>
-          <w:sz w:val="22"/>
-          <w:szCs w:val="22"/>
-          <w:lang w:eastAsia="en-US"/>
-        </w:rPr>
-        <w:tab/>
-      </w:r>
-      <w:r>
-        <w:rPr>
-          <w:rFonts w:ascii="LM Roman 10" w:eastAsia="Calibri" w:hAnsi="LM Roman 10" w:cs="Arial"/>
-          <w:iCs/>
-          <w:sz w:val="22"/>
-          <w:szCs w:val="22"/>
-          <w:lang w:eastAsia="en-US"/>
-        </w:rPr>
-        <w:t xml:space="preserve">Committee member in University of Sussex Archery </w:t>
-      </w:r>
-      <w:proofErr w:type="gramStart"/>
-      <w:r>
-        <w:rPr>
-          <w:rFonts w:ascii="LM Roman 10" w:eastAsia="Calibri" w:hAnsi="LM Roman 10" w:cs="Arial"/>
-          <w:iCs/>
-          <w:sz w:val="22"/>
-          <w:szCs w:val="22"/>
-          <w:lang w:eastAsia="en-US"/>
-        </w:rPr>
-        <w:t>Club;</w:t>
-      </w:r>
-      <w:proofErr w:type="gramEnd"/>
-      <w:r>
-        <w:rPr>
-          <w:rFonts w:ascii="LM Roman 10" w:eastAsia="Calibri" w:hAnsi="LM Roman 10" w:cs="Arial"/>
-          <w:iCs/>
-          <w:sz w:val="22"/>
-          <w:szCs w:val="22"/>
-          <w:lang w:eastAsia="en-US"/>
-        </w:rPr>
-        <w:t xml:space="preserve"> </w:t>
-      </w:r>
-    </w:p>
-    <w:p>
-      <w:pPr>
-        <w:autoSpaceDE w:val="0"/>
-        <w:autoSpaceDN w:val="0"/>
-        <w:adjustRightInd w:val="0"/>
-        <w:ind w:left="1440" w:firstLine="720"/>
-        <w:rPr>
-          <w:rFonts w:ascii="LM Roman 10" w:eastAsia="Calibri" w:hAnsi="LM Roman 10" w:cs="Arial"/>
-          <w:iCs/>
-          <w:sz w:val="22"/>
-          <w:szCs w:val="22"/>
-          <w:lang w:eastAsia="en-US"/>
-        </w:rPr>
-      </w:pPr>
-      <w:r>
-        <w:rPr>
-          <w:rFonts w:ascii="LM Roman 10" w:eastAsia="Calibri" w:hAnsi="LM Roman 10" w:cs="Arial"/>
-          <w:iCs/>
-          <w:sz w:val="22"/>
-          <w:szCs w:val="22"/>
-          <w:lang w:eastAsia="en-US"/>
-        </w:rPr>
-        <w:t>Competitions officer</w:t>
-      </w:r>
-    </w:p>
-    <w:p>
-      <w:pPr>
-        <w:autoSpaceDE w:val="0"/>
-        <w:autoSpaceDN w:val="0"/>
-        <w:adjustRightInd w:val="0"/>
-        <w:rPr>
-          <w:rFonts w:ascii="LM Roman 10" w:eastAsia="Calibri" w:hAnsi="LM Roman 10" w:cs="Arial"/>
+          <w:rFonts w:ascii="DM Sans" w:eastAsia="Calibri" w:hAnsi="DM Sans" w:cs="Arial"/>
           <w:sz w:val="22"/>
           <w:szCs w:val="22"/>
           <w:lang w:eastAsia="en-US"/>
@@ -6348,6 +6411,7 @@
   <w:style w:type="character" w:default="1" w:styleId="DefaultParagraphFont">
     <w:name w:val="Default Paragraph Font"/>
     <w:uiPriority w:val="1"/>
+    <w:semiHidden/>
     <w:unhideWhenUsed/>
   </w:style>
   <w:style w:type="table" w:default="1" w:styleId="TableNormal">

--- a/files/dennis_larsson_cv.docx
+++ b/files/dennis_larsson_cv.docx
@@ -270,7 +270,6 @@
         </w:rPr>
         <w:tab/>
       </w:r>
-      <w:proofErr w:type="gramStart"/>
       <w:r>
         <w:rPr>
           <w:rFonts w:ascii="DM Sans" w:hAnsi="DM Sans" w:cs="Arial"/>
@@ -281,7 +280,6 @@
         </w:rPr>
         <w:t>dennis.larsson@uksh.de</w:t>
       </w:r>
-      <w:proofErr w:type="gramEnd"/>
     </w:p>
     <w:p>
       <w:pPr>
@@ -294,6 +292,7 @@
           <w:bCs/>
           <w:sz w:val="20"/>
           <w:szCs w:val="20"/>
+          <w:lang w:val="nl-NL"/>
         </w:rPr>
       </w:pPr>
       <w:r>
@@ -312,6 +311,7 @@
           <w:bCs/>
           <w:sz w:val="20"/>
           <w:szCs w:val="20"/>
+          <w:lang w:val="nl-NL"/>
         </w:rPr>
         <w:t>denniseolarsson.github.io</w:t>
       </w:r>
@@ -335,6 +335,7 @@
           <w:bCs/>
           <w:sz w:val="20"/>
           <w:szCs w:val="20"/>
+          <w:lang w:val="nl-NL"/>
         </w:rPr>
         <w:tab/>
       </w:r>
@@ -1891,27 +1892,7 @@
           <w:szCs w:val="22"/>
           <w:lang w:val="en-GB"/>
         </w:rPr>
-        <w:t xml:space="preserve">euroscience, </w:t>
-      </w:r>
-      <w:proofErr w:type="gramStart"/>
-      <w:r>
-        <w:rPr>
-          <w:rFonts w:ascii="DM Sans" w:eastAsia="Yu Mincho" w:hAnsi="DM Sans"/>
-          <w:sz w:val="22"/>
-          <w:szCs w:val="22"/>
-          <w:lang w:val="en-GB"/>
-        </w:rPr>
-        <w:t>Brighton</w:t>
-      </w:r>
-      <w:proofErr w:type="gramEnd"/>
-      <w:r>
-        <w:rPr>
-          <w:rFonts w:ascii="DM Sans" w:eastAsia="Yu Mincho" w:hAnsi="DM Sans"/>
-          <w:sz w:val="22"/>
-          <w:szCs w:val="22"/>
-          <w:lang w:val="en-GB"/>
-        </w:rPr>
-        <w:t xml:space="preserve"> and Sussex Medical School</w:t>
+        <w:t>euroscience, Brighton and Sussex Medical School</w:t>
       </w:r>
     </w:p>
     <w:p>
@@ -2001,27 +1982,7 @@
           <w:szCs w:val="22"/>
           <w:lang w:val="en-GB"/>
         </w:rPr>
-        <w:t>(</w:t>
-      </w:r>
-      <w:proofErr w:type="gramStart"/>
-      <w:r>
-        <w:rPr>
-          <w:rFonts w:ascii="DM Sans" w:eastAsia="Yu Mincho" w:hAnsi="DM Sans"/>
-          <w:sz w:val="22"/>
-          <w:szCs w:val="22"/>
-          <w:lang w:val="en-GB"/>
-        </w:rPr>
-        <w:t>Master’s</w:t>
-      </w:r>
-      <w:proofErr w:type="gramEnd"/>
-      <w:r>
-        <w:rPr>
-          <w:rFonts w:ascii="DM Sans" w:eastAsia="Yu Mincho" w:hAnsi="DM Sans"/>
-          <w:sz w:val="22"/>
-          <w:szCs w:val="22"/>
-          <w:lang w:val="en-GB"/>
-        </w:rPr>
-        <w:t xml:space="preserve"> Thesis Internship)</w:t>
+        <w:t>(Master’s Thesis Internship)</w:t>
       </w:r>
     </w:p>
     <w:p>
@@ -2709,7 +2670,25 @@
           <w:szCs w:val="22"/>
           <w:lang w:val="en-GB"/>
         </w:rPr>
-        <w:t xml:space="preserve">Applied Psychophysiology and Biofeedback, Consciousness and Cognition, Physiology and </w:t>
+        <w:t xml:space="preserve">Applied Psychophysiology and Biofeedback, </w:t>
+      </w:r>
+      <w:r>
+        <w:rPr>
+          <w:rFonts w:ascii="DM Sans" w:hAnsi="DM Sans" w:cs="Arial"/>
+          <w:sz w:val="22"/>
+          <w:szCs w:val="22"/>
+          <w:lang w:val="en-GB"/>
+        </w:rPr>
+        <w:t xml:space="preserve">BMC Psychology, </w:t>
+      </w:r>
+      <w:r>
+        <w:rPr>
+          <w:rFonts w:ascii="DM Sans" w:hAnsi="DM Sans" w:cs="Arial"/>
+          <w:sz w:val="22"/>
+          <w:szCs w:val="22"/>
+          <w:lang w:val="en-GB"/>
+        </w:rPr>
+        <w:t xml:space="preserve">Consciousness and Cognition, Physiology and </w:t>
       </w:r>
       <w:proofErr w:type="spellStart"/>
       <w:r>
@@ -2748,6 +2727,15 @@
           <w:lang w:val="en-GB"/>
         </w:rPr>
         <w:t>Psychophysiology, Scientific Reports</w:t>
+      </w:r>
+      <w:r>
+        <w:rPr>
+          <w:rFonts w:ascii="DM Sans" w:hAnsi="DM Sans" w:cs="Arial"/>
+          <w:sz w:val="22"/>
+          <w:szCs w:val="22"/>
+          <w:lang w:val="en-GB"/>
+        </w:rPr>
+        <w:t>, Translational Psychiatry</w:t>
       </w:r>
     </w:p>
     <w:p>
@@ -3083,21 +3071,7 @@
         <w:rPr>
           <w:rFonts w:ascii="DM Sans" w:hAnsi="DM Sans" w:cs="Arial"/>
         </w:rPr>
-        <w:t xml:space="preserve">Davies, G., </w:t>
-      </w:r>
-      <w:proofErr w:type="spellStart"/>
-      <w:r>
-        <w:rPr>
-          <w:rFonts w:ascii="DM Sans" w:hAnsi="DM Sans" w:cs="Arial"/>
-        </w:rPr>
-        <w:t>Mckeown</w:t>
-      </w:r>
-      <w:proofErr w:type="spellEnd"/>
-      <w:r>
-        <w:rPr>
-          <w:rFonts w:ascii="DM Sans" w:hAnsi="DM Sans" w:cs="Arial"/>
-        </w:rPr>
-        <w:t xml:space="preserve">, B. L. A., Silva, M., Fielding-Smith, S., Jones, A-M., Hayward, M., Smallwood, J., Critchley, H. D., &amp; Garfinkel, S. N., </w:t>
+        <w:t xml:space="preserve">Davies, G., Mckeown, B. L. A., Silva, M., Fielding-Smith, S., Jones, A-M., Hayward, M., Smallwood, J., Critchley, H. D., &amp; Garfinkel, S. N., </w:t>
       </w:r>
       <w:r>
         <w:rPr>
@@ -3243,19 +3217,11 @@
           <w:rFonts w:ascii="DM Sans" w:hAnsi="DM Sans" w:cs="Arial"/>
         </w:rPr>
       </w:pPr>
-      <w:proofErr w:type="spellStart"/>
-      <w:r>
-        <w:rPr>
-          <w:rFonts w:ascii="DM Sans" w:hAnsi="DM Sans" w:cs="Arial"/>
-        </w:rPr>
-        <w:t>Guterstam</w:t>
-      </w:r>
-      <w:proofErr w:type="spellEnd"/>
-      <w:r>
-        <w:rPr>
-          <w:rFonts w:ascii="DM Sans" w:hAnsi="DM Sans" w:cs="Arial"/>
-        </w:rPr>
-        <w:t xml:space="preserve">, A., </w:t>
+      <w:r>
+        <w:rPr>
+          <w:rFonts w:ascii="DM Sans" w:hAnsi="DM Sans" w:cs="Arial"/>
+        </w:rPr>
+        <w:t xml:space="preserve">Guterstam, A., </w:t>
       </w:r>
       <w:r>
         <w:rPr>
@@ -3389,23 +3355,13 @@
         </w:rPr>
         <w:t>*</w:t>
       </w:r>
-      <w:proofErr w:type="gramStart"/>
       <w:r>
         <w:rPr>
           <w:rFonts w:ascii="DM Sans" w:hAnsi="DM Sans" w:cs="Arial"/>
           <w:sz w:val="18"/>
           <w:szCs w:val="18"/>
         </w:rPr>
-        <w:t>shared</w:t>
-      </w:r>
-      <w:proofErr w:type="gramEnd"/>
-      <w:r>
-        <w:rPr>
-          <w:rFonts w:ascii="DM Sans" w:hAnsi="DM Sans" w:cs="Arial"/>
-          <w:sz w:val="18"/>
-          <w:szCs w:val="18"/>
-        </w:rPr>
-        <w:t xml:space="preserve"> first authorship</w:t>
+        <w:t>shared first authorship</w:t>
       </w:r>
     </w:p>
     <w:p>
@@ -3460,19 +3416,11 @@
           <w:rFonts w:ascii="DM Sans" w:hAnsi="DM Sans" w:cs="Arial"/>
         </w:rPr>
       </w:pPr>
-      <w:proofErr w:type="spellStart"/>
-      <w:r>
-        <w:rPr>
-          <w:rFonts w:ascii="DM Sans" w:hAnsi="DM Sans" w:cs="Arial"/>
-        </w:rPr>
-        <w:t>Guterstam</w:t>
-      </w:r>
-      <w:proofErr w:type="spellEnd"/>
-      <w:r>
-        <w:rPr>
-          <w:rFonts w:ascii="DM Sans" w:hAnsi="DM Sans" w:cs="Arial"/>
-        </w:rPr>
-        <w:t xml:space="preserve">, A., </w:t>
+      <w:r>
+        <w:rPr>
+          <w:rFonts w:ascii="DM Sans" w:hAnsi="DM Sans" w:cs="Arial"/>
+        </w:rPr>
+        <w:t xml:space="preserve">Guterstam, A., </w:t>
       </w:r>
       <w:r>
         <w:rPr>
@@ -3930,27 +3878,7 @@
           <w:lang w:eastAsia="en-US"/>
         </w:rPr>
         <w:tab/>
-        <w:t xml:space="preserve">Co-organizer of Annual Leverhulme </w:t>
-      </w:r>
-      <w:proofErr w:type="gramStart"/>
-      <w:r>
-        <w:rPr>
-          <w:rFonts w:ascii="DM Sans" w:eastAsia="Calibri" w:hAnsi="DM Sans" w:cs="Arial"/>
-          <w:sz w:val="22"/>
-          <w:szCs w:val="22"/>
-          <w:lang w:eastAsia="en-US"/>
-        </w:rPr>
-        <w:t>Conference;</w:t>
-      </w:r>
-      <w:proofErr w:type="gramEnd"/>
-      <w:r>
-        <w:rPr>
-          <w:rFonts w:ascii="DM Sans" w:eastAsia="Calibri" w:hAnsi="DM Sans" w:cs="Arial"/>
-          <w:sz w:val="22"/>
-          <w:szCs w:val="22"/>
-          <w:lang w:eastAsia="en-US"/>
-        </w:rPr>
-        <w:t xml:space="preserve"> </w:t>
+        <w:t xml:space="preserve">Co-organizer of Annual Leverhulme Conference; </w:t>
       </w:r>
     </w:p>
     <w:p>
@@ -4038,29 +3966,7 @@
           <w:szCs w:val="22"/>
           <w:lang w:eastAsia="en-US"/>
         </w:rPr>
-        <w:t xml:space="preserve">Committee member in University of Sussex Archery </w:t>
-      </w:r>
-      <w:proofErr w:type="gramStart"/>
-      <w:r>
-        <w:rPr>
-          <w:rFonts w:ascii="DM Sans" w:eastAsia="Calibri" w:hAnsi="DM Sans" w:cs="Arial"/>
-          <w:iCs/>
-          <w:sz w:val="22"/>
-          <w:szCs w:val="22"/>
-          <w:lang w:eastAsia="en-US"/>
-        </w:rPr>
-        <w:t>Club;</w:t>
-      </w:r>
-      <w:proofErr w:type="gramEnd"/>
-      <w:r>
-        <w:rPr>
-          <w:rFonts w:ascii="DM Sans" w:eastAsia="Calibri" w:hAnsi="DM Sans" w:cs="Arial"/>
-          <w:iCs/>
-          <w:sz w:val="22"/>
-          <w:szCs w:val="22"/>
-          <w:lang w:eastAsia="en-US"/>
-        </w:rPr>
-        <w:t xml:space="preserve"> </w:t>
+        <w:t xml:space="preserve">Committee member in University of Sussex Archery Club; </w:t>
       </w:r>
     </w:p>
     <w:p>
